--- a/Rapid Cortex Internal Docs/Contract_legal stuff/Rapid Cortex Equity Offer Letter.docx
+++ b/Rapid Cortex Internal Docs/Contract_legal stuff/Rapid Cortex Equity Offer Letter.docx
@@ -1,6 +1,6 @@
 
 <file path=word/document.xml><?xml version="1.0" encoding="utf-8"?>
-<w:document xmlns:wpc="http://schemas.microsoft.com/office/word/2010/wordprocessingCanvas" xmlns:cx="http://schemas.microsoft.com/office/drawing/2014/chartex" xmlns:cx1="http://schemas.microsoft.com/office/drawing/2015/9/8/chartex" xmlns:cx2="http://schemas.microsoft.com/office/drawing/2015/10/21/chartex" xmlns:cx3="http://schemas.microsoft.com/office/drawing/2016/5/9/chartex" xmlns:cx4="http://schemas.microsoft.com/office/drawing/2016/5/10/chartex" xmlns:cx5="http://schemas.microsoft.com/office/drawing/2016/5/11/chartex" xmlns:cx6="http://schemas.microsoft.com/office/drawing/2016/5/12/chartex" xmlns:cx7="http://schemas.microsoft.com/office/drawing/2016/5/13/chartex" xmlns:cx8="http://schemas.microsoft.com/office/drawing/2016/5/14/chartex" xmlns:mc="http://schemas.openxmlformats.org/markup-compatibility/2006" xmlns:aink="http://schemas.microsoft.com/office/drawing/2016/ink" xmlns:am3d="http://schemas.microsoft.com/office/drawing/2017/model3d" xmlns:o="urn:schemas-microsoft-com:office:office" xmlns:oel="http://schemas.microsoft.com/office/2019/extlst" xmlns:r="http://schemas.openxmlformats.org/officeDocument/2006/relationships" xmlns:m="http://schemas.openxmlformats.org/officeDocument/2006/math" xmlns:v="urn:schemas-microsoft-com:vml" xmlns:wp14="http://schemas.microsoft.com/office/word/2010/wordprocessingDrawing" xmlns:wp="http://schemas.openxmlformats.org/drawingml/2006/wordprocessingDrawing" xmlns:w10="urn:schemas-microsoft-com:office:word" xmlns:w="http://schemas.openxmlformats.org/wordprocessingml/2006/main" xmlns:w14="http://schemas.microsoft.com/office/word/2010/wordml" xmlns:w15="http://schemas.microsoft.com/office/word/2012/wordml" xmlns:w16cex="http://schemas.microsoft.com/office/word/2018/wordml/cex" xmlns:w16cid="http://schemas.microsoft.com/office/word/2016/wordml/cid" xmlns:w16="http://schemas.microsoft.com/office/word/2018/wordml" xmlns:w16du="http://schemas.microsoft.com/office/word/2023/wordml/word16du" xmlns:w16sdtdh="http://schemas.microsoft.com/office/word/2020/wordml/sdtdatahash" xmlns:w16sdtfl="http://schemas.microsoft.com/office/word/2024/wordml/sdtformatlock" xmlns:w16se="http://schemas.microsoft.com/office/word/2015/wordml/symex" xmlns:wpg="http://schemas.microsoft.com/office/word/2010/wordprocessingGroup" xmlns:wpi="http://schemas.microsoft.com/office/word/2010/wordprocessingInk" xmlns:wne="http://schemas.microsoft.com/office/word/2006/wordml" xmlns:wps="http://schemas.microsoft.com/office/word/2010/wordprocessingShape" mc:Ignorable="w14 w15 w16se w16cid w16 w16cex w16sdtdh w16sdtfl w16du wp14">
+<w:document xmlns:wpc="http://schemas.microsoft.com/office/word/2010/wordprocessingCanvas" xmlns:cx="http://schemas.microsoft.com/office/drawing/2014/chartex" xmlns:cx1="http://schemas.microsoft.com/office/drawing/2015/9/8/chartex" xmlns:cx2="http://schemas.microsoft.com/office/drawing/2015/10/21/chartex" xmlns:cx3="http://schemas.microsoft.com/office/drawing/2016/5/9/chartex" xmlns:cx4="http://schemas.microsoft.com/office/drawing/2016/5/10/chartex" xmlns:cx5="http://schemas.microsoft.com/office/drawing/2016/5/11/chartex" xmlns:cx6="http://schemas.microsoft.com/office/drawing/2016/5/12/chartex" xmlns:cx7="http://schemas.microsoft.com/office/drawing/2016/5/13/chartex" xmlns:cx8="http://schemas.microsoft.com/office/drawing/2016/5/14/chartex" xmlns:mc="http://schemas.openxmlformats.org/markup-compatibility/2006" xmlns:m="http://schemas.openxmlformats.org/officeDocument/2006/math" xmlns:aink="http://schemas.microsoft.com/office/drawing/2016/ink" xmlns:am3d="http://schemas.microsoft.com/office/drawing/2017/model3d" xmlns:oel="http://schemas.microsoft.com/office/2019/extlst" xmlns:r="http://schemas.openxmlformats.org/officeDocument/2006/relationships" xmlns:wp14="http://schemas.microsoft.com/office/word/2010/wordprocessingDrawing" xmlns:wp="http://schemas.openxmlformats.org/drawingml/2006/wordprocessingDrawing" xmlns:wpg="http://schemas.microsoft.com/office/word/2010/wordprocessingGroup" xmlns:wpi="http://schemas.microsoft.com/office/word/2010/wordprocessingInk" xmlns:wps="http://schemas.microsoft.com/office/word/2010/wordprocessingShape" xmlns:o="urn:schemas-microsoft-com:office:office" xmlns:v="urn:schemas-microsoft-com:vml" xmlns:w10="urn:schemas-microsoft-com:office:word" xmlns:w="http://schemas.openxmlformats.org/wordprocessingml/2006/main" xmlns:w14="http://schemas.microsoft.com/office/word/2010/wordml" xmlns:w15="http://schemas.microsoft.com/office/word/2012/wordml" xmlns:w16cex="http://schemas.microsoft.com/office/word/2018/wordml/cex" xmlns:w16cid="http://schemas.microsoft.com/office/word/2016/wordml/cid" xmlns:w16="http://schemas.microsoft.com/office/word/2018/wordml" xmlns:w16sdtdh="http://schemas.microsoft.com/office/word/2020/wordml/sdtdatahash" xmlns:w16sdtfl="http://schemas.microsoft.com/office/word/2024/wordml/sdtformatlock" xmlns:w16se="http://schemas.microsoft.com/office/word/2015/wordml/symex" xmlns:w16du="http://schemas.microsoft.com/office/word/2023/wordml/word16du" xmlns:wne="http://schemas.microsoft.com/office/word/2006/wordml" mc:Ignorable="w14 w15 w16se w16cid w16 w16cex w16sdtdh w16sdtfl w16du wp14">
   <w:body>
     <w:p>
       <w:pPr>
@@ -135,113 +135,6 @@
         <w:t xml:space="preserve"> and should reflect the advisor's active contribution, network value, and advisory lane</w:t>
       </w:r>
     </w:p>
-    <w:tbl>
-      <w:tblPr>
-        <w:tblStyle w:val="Normal"/>
-        <w:tblW w:w="10345" w:type="dxa"/>
-        <w:tblBorders>
-          <w:top w:val="single" w:sz="4" w:space="0" w:color="auto"/>
-          <w:left w:val="single" w:sz="4" w:space="0" w:color="auto"/>
-          <w:bottom w:val="single" w:sz="4" w:space="0" w:color="auto"/>
-          <w:right w:val="single" w:sz="4" w:space="0" w:color="auto"/>
-          <w:insideH w:val="single" w:sz="4" w:space="0" w:color="auto"/>
-          <w:insideV w:val="single" w:sz="4" w:space="0" w:color="auto"/>
-        </w:tblBorders>
-        <w:tblCellMar>
-          <w:left w:w="10" w:type="dxa"/>
-          <w:right w:w="10" w:type="dxa"/>
-        </w:tblCellMar>
-        <w:tblLook w:val="04A0" w:firstRow="1" w:lastRow="0" w:firstColumn="1" w:lastColumn="0" w:noHBand="0" w:noVBand="1"/>
-      </w:tblPr>
-      <w:tblGrid>
-        <w:gridCol w:w="2200"/>
-        <w:gridCol w:w="1400"/>
-        <w:gridCol w:w="6745"/>
-      </w:tblGrid>
-      <w:tr>
-        <w:tc>
-          <w:tcPr>
-            <w:tcW w:w="2200" w:type="dxa"/>
-            <w:shd w:val="clear" w:color="auto" w:fill="0F3460"/>
-            <w:tcMar>
-              <w:top w:w="80" w:type="dxa"/>
-              <w:left w:w="120" w:type="dxa"/>
-              <w:bottom w:w="80" w:type="dxa"/>
-              <w:right w:w="120" w:type="dxa"/>
-            </w:tcMar>
-          </w:tcPr>
-          <w:p>
-            <w:pPr>
-              <w:jc w:val="center"/>
-            </w:pPr>
-            <w:r>
-              <w:rPr>
-                <w:b/>
-                <w:bCs/>
-                <w:color w:val="FFFFFF"/>
-                <w:sz w:val="18"/>
-                <w:szCs w:val="18"/>
-              </w:rPr>
-              <w:t>Name</w:t>
-            </w:r>
-          </w:p>
-        </w:tc>
-        <w:tc>
-          <w:tcPr>
-            <w:tcW w:w="1400" w:type="dxa"/>
-            <w:shd w:val="clear" w:color="auto" w:fill="0F3460"/>
-            <w:tcMar>
-              <w:top w:w="80" w:type="dxa"/>
-              <w:left w:w="120" w:type="dxa"/>
-              <w:bottom w:w="80" w:type="dxa"/>
-              <w:right w:w="120" w:type="dxa"/>
-            </w:tcMar>
-          </w:tcPr>
-          <w:p>
-            <w:pPr>
-              <w:jc w:val="center"/>
-            </w:pPr>
-            <w:r>
-              <w:rPr>
-                <w:b/>
-                <w:bCs/>
-                <w:color w:val="FFFFFF"/>
-                <w:sz w:val="18"/>
-                <w:szCs w:val="18"/>
-              </w:rPr>
-              <w:t>Role</w:t>
-            </w:r>
-          </w:p>
-        </w:tc>
-        <w:tc>
-          <w:tcPr>
-            <w:tcW w:w="6745" w:type="dxa"/>
-            <w:shd w:val="clear" w:color="auto" w:fill="0F3460"/>
-            <w:tcMar>
-              <w:top w:w="80" w:type="dxa"/>
-              <w:left w:w="120" w:type="dxa"/>
-              <w:bottom w:w="80" w:type="dxa"/>
-              <w:right w:w="120" w:type="dxa"/>
-            </w:tcMar>
-          </w:tcPr>
-          <w:p>
-            <w:pPr>
-              <w:jc w:val="center"/>
-            </w:pPr>
-            <w:r>
-              <w:rPr>
-                <w:b/>
-                <w:bCs/>
-                <w:color w:val="FFFFFF"/>
-                <w:sz w:val="18"/>
-                <w:szCs w:val="18"/>
-              </w:rPr>
-              <w:t>Summary</w:t>
-            </w:r>
-          </w:p>
-        </w:tc>
-      </w:tr>
-    </w:tbl>
     <w:tbl>
       <w:tblPr>
         <w:tblW w:w="10345" w:type="dxa"/>
@@ -261,16 +154,95 @@
       </w:tblPr>
       <w:tblGrid>
         <w:gridCol w:w="2200"/>
-        <w:gridCol w:w="1935"/>
+        <w:gridCol w:w="1400"/>
+        <w:gridCol w:w="535"/>
         <w:gridCol w:w="6210"/>
       </w:tblGrid>
       <w:tr>
-        <w:tblPrEx>
-          <w:tblCellMar>
-            <w:top w:w="0" w:type="dxa"/>
-            <w:bottom w:w="0" w:type="dxa"/>
-          </w:tblCellMar>
-        </w:tblPrEx>
+        <w:tc>
+          <w:tcPr>
+            <w:tcW w:w="2200" w:type="dxa"/>
+            <w:shd w:val="clear" w:color="auto" w:fill="0F3460"/>
+            <w:tcMar>
+              <w:top w:w="80" w:type="dxa"/>
+              <w:left w:w="120" w:type="dxa"/>
+              <w:bottom w:w="80" w:type="dxa"/>
+              <w:right w:w="120" w:type="dxa"/>
+            </w:tcMar>
+          </w:tcPr>
+          <w:p>
+            <w:pPr>
+              <w:jc w:val="center"/>
+            </w:pPr>
+            <w:r>
+              <w:rPr>
+                <w:b/>
+                <w:bCs/>
+                <w:color w:val="FFFFFF"/>
+                <w:sz w:val="18"/>
+                <w:szCs w:val="18"/>
+              </w:rPr>
+              <w:t>Name</w:t>
+            </w:r>
+          </w:p>
+        </w:tc>
+        <w:tc>
+          <w:tcPr>
+            <w:tcW w:w="1400" w:type="dxa"/>
+            <w:shd w:val="clear" w:color="auto" w:fill="0F3460"/>
+            <w:tcMar>
+              <w:top w:w="80" w:type="dxa"/>
+              <w:left w:w="120" w:type="dxa"/>
+              <w:bottom w:w="80" w:type="dxa"/>
+              <w:right w:w="120" w:type="dxa"/>
+            </w:tcMar>
+          </w:tcPr>
+          <w:p>
+            <w:pPr>
+              <w:jc w:val="center"/>
+            </w:pPr>
+            <w:r>
+              <w:rPr>
+                <w:b/>
+                <w:bCs/>
+                <w:color w:val="FFFFFF"/>
+                <w:sz w:val="18"/>
+                <w:szCs w:val="18"/>
+              </w:rPr>
+              <w:t>Role</w:t>
+            </w:r>
+          </w:p>
+        </w:tc>
+        <w:tc>
+          <w:tcPr>
+            <w:tcW w:w="6745" w:type="dxa"/>
+            <w:gridSpan w:val="2"/>
+            <w:shd w:val="clear" w:color="auto" w:fill="0F3460"/>
+            <w:tcMar>
+              <w:top w:w="80" w:type="dxa"/>
+              <w:left w:w="120" w:type="dxa"/>
+              <w:bottom w:w="80" w:type="dxa"/>
+              <w:right w:w="120" w:type="dxa"/>
+            </w:tcMar>
+          </w:tcPr>
+          <w:p>
+            <w:pPr>
+              <w:jc w:val="center"/>
+            </w:pPr>
+            <w:r>
+              <w:rPr>
+                <w:b/>
+                <w:bCs/>
+                <w:color w:val="FFFFFF"/>
+                <w:sz w:val="18"/>
+                <w:szCs w:val="18"/>
+              </w:rPr>
+              <w:t>Summary</w:t>
+            </w:r>
+          </w:p>
+        </w:tc>
+      </w:tr>
+      <w:tr>
         <w:tc>
           <w:tcPr>
             <w:tcW w:w="2200" w:type="dxa"/>
@@ -302,6 +274,7 @@
         <w:tc>
           <w:tcPr>
             <w:tcW w:w="1935" w:type="dxa"/>
+            <w:gridSpan w:val="2"/>
             <w:shd w:val="clear" w:color="auto" w:fill="FFFFFF"/>
             <w:tcMar>
               <w:top w:w="80" w:type="dxa"/>
@@ -358,12 +331,6 @@
         </w:tc>
       </w:tr>
       <w:tr>
-        <w:tblPrEx>
-          <w:tblCellMar>
-            <w:top w:w="0" w:type="dxa"/>
-            <w:bottom w:w="0" w:type="dxa"/>
-          </w:tblCellMar>
-        </w:tblPrEx>
         <w:tc>
           <w:tcPr>
             <w:tcW w:w="2200" w:type="dxa"/>
@@ -395,6 +362,7 @@
         <w:tc>
           <w:tcPr>
             <w:tcW w:w="1935" w:type="dxa"/>
+            <w:gridSpan w:val="2"/>
             <w:shd w:val="clear" w:color="auto" w:fill="F5F5F5"/>
             <w:tcMar>
               <w:top w:w="80" w:type="dxa"/>
@@ -445,23 +413,7 @@
                 <w:sz w:val="18"/>
                 <w:szCs w:val="18"/>
               </w:rPr>
-              <w:t>Own and execute Rapid Cortex's marketing strategy across all channels and product lines</w:t>
-            </w:r>
-            <w:r>
-              <w:rPr>
-                <w:color w:val="1A1A1A"/>
-                <w:sz w:val="18"/>
-                <w:szCs w:val="18"/>
-              </w:rPr>
-              <w:t xml:space="preserve">: </w:t>
-            </w:r>
-            <w:r>
-              <w:rPr>
-                <w:color w:val="1A1A1A"/>
-                <w:sz w:val="18"/>
-                <w:szCs w:val="18"/>
-              </w:rPr>
-              <w:t>Core, Campus, Venue, and Connect</w:t>
+              <w:t>Own and execute Rapid Cortex's marketing strategy across all channels and product lines: Core, Campus, Venue, and Connect</w:t>
             </w:r>
           </w:p>
         </w:tc>
@@ -510,12 +462,6 @@
         <w:gridCol w:w="6750"/>
       </w:tblGrid>
       <w:tr>
-        <w:tblPrEx>
-          <w:tblCellMar>
-            <w:top w:w="0" w:type="dxa"/>
-            <w:bottom w:w="0" w:type="dxa"/>
-          </w:tblCellMar>
-        </w:tblPrEx>
         <w:tc>
           <w:tcPr>
             <w:tcW w:w="2065" w:type="dxa"/>
@@ -599,12 +545,6 @@
         </w:tc>
       </w:tr>
       <w:tr>
-        <w:tblPrEx>
-          <w:tblCellMar>
-            <w:top w:w="0" w:type="dxa"/>
-            <w:bottom w:w="0" w:type="dxa"/>
-          </w:tblCellMar>
-        </w:tblPrEx>
         <w:tc>
           <w:tcPr>
             <w:tcW w:w="2065" w:type="dxa"/>
@@ -691,12 +631,6 @@
         </w:tc>
       </w:tr>
       <w:tr>
-        <w:tblPrEx>
-          <w:tblCellMar>
-            <w:top w:w="0" w:type="dxa"/>
-            <w:bottom w:w="0" w:type="dxa"/>
-          </w:tblCellMar>
-        </w:tblPrEx>
         <w:tc>
           <w:tcPr>
             <w:tcW w:w="2065" w:type="dxa"/>
@@ -794,12 +728,6 @@
         </w:tc>
       </w:tr>
       <w:tr>
-        <w:tblPrEx>
-          <w:tblCellMar>
-            <w:top w:w="0" w:type="dxa"/>
-            <w:bottom w:w="0" w:type="dxa"/>
-          </w:tblCellMar>
-        </w:tblPrEx>
         <w:tc>
           <w:tcPr>
             <w:tcW w:w="2065" w:type="dxa"/>
@@ -897,12 +825,6 @@
         </w:tc>
       </w:tr>
       <w:tr>
-        <w:tblPrEx>
-          <w:tblCellMar>
-            <w:top w:w="0" w:type="dxa"/>
-            <w:bottom w:w="0" w:type="dxa"/>
-          </w:tblCellMar>
-        </w:tblPrEx>
         <w:tc>
           <w:tcPr>
             <w:tcW w:w="2065" w:type="dxa"/>
@@ -990,12 +912,6 @@
         </w:tc>
       </w:tr>
       <w:tr>
-        <w:tblPrEx>
-          <w:tblCellMar>
-            <w:top w:w="0" w:type="dxa"/>
-            <w:bottom w:w="0" w:type="dxa"/>
-          </w:tblCellMar>
-        </w:tblPrEx>
         <w:tc>
           <w:tcPr>
             <w:tcW w:w="2065" w:type="dxa"/>
@@ -1267,11 +1183,6 @@
     </w:p>
     <w:p>
       <w:pPr>
-        <w:spacing w:after="80"/>
-      </w:pPr>
-    </w:p>
-    <w:p>
-      <w:pPr>
         <w:shd w:val="clear" w:color="auto" w:fill="0F3460"/>
         <w:spacing w:before="200" w:after="80"/>
       </w:pPr>
@@ -1320,11 +1231,6 @@
     </w:p>
     <w:p>
       <w:pPr>
-        <w:spacing w:after="80"/>
-      </w:pPr>
-    </w:p>
-    <w:p>
-      <w:pPr>
         <w:shd w:val="clear" w:color="auto" w:fill="0F3460"/>
         <w:spacing w:before="200" w:after="80"/>
       </w:pPr>
@@ -1447,11 +1353,6 @@
     </w:p>
     <w:p>
       <w:pPr>
-        <w:spacing w:after="80"/>
-      </w:pPr>
-    </w:p>
-    <w:p>
-      <w:pPr>
         <w:spacing w:after="120"/>
       </w:pPr>
       <w:r>
@@ -1460,11 +1361,6 @@
         </w:rPr>
         <w:t>In recognition of your advisory contributions, Rapid Cortex will grant you an equity interest in Apps on Demand LLC as follows:</w:t>
       </w:r>
-    </w:p>
-    <w:p>
-      <w:pPr>
-        <w:spacing w:after="80"/>
-      </w:pPr>
     </w:p>
     <w:tbl>
       <w:tblPr>
@@ -1488,12 +1384,6 @@
         <w:gridCol w:w="6560"/>
       </w:tblGrid>
       <w:tr>
-        <w:tblPrEx>
-          <w:tblCellMar>
-            <w:top w:w="0" w:type="dxa"/>
-            <w:bottom w:w="0" w:type="dxa"/>
-          </w:tblCellMar>
-        </w:tblPrEx>
         <w:tc>
           <w:tcPr>
             <w:tcW w:w="2800" w:type="dxa"/>
@@ -1555,18 +1445,12 @@
                 <w:sz w:val="18"/>
                 <w:szCs w:val="18"/>
               </w:rPr>
-              <w:t>% (membership interest, 12-month cliff, 24-month vest)</w:t>
+              <w:t>% (12-month cliff, 24-month vest)</w:t>
             </w:r>
           </w:p>
         </w:tc>
       </w:tr>
       <w:tr>
-        <w:tblPrEx>
-          <w:tblCellMar>
-            <w:top w:w="0" w:type="dxa"/>
-            <w:bottom w:w="0" w:type="dxa"/>
-          </w:tblCellMar>
-        </w:tblPrEx>
         <w:tc>
           <w:tcPr>
             <w:tcW w:w="2800" w:type="dxa"/>
@@ -1613,12 +1497,6 @@
         </w:tc>
       </w:tr>
       <w:tr>
-        <w:tblPrEx>
-          <w:tblCellMar>
-            <w:top w:w="0" w:type="dxa"/>
-            <w:bottom w:w="0" w:type="dxa"/>
-          </w:tblCellMar>
-        </w:tblPrEx>
         <w:tc>
           <w:tcPr>
             <w:tcW w:w="2800" w:type="dxa"/>
@@ -1665,12 +1543,6 @@
         </w:tc>
       </w:tr>
       <w:tr>
-        <w:tblPrEx>
-          <w:tblCellMar>
-            <w:top w:w="0" w:type="dxa"/>
-            <w:bottom w:w="0" w:type="dxa"/>
-          </w:tblCellMar>
-        </w:tblPrEx>
         <w:tc>
           <w:tcPr>
             <w:tcW w:w="2800" w:type="dxa"/>
@@ -1717,12 +1589,6 @@
         </w:tc>
       </w:tr>
       <w:tr>
-        <w:tblPrEx>
-          <w:tblCellMar>
-            <w:top w:w="0" w:type="dxa"/>
-            <w:bottom w:w="0" w:type="dxa"/>
-          </w:tblCellMar>
-        </w:tblPrEx>
         <w:tc>
           <w:tcPr>
             <w:tcW w:w="2800" w:type="dxa"/>
@@ -1760,10 +1626,11 @@
           <w:p>
             <w:r>
               <w:rPr>
-                <w:sz w:val="18"/>
-                <w:szCs w:val="18"/>
-              </w:rPr>
-              <w:t>LLC membership interest / equity options (to be documented in formal grant agreement)</w:t>
+                <w:color w:val="000000"/>
+                <w:sz w:val="18"/>
+                <w:szCs w:val="18"/>
+              </w:rPr>
+              <w:t>The Company, in consultation with legal and tax advisors, will determine the form of award, which may include a profits interest, restricted membership interest, unit award, option, phantom-equity award, or other equity-equivalent arrangement. The Company will use a structure intended to preserve the agreed economic value, subject to applicable law, tax requirements, and the Company’s Operating Agreement.</w:t>
             </w:r>
           </w:p>
         </w:tc>
@@ -1783,6 +1650,50 @@
           <w:color w:val="1A1A1A"/>
         </w:rPr>
         <w:t>This advisory role is unpaid. The equity grant described above represents your full compensation for advisory services rendered under this agreement.</w:t>
+      </w:r>
+    </w:p>
+    <w:p>
+      <w:pPr>
+        <w:pStyle w:val="NormalWeb"/>
+        <w:spacing w:before="0" w:beforeAutospacing="0" w:after="0" w:afterAutospacing="0"/>
+        <w:contextualSpacing/>
+        <w:rPr>
+          <w:rFonts w:ascii="Arial" w:hAnsi="Arial" w:cs="Arial"/>
+          <w:color w:val="000000"/>
+          <w:sz w:val="20"/>
+          <w:szCs w:val="20"/>
+        </w:rPr>
+      </w:pPr>
+      <w:r>
+        <w:rPr>
+          <w:rFonts w:ascii="Arial" w:hAnsi="Arial" w:cs="Arial"/>
+          <w:b/>
+          <w:bCs/>
+          <w:color w:val="000000"/>
+          <w:sz w:val="20"/>
+          <w:szCs w:val="20"/>
+          <w:u w:val="single"/>
+        </w:rPr>
+        <w:lastRenderedPageBreak/>
+        <w:t>Dilution Statement</w:t>
+      </w:r>
+      <w:r>
+        <w:rPr>
+          <w:rFonts w:ascii="Arial" w:hAnsi="Arial" w:cs="Arial"/>
+          <w:color w:val="000000"/>
+          <w:sz w:val="20"/>
+          <w:szCs w:val="20"/>
+        </w:rPr>
+        <w:br/>
+      </w:r>
+      <w:r>
+        <w:rPr>
+          <w:rFonts w:ascii="Arial" w:hAnsi="Arial" w:cs="Arial"/>
+          <w:color w:val="000000"/>
+          <w:sz w:val="20"/>
+          <w:szCs w:val="20"/>
+        </w:rPr>
+        <w:t>The equity interest is subject to dilution from future issuances of membership interests, profits interests, options, warrants, convertible instruments, equity incentive pools, financings, acquisitions, and other authorized equity transactions.</w:t>
       </w:r>
     </w:p>
     <w:p>
@@ -1868,7 +1779,13 @@
         <w:rPr>
           <w:color w:val="1A1A1A"/>
         </w:rPr>
-        <w:t>Upon termination, unvested equity shall be forfeited. Vested equity is retained.</w:t>
+        <w:t xml:space="preserve">Upon termination, unvested equity shall be forfeited. </w:t>
+      </w:r>
+      <w:r>
+        <w:rPr>
+          <w:color w:val="000000"/>
+        </w:rPr>
+        <w:t>The Company shall have the option, but not the obligation, to repurchase any vested equity interest held by the Recipient at fair market value, or at such other price and on such other terms as permitted by the Operating Agreement and applicable law.</w:t>
       </w:r>
     </w:p>
     <w:p>
@@ -1996,11 +1913,6 @@
     </w:p>
     <w:p>
       <w:pPr>
-        <w:spacing w:after="80"/>
-      </w:pPr>
-    </w:p>
-    <w:p>
-      <w:pPr>
         <w:spacing w:after="120"/>
         <w:rPr>
           <w:b/>
@@ -2035,13 +1947,7 @@
         <w:rPr>
           <w:color w:val="1A1A1A"/>
         </w:rPr>
-        <w:t xml:space="preserve">   </w:t>
-      </w:r>
-      <w:r>
-        <w:rPr>
-          <w:color w:val="1A1A1A"/>
-        </w:rPr>
-        <w:t>Date: ___________________</w:t>
+        <w:t xml:space="preserve">   Date: ___________________</w:t>
       </w:r>
     </w:p>
     <w:p>
@@ -2113,13 +2019,7 @@
         <w:rPr>
           <w:color w:val="1A1A1A"/>
         </w:rPr>
-        <w:t xml:space="preserve">   </w:t>
-      </w:r>
-      <w:r>
-        <w:rPr>
-          <w:color w:val="1A1A1A"/>
-        </w:rPr>
-        <w:t>Date: ___________________</w:t>
+        <w:t xml:space="preserve">   Date: ___________________</w:t>
       </w:r>
     </w:p>
     <w:p>
@@ -2483,11 +2383,6 @@
     </w:p>
     <w:p>
       <w:pPr>
-        <w:spacing w:after="80"/>
-      </w:pPr>
-    </w:p>
-    <w:p>
-      <w:pPr>
         <w:spacing w:after="120"/>
       </w:pPr>
       <w:r>
@@ -2496,11 +2391,6 @@
         </w:rPr>
         <w:t>In recognition of your advisory contributions, Rapid Cortex will grant you an equity interest in Apps on Demand LLC as follows:</w:t>
       </w:r>
-    </w:p>
-    <w:p>
-      <w:pPr>
-        <w:spacing w:after="80"/>
-      </w:pPr>
     </w:p>
     <w:tbl>
       <w:tblPr>
@@ -2524,12 +2414,6 @@
         <w:gridCol w:w="6560"/>
       </w:tblGrid>
       <w:tr>
-        <w:tblPrEx>
-          <w:tblCellMar>
-            <w:top w:w="0" w:type="dxa"/>
-            <w:bottom w:w="0" w:type="dxa"/>
-          </w:tblCellMar>
-        </w:tblPrEx>
         <w:tc>
           <w:tcPr>
             <w:tcW w:w="2800" w:type="dxa"/>
@@ -2577,18 +2461,12 @@
                 <w:sz w:val="18"/>
                 <w:szCs w:val="18"/>
               </w:rPr>
-              <w:t>.5% (to be confirmed; 12-month cliff, 24-month vest)</w:t>
+              <w:t>.5% (12-month cliff, 24-month vest)</w:t>
             </w:r>
           </w:p>
         </w:tc>
       </w:tr>
       <w:tr>
-        <w:tblPrEx>
-          <w:tblCellMar>
-            <w:top w:w="0" w:type="dxa"/>
-            <w:bottom w:w="0" w:type="dxa"/>
-          </w:tblCellMar>
-        </w:tblPrEx>
         <w:tc>
           <w:tcPr>
             <w:tcW w:w="2800" w:type="dxa"/>
@@ -2635,12 +2513,6 @@
         </w:tc>
       </w:tr>
       <w:tr>
-        <w:tblPrEx>
-          <w:tblCellMar>
-            <w:top w:w="0" w:type="dxa"/>
-            <w:bottom w:w="0" w:type="dxa"/>
-          </w:tblCellMar>
-        </w:tblPrEx>
         <w:tc>
           <w:tcPr>
             <w:tcW w:w="2800" w:type="dxa"/>
@@ -2687,12 +2559,6 @@
         </w:tc>
       </w:tr>
       <w:tr>
-        <w:tblPrEx>
-          <w:tblCellMar>
-            <w:top w:w="0" w:type="dxa"/>
-            <w:bottom w:w="0" w:type="dxa"/>
-          </w:tblCellMar>
-        </w:tblPrEx>
         <w:tc>
           <w:tcPr>
             <w:tcW w:w="2800" w:type="dxa"/>
@@ -2739,12 +2605,6 @@
         </w:tc>
       </w:tr>
       <w:tr>
-        <w:tblPrEx>
-          <w:tblCellMar>
-            <w:top w:w="0" w:type="dxa"/>
-            <w:bottom w:w="0" w:type="dxa"/>
-          </w:tblCellMar>
-        </w:tblPrEx>
         <w:tc>
           <w:tcPr>
             <w:tcW w:w="2800" w:type="dxa"/>
@@ -2782,10 +2642,11 @@
           <w:p>
             <w:r>
               <w:rPr>
-                <w:sz w:val="18"/>
-                <w:szCs w:val="18"/>
-              </w:rPr>
-              <w:t>LLC membership interest / equity options (to be documented in formal grant agreement)</w:t>
+                <w:color w:val="000000"/>
+                <w:sz w:val="18"/>
+                <w:szCs w:val="18"/>
+              </w:rPr>
+              <w:t>The Company, in consultation with legal and tax advisors, will determine the form of award, which may include a profits interest, restricted membership interest, unit award, option, phantom-equity award, or other equity-equivalent arrangement. The Company will use a structure intended to preserve the agreed economic value, subject to applicable law, tax requirements, and the Company’s Operating Agreement.</w:t>
             </w:r>
           </w:p>
         </w:tc>
@@ -2806,6 +2667,49 @@
         </w:rPr>
         <w:lastRenderedPageBreak/>
         <w:t>This advisory role is unpaid. The equity grant described above represents your full compensation for advisory services rendered under this agreement.</w:t>
+      </w:r>
+    </w:p>
+    <w:p>
+      <w:pPr>
+        <w:pStyle w:val="NormalWeb"/>
+        <w:spacing w:before="0" w:beforeAutospacing="0" w:after="0" w:afterAutospacing="0"/>
+        <w:contextualSpacing/>
+        <w:rPr>
+          <w:rFonts w:ascii="Arial" w:hAnsi="Arial" w:cs="Arial"/>
+          <w:color w:val="000000"/>
+          <w:sz w:val="20"/>
+          <w:szCs w:val="20"/>
+        </w:rPr>
+      </w:pPr>
+      <w:r>
+        <w:rPr>
+          <w:rFonts w:ascii="Arial" w:hAnsi="Arial" w:cs="Arial"/>
+          <w:b/>
+          <w:bCs/>
+          <w:color w:val="000000"/>
+          <w:sz w:val="20"/>
+          <w:szCs w:val="20"/>
+          <w:u w:val="single"/>
+        </w:rPr>
+        <w:t>Dilution Statement</w:t>
+      </w:r>
+      <w:r>
+        <w:rPr>
+          <w:rFonts w:ascii="Arial" w:hAnsi="Arial" w:cs="Arial"/>
+          <w:color w:val="000000"/>
+          <w:sz w:val="20"/>
+          <w:szCs w:val="20"/>
+        </w:rPr>
+        <w:br/>
+      </w:r>
+      <w:r>
+        <w:rPr>
+          <w:rFonts w:ascii="Arial" w:hAnsi="Arial" w:cs="Arial"/>
+          <w:color w:val="000000"/>
+          <w:sz w:val="20"/>
+          <w:szCs w:val="20"/>
+        </w:rPr>
+        <w:t>The equity interest is subject to dilution from future issuances of membership interests, profits interests, options, warrants, convertible instruments, equity incentive pools, financings, acquisitions, and other authorized equity transactions.</w:t>
       </w:r>
     </w:p>
     <w:p>
@@ -2944,7 +2848,13 @@
         <w:rPr>
           <w:color w:val="1A1A1A"/>
         </w:rPr>
-        <w:t>Upon termination, unvested equity shall be forfeited. Vested equity is retained.</w:t>
+        <w:t xml:space="preserve">Upon termination, unvested equity shall be forfeited. </w:t>
+      </w:r>
+      <w:r>
+        <w:rPr>
+          <w:color w:val="000000"/>
+        </w:rPr>
+        <w:t>The Company shall have the option, but not the obligation, to repurchase any vested equity interest held by the Recipient at fair market value, or at such other price and on such other terms as permitted by the Operating Agreement and applicable law.</w:t>
       </w:r>
     </w:p>
     <w:p>
@@ -3083,11 +2993,6 @@
     </w:p>
     <w:p>
       <w:pPr>
-        <w:spacing w:after="80"/>
-      </w:pPr>
-    </w:p>
-    <w:p>
-      <w:pPr>
         <w:spacing w:after="120"/>
       </w:pPr>
       <w:r>
@@ -3107,13 +3012,7 @@
         <w:rPr>
           <w:color w:val="1A1A1A"/>
         </w:rPr>
-        <w:t xml:space="preserve">  </w:t>
-      </w:r>
-      <w:r>
-        <w:rPr>
-          <w:color w:val="1A1A1A"/>
-        </w:rPr>
-        <w:t>Date</w:t>
+        <w:t xml:space="preserve">  Date</w:t>
       </w:r>
       <w:proofErr w:type="gramEnd"/>
       <w:r>
@@ -3148,11 +3047,6 @@
     </w:p>
     <w:p>
       <w:pPr>
-        <w:spacing w:after="80"/>
-      </w:pPr>
-    </w:p>
-    <w:p>
-      <w:pPr>
         <w:spacing w:after="120"/>
         <w:rPr>
           <w:b/>
@@ -3170,11 +3064,6 @@
     </w:p>
     <w:p>
       <w:pPr>
-        <w:spacing w:after="80"/>
-      </w:pPr>
-    </w:p>
-    <w:p>
-      <w:pPr>
         <w:spacing w:after="120"/>
       </w:pPr>
       <w:r>
@@ -3187,13 +3076,7 @@
         <w:rPr>
           <w:color w:val="1A1A1A"/>
         </w:rPr>
-        <w:t xml:space="preserve"> </w:t>
-      </w:r>
-      <w:r>
-        <w:rPr>
-          <w:color w:val="1A1A1A"/>
-        </w:rPr>
-        <w:t>Date: ___________________</w:t>
+        <w:t xml:space="preserve"> Date: ___________________</w:t>
       </w:r>
     </w:p>
     <w:p>
@@ -3423,11 +3306,6 @@
     </w:p>
     <w:p>
       <w:pPr>
-        <w:spacing w:after="80"/>
-      </w:pPr>
-    </w:p>
-    <w:p>
-      <w:pPr>
         <w:shd w:val="clear" w:color="auto" w:fill="0F3460"/>
         <w:spacing w:before="200" w:after="80"/>
       </w:pPr>
@@ -3441,11 +3319,6 @@
         </w:rPr>
         <w:t xml:space="preserve">  Advisory Lane</w:t>
       </w:r>
-    </w:p>
-    <w:p>
-      <w:pPr>
-        <w:spacing w:after="80"/>
-      </w:pPr>
     </w:p>
     <w:p>
       <w:pPr>
@@ -3644,12 +3517,6 @@
         <w:gridCol w:w="6560"/>
       </w:tblGrid>
       <w:tr>
-        <w:tblPrEx>
-          <w:tblCellMar>
-            <w:top w:w="0" w:type="dxa"/>
-            <w:bottom w:w="0" w:type="dxa"/>
-          </w:tblCellMar>
-        </w:tblPrEx>
         <w:tc>
           <w:tcPr>
             <w:tcW w:w="2800" w:type="dxa"/>
@@ -3711,18 +3578,26 @@
                 <w:sz w:val="18"/>
                 <w:szCs w:val="18"/>
               </w:rPr>
-              <w:t>% (membership interest, 12-month cliff, 24-month vest)</w:t>
+              <w:t xml:space="preserve">% </w:t>
+            </w:r>
+            <w:r>
+              <w:rPr>
+                <w:sz w:val="18"/>
+                <w:szCs w:val="18"/>
+              </w:rPr>
+              <w:t>(</w:t>
+            </w:r>
+            <w:r>
+              <w:rPr>
+                <w:sz w:val="18"/>
+                <w:szCs w:val="18"/>
+              </w:rPr>
+              <w:t>12-month cliff, 24-month vest)</w:t>
             </w:r>
           </w:p>
         </w:tc>
       </w:tr>
       <w:tr>
-        <w:tblPrEx>
-          <w:tblCellMar>
-            <w:top w:w="0" w:type="dxa"/>
-            <w:bottom w:w="0" w:type="dxa"/>
-          </w:tblCellMar>
-        </w:tblPrEx>
         <w:tc>
           <w:tcPr>
             <w:tcW w:w="2800" w:type="dxa"/>
@@ -3769,12 +3644,6 @@
         </w:tc>
       </w:tr>
       <w:tr>
-        <w:tblPrEx>
-          <w:tblCellMar>
-            <w:top w:w="0" w:type="dxa"/>
-            <w:bottom w:w="0" w:type="dxa"/>
-          </w:tblCellMar>
-        </w:tblPrEx>
         <w:tc>
           <w:tcPr>
             <w:tcW w:w="2800" w:type="dxa"/>
@@ -3821,12 +3690,6 @@
         </w:tc>
       </w:tr>
       <w:tr>
-        <w:tblPrEx>
-          <w:tblCellMar>
-            <w:top w:w="0" w:type="dxa"/>
-            <w:bottom w:w="0" w:type="dxa"/>
-          </w:tblCellMar>
-        </w:tblPrEx>
         <w:tc>
           <w:tcPr>
             <w:tcW w:w="2800" w:type="dxa"/>
@@ -3873,12 +3736,6 @@
         </w:tc>
       </w:tr>
       <w:tr>
-        <w:tblPrEx>
-          <w:tblCellMar>
-            <w:top w:w="0" w:type="dxa"/>
-            <w:bottom w:w="0" w:type="dxa"/>
-          </w:tblCellMar>
-        </w:tblPrEx>
         <w:tc>
           <w:tcPr>
             <w:tcW w:w="2800" w:type="dxa"/>
@@ -3916,10 +3773,11 @@
           <w:p>
             <w:r>
               <w:rPr>
-                <w:sz w:val="18"/>
-                <w:szCs w:val="18"/>
-              </w:rPr>
-              <w:t>LLC membership interest / equity options (to be documented in formal grant agreement)</w:t>
+                <w:color w:val="000000"/>
+                <w:sz w:val="18"/>
+                <w:szCs w:val="18"/>
+              </w:rPr>
+              <w:t>The Company, in consultation with legal and tax advisors, will determine the form of award, which may include a profits interest, restricted membership interest, unit award, option, phantom-equity award, or other equity-equivalent arrangement. The Company will use a structure intended to preserve the agreed economic value, subject to applicable law, tax requirements, and the Company’s Operating Agreement.</w:t>
             </w:r>
           </w:p>
         </w:tc>
@@ -3938,8 +3796,50 @@
         <w:rPr>
           <w:color w:val="1A1A1A"/>
         </w:rPr>
-        <w:lastRenderedPageBreak/>
         <w:t>This advisory role is unpaid. The equity grant described above represents your full compensation for advisory services rendered under this agreement.</w:t>
+      </w:r>
+    </w:p>
+    <w:p>
+      <w:pPr>
+        <w:pStyle w:val="NormalWeb"/>
+        <w:spacing w:before="0" w:beforeAutospacing="0" w:after="0" w:afterAutospacing="0"/>
+        <w:contextualSpacing/>
+        <w:rPr>
+          <w:rFonts w:ascii="Arial" w:hAnsi="Arial" w:cs="Arial"/>
+          <w:color w:val="000000"/>
+          <w:sz w:val="20"/>
+          <w:szCs w:val="20"/>
+        </w:rPr>
+      </w:pPr>
+      <w:r>
+        <w:rPr>
+          <w:rFonts w:ascii="Arial" w:hAnsi="Arial" w:cs="Arial"/>
+          <w:b/>
+          <w:bCs/>
+          <w:color w:val="000000"/>
+          <w:sz w:val="20"/>
+          <w:szCs w:val="20"/>
+          <w:u w:val="single"/>
+        </w:rPr>
+        <w:t>Dilution Statement</w:t>
+      </w:r>
+      <w:r>
+        <w:rPr>
+          <w:rFonts w:ascii="Arial" w:hAnsi="Arial" w:cs="Arial"/>
+          <w:color w:val="000000"/>
+          <w:sz w:val="20"/>
+          <w:szCs w:val="20"/>
+        </w:rPr>
+        <w:br/>
+      </w:r>
+      <w:r>
+        <w:rPr>
+          <w:rFonts w:ascii="Arial" w:hAnsi="Arial" w:cs="Arial"/>
+          <w:color w:val="000000"/>
+          <w:sz w:val="20"/>
+          <w:szCs w:val="20"/>
+        </w:rPr>
+        <w:t>The equity interest is subject to dilution from future issuances of membership interests, profits interests, options, warrants, convertible instruments, equity incentive pools, financings, acquisitions, and other authorized equity transactions.</w:t>
       </w:r>
     </w:p>
     <w:p>
@@ -4078,7 +3978,13 @@
         <w:rPr>
           <w:color w:val="1A1A1A"/>
         </w:rPr>
-        <w:t>Upon termination, unvested equity shall be forfeited. Vested equity is retained.</w:t>
+        <w:t xml:space="preserve">Upon termination, unvested equity shall be forfeited. </w:t>
+      </w:r>
+      <w:r>
+        <w:rPr>
+          <w:color w:val="000000"/>
+        </w:rPr>
+        <w:t>The Company shall have the option, but not the obligation, to repurchase any vested equity interest held by the Recipient at fair market value, or at such other price and on such other terms as permitted by the Operating Agreement and applicable law.</w:t>
       </w:r>
     </w:p>
     <w:p>
@@ -4099,11 +4005,6 @@
     </w:p>
     <w:p>
       <w:pPr>
-        <w:spacing w:after="80"/>
-      </w:pPr>
-    </w:p>
-    <w:p>
-      <w:pPr>
         <w:shd w:val="clear" w:color="auto" w:fill="0F3460"/>
         <w:spacing w:before="200" w:after="80"/>
       </w:pPr>
@@ -4120,11 +4021,6 @@
     </w:p>
     <w:p>
       <w:pPr>
-        <w:spacing w:after="80"/>
-      </w:pPr>
-    </w:p>
-    <w:p>
-      <w:pPr>
         <w:pStyle w:val="ListParagraph"/>
         <w:numPr>
           <w:ilvl w:val="0"/>
@@ -4227,11 +4123,6 @@
     </w:p>
     <w:p>
       <w:pPr>
-        <w:spacing w:after="80"/>
-      </w:pPr>
-    </w:p>
-    <w:p>
-      <w:pPr>
         <w:spacing w:after="120"/>
       </w:pPr>
       <w:r>
@@ -4276,11 +4167,6 @@
     <w:p>
       <w:pPr>
         <w:spacing w:after="80"/>
-      </w:pPr>
-    </w:p>
-    <w:p>
-      <w:pPr>
-        <w:spacing w:after="80"/>
         <w:rPr>
           <w:b/>
           <w:bCs/>
@@ -4306,11 +4192,6 @@
     </w:p>
     <w:p>
       <w:pPr>
-        <w:spacing w:after="80"/>
-      </w:pPr>
-    </w:p>
-    <w:p>
-      <w:pPr>
         <w:spacing w:after="120"/>
       </w:pPr>
       <w:r>
@@ -4323,13 +4204,7 @@
         <w:rPr>
           <w:color w:val="1A1A1A"/>
         </w:rPr>
-        <w:t xml:space="preserve">   </w:t>
-      </w:r>
-      <w:r>
-        <w:rPr>
-          <w:color w:val="1A1A1A"/>
-        </w:rPr>
-        <w:t>Date: ___________________</w:t>
+        <w:t xml:space="preserve">   Date: ___________________</w:t>
       </w:r>
     </w:p>
     <w:p>
@@ -4495,7 +4370,31 @@
         <w:rPr>
           <w:color w:val="1A1A1A"/>
         </w:rPr>
-        <w:t>On behalf of Rapid Cortex and Apps on Demand LLC, we are pleased to extend this offer for you to join our Advisory Board in the role of Advisory Board Member — Finance, PE &amp; Investor Relations.</w:t>
+        <w:t xml:space="preserve">On behalf of Rapid Cortex and Apps on Demand LLC, we are pleased to extend this offer for you to join our Advisory Board </w:t>
+      </w:r>
+      <w:r>
+        <w:rPr>
+          <w:color w:val="1A1A1A"/>
+        </w:rPr>
+        <w:t>as</w:t>
+      </w:r>
+      <w:r>
+        <w:rPr>
+          <w:color w:val="1A1A1A"/>
+        </w:rPr>
+        <w:t xml:space="preserve"> </w:t>
+      </w:r>
+      <w:r>
+        <w:rPr>
+          <w:color w:val="1A1A1A"/>
+        </w:rPr>
+        <w:t>an</w:t>
+      </w:r>
+      <w:r>
+        <w:rPr>
+          <w:color w:val="1A1A1A"/>
+        </w:rPr>
+        <w:t xml:space="preserve"> Advisory Board Member — Finance, PE &amp; Investor Relations.</w:t>
       </w:r>
     </w:p>
     <w:p>
@@ -4737,12 +4636,6 @@
         <w:gridCol w:w="6560"/>
       </w:tblGrid>
       <w:tr>
-        <w:tblPrEx>
-          <w:tblCellMar>
-            <w:top w:w="0" w:type="dxa"/>
-            <w:bottom w:w="0" w:type="dxa"/>
-          </w:tblCellMar>
-        </w:tblPrEx>
         <w:tc>
           <w:tcPr>
             <w:tcW w:w="2800" w:type="dxa"/>
@@ -4804,18 +4697,12 @@
                 <w:sz w:val="18"/>
                 <w:szCs w:val="18"/>
               </w:rPr>
-              <w:t>% (membership interest, 12-month cliff, 24-month vest)</w:t>
+              <w:t>% (12-month cliff, 24-month vest)</w:t>
             </w:r>
           </w:p>
         </w:tc>
       </w:tr>
       <w:tr>
-        <w:tblPrEx>
-          <w:tblCellMar>
-            <w:top w:w="0" w:type="dxa"/>
-            <w:bottom w:w="0" w:type="dxa"/>
-          </w:tblCellMar>
-        </w:tblPrEx>
         <w:tc>
           <w:tcPr>
             <w:tcW w:w="2800" w:type="dxa"/>
@@ -4862,12 +4749,6 @@
         </w:tc>
       </w:tr>
       <w:tr>
-        <w:tblPrEx>
-          <w:tblCellMar>
-            <w:top w:w="0" w:type="dxa"/>
-            <w:bottom w:w="0" w:type="dxa"/>
-          </w:tblCellMar>
-        </w:tblPrEx>
         <w:tc>
           <w:tcPr>
             <w:tcW w:w="2800" w:type="dxa"/>
@@ -4914,12 +4795,6 @@
         </w:tc>
       </w:tr>
       <w:tr>
-        <w:tblPrEx>
-          <w:tblCellMar>
-            <w:top w:w="0" w:type="dxa"/>
-            <w:bottom w:w="0" w:type="dxa"/>
-          </w:tblCellMar>
-        </w:tblPrEx>
         <w:tc>
           <w:tcPr>
             <w:tcW w:w="2800" w:type="dxa"/>
@@ -4966,12 +4841,6 @@
         </w:tc>
       </w:tr>
       <w:tr>
-        <w:tblPrEx>
-          <w:tblCellMar>
-            <w:top w:w="0" w:type="dxa"/>
-            <w:bottom w:w="0" w:type="dxa"/>
-          </w:tblCellMar>
-        </w:tblPrEx>
         <w:tc>
           <w:tcPr>
             <w:tcW w:w="2800" w:type="dxa"/>
@@ -5009,10 +4878,18 @@
           <w:p>
             <w:r>
               <w:rPr>
-                <w:sz w:val="18"/>
-                <w:szCs w:val="18"/>
-              </w:rPr>
-              <w:t>LLC membership interest / equity options (to be documented in formal grant agreement)</w:t>
+                <w:color w:val="000000"/>
+                <w:sz w:val="18"/>
+                <w:szCs w:val="18"/>
+              </w:rPr>
+              <w:t>membership interest, profits interest, unit award, option, or other equity-equivalent arrangement.</w:t>
+            </w:r>
+            <w:r>
+              <w:rPr>
+                <w:sz w:val="18"/>
+                <w:szCs w:val="18"/>
+              </w:rPr>
+              <w:t xml:space="preserve"> (to be documented in formal grant agreement)</w:t>
             </w:r>
           </w:p>
         </w:tc>
@@ -5032,13 +4909,51 @@
           <w:color w:val="1A1A1A"/>
         </w:rPr>
         <w:lastRenderedPageBreak/>
-        <w:t>This advisory role is unpaid in cash. The equity grant described above represents your full compensation for advisory services rendered under this agreement.</w:t>
-      </w:r>
-    </w:p>
-    <w:p>
-      <w:pPr>
-        <w:spacing w:after="80"/>
-      </w:pPr>
+        <w:t>This advisory role is unpaid. The equity grant described above represents your full compensation for advisory services rendered under this agreement.</w:t>
+      </w:r>
+    </w:p>
+    <w:p>
+      <w:pPr>
+        <w:pStyle w:val="NormalWeb"/>
+        <w:spacing w:before="0" w:beforeAutospacing="0" w:after="0" w:afterAutospacing="0"/>
+        <w:contextualSpacing/>
+        <w:rPr>
+          <w:rFonts w:ascii="Arial" w:hAnsi="Arial" w:cs="Arial"/>
+          <w:color w:val="000000"/>
+          <w:sz w:val="20"/>
+          <w:szCs w:val="20"/>
+        </w:rPr>
+      </w:pPr>
+      <w:r>
+        <w:rPr>
+          <w:rFonts w:ascii="Arial" w:hAnsi="Arial" w:cs="Arial"/>
+          <w:b/>
+          <w:bCs/>
+          <w:color w:val="000000"/>
+          <w:sz w:val="20"/>
+          <w:szCs w:val="20"/>
+          <w:u w:val="single"/>
+        </w:rPr>
+        <w:t>Dilution Statement</w:t>
+      </w:r>
+      <w:r>
+        <w:rPr>
+          <w:rFonts w:ascii="Arial" w:hAnsi="Arial" w:cs="Arial"/>
+          <w:color w:val="000000"/>
+          <w:sz w:val="20"/>
+          <w:szCs w:val="20"/>
+        </w:rPr>
+        <w:br/>
+      </w:r>
+      <w:r>
+        <w:rPr>
+          <w:rFonts w:ascii="Arial" w:hAnsi="Arial" w:cs="Arial"/>
+          <w:color w:val="000000"/>
+          <w:sz w:val="20"/>
+          <w:szCs w:val="20"/>
+        </w:rPr>
+        <w:t>The equity interest is subject to dilution from future issuances of membership interests, profits interests, options, warrants, convertible instruments, equity incentive pools, financings, acquisitions, and other authorized equity transactions.</w:t>
+      </w:r>
     </w:p>
     <w:p>
       <w:pPr>
@@ -5090,7 +5005,19 @@
         <w:rPr>
           <w:color w:val="1A1A1A"/>
         </w:rPr>
-        <w:t>Either party may terminate this relationship with 30 days written notice.</w:t>
+        <w:t>Either party may terminate this relationship with 30 days</w:t>
+      </w:r>
+      <w:r>
+        <w:rPr>
+          <w:color w:val="1A1A1A"/>
+        </w:rPr>
+        <w:t>’</w:t>
+      </w:r>
+      <w:r>
+        <w:rPr>
+          <w:color w:val="1A1A1A"/>
+        </w:rPr>
+        <w:t xml:space="preserve"> written notice.</w:t>
       </w:r>
     </w:p>
     <w:p>
@@ -5106,7 +5033,31 @@
         <w:rPr>
           <w:color w:val="1A1A1A"/>
         </w:rPr>
-        <w:t>Upon termination, unvested equity shall be forfeited. Vested equity is retained.</w:t>
+        <w:t xml:space="preserve">Upon termination, unvested equity shall be forfeited. </w:t>
+      </w:r>
+      <w:r>
+        <w:rPr>
+          <w:color w:val="000000"/>
+        </w:rPr>
+        <w:t>T</w:t>
+      </w:r>
+      <w:r>
+        <w:rPr>
+          <w:color w:val="000000"/>
+        </w:rPr>
+        <w:t xml:space="preserve">he Company shall have the option, but not the obligation, to repurchase any vested equity interest held by </w:t>
+      </w:r>
+      <w:r>
+        <w:rPr>
+          <w:color w:val="000000"/>
+        </w:rPr>
+        <w:t xml:space="preserve">the </w:t>
+      </w:r>
+      <w:r>
+        <w:rPr>
+          <w:color w:val="000000"/>
+        </w:rPr>
+        <w:t>Recipient at fair market value, or at such other price and on such other terms as permitted by the Operating Agreement and applicable law.</w:t>
       </w:r>
     </w:p>
     <w:p>
@@ -5222,11 +5173,6 @@
     </w:p>
     <w:p>
       <w:pPr>
-        <w:spacing w:after="80"/>
-      </w:pPr>
-    </w:p>
-    <w:p>
-      <w:pPr>
         <w:spacing w:after="120"/>
       </w:pPr>
       <w:r>
@@ -5243,30 +5189,13 @@
     </w:p>
     <w:p>
       <w:pPr>
-        <w:spacing w:after="80"/>
-      </w:pPr>
-    </w:p>
-    <w:p>
-      <w:pPr>
         <w:spacing w:after="120"/>
       </w:pPr>
       <w:r>
         <w:rPr>
           <w:color w:val="1A1A1A"/>
         </w:rPr>
-        <w:t>___________________________________</w:t>
-      </w:r>
-      <w:r>
-        <w:rPr>
-          <w:color w:val="1A1A1A"/>
-        </w:rPr>
-        <w:t xml:space="preserve">   </w:t>
-      </w:r>
-      <w:r>
-        <w:rPr>
-          <w:color w:val="1A1A1A"/>
-        </w:rPr>
-        <w:t>Date: ___________________</w:t>
+        <w:t>___________________________________   Date: ___________________</w:t>
       </w:r>
     </w:p>
     <w:p>
@@ -5292,11 +5221,6 @@
     </w:p>
     <w:p>
       <w:pPr>
-        <w:spacing w:after="120"/>
-      </w:pPr>
-    </w:p>
-    <w:p>
-      <w:pPr>
         <w:spacing w:after="80"/>
       </w:pPr>
     </w:p>
@@ -5319,12 +5243,16 @@
     </w:p>
     <w:p>
       <w:pPr>
-        <w:spacing w:after="80"/>
-      </w:pPr>
-    </w:p>
-    <w:p>
-      <w:pPr>
         <w:spacing w:after="120"/>
+        <w:rPr>
+          <w:b/>
+          <w:bCs/>
+        </w:rPr>
+      </w:pPr>
+    </w:p>
+    <w:p>
+      <w:pPr>
+        <w:spacing w:after="120"/>
       </w:pPr>
       <w:r>
         <w:rPr>
@@ -5336,13 +5264,7 @@
         <w:rPr>
           <w:color w:val="1A1A1A"/>
         </w:rPr>
-        <w:t xml:space="preserve">    </w:t>
-      </w:r>
-      <w:r>
-        <w:rPr>
-          <w:color w:val="1A1A1A"/>
-        </w:rPr>
-        <w:t>Date: ___________________</w:t>
+        <w:t xml:space="preserve">    Date: ___________________</w:t>
       </w:r>
     </w:p>
     <w:p>
@@ -5523,11 +5445,6 @@
     </w:p>
     <w:p>
       <w:pPr>
-        <w:spacing w:after="80"/>
-      </w:pPr>
-    </w:p>
-    <w:p>
-      <w:pPr>
         <w:shd w:val="clear" w:color="auto" w:fill="0F3460"/>
         <w:spacing w:before="200" w:after="80"/>
       </w:pPr>
@@ -5576,11 +5493,6 @@
     </w:p>
     <w:p>
       <w:pPr>
-        <w:spacing w:after="80"/>
-      </w:pPr>
-    </w:p>
-    <w:p>
-      <w:pPr>
         <w:shd w:val="clear" w:color="auto" w:fill="0F3460"/>
         <w:spacing w:before="200" w:after="80"/>
       </w:pPr>
@@ -5597,11 +5509,6 @@
     </w:p>
     <w:p>
       <w:pPr>
-        <w:spacing w:after="80"/>
-      </w:pPr>
-    </w:p>
-    <w:p>
-      <w:pPr>
         <w:pStyle w:val="ListParagraph"/>
         <w:numPr>
           <w:ilvl w:val="0"/>
@@ -5682,11 +5589,6 @@
     </w:p>
     <w:p>
       <w:pPr>
-        <w:spacing w:after="80"/>
-      </w:pPr>
-    </w:p>
-    <w:p>
-      <w:pPr>
         <w:shd w:val="clear" w:color="auto" w:fill="0F3460"/>
         <w:spacing w:before="200" w:after="80"/>
       </w:pPr>
@@ -5703,11 +5605,6 @@
     </w:p>
     <w:p>
       <w:pPr>
-        <w:spacing w:after="80"/>
-      </w:pPr>
-    </w:p>
-    <w:p>
-      <w:pPr>
         <w:spacing w:after="120"/>
       </w:pPr>
       <w:r>
@@ -5716,11 +5613,6 @@
         </w:rPr>
         <w:t>In recognition of your advisory contributions, Rapid Cortex will grant you an equity interest in Apps on Demand LLC as follows:</w:t>
       </w:r>
-    </w:p>
-    <w:p>
-      <w:pPr>
-        <w:spacing w:after="80"/>
-      </w:pPr>
     </w:p>
     <w:tbl>
       <w:tblPr>
@@ -5744,12 +5636,6 @@
         <w:gridCol w:w="6560"/>
       </w:tblGrid>
       <w:tr>
-        <w:tblPrEx>
-          <w:tblCellMar>
-            <w:top w:w="0" w:type="dxa"/>
-            <w:bottom w:w="0" w:type="dxa"/>
-          </w:tblCellMar>
-        </w:tblPrEx>
         <w:tc>
           <w:tcPr>
             <w:tcW w:w="2800" w:type="dxa"/>
@@ -5817,12 +5703,6 @@
         </w:tc>
       </w:tr>
       <w:tr>
-        <w:tblPrEx>
-          <w:tblCellMar>
-            <w:top w:w="0" w:type="dxa"/>
-            <w:bottom w:w="0" w:type="dxa"/>
-          </w:tblCellMar>
-        </w:tblPrEx>
         <w:tc>
           <w:tcPr>
             <w:tcW w:w="2800" w:type="dxa"/>
@@ -5869,12 +5749,6 @@
         </w:tc>
       </w:tr>
       <w:tr>
-        <w:tblPrEx>
-          <w:tblCellMar>
-            <w:top w:w="0" w:type="dxa"/>
-            <w:bottom w:w="0" w:type="dxa"/>
-          </w:tblCellMar>
-        </w:tblPrEx>
         <w:tc>
           <w:tcPr>
             <w:tcW w:w="2800" w:type="dxa"/>
@@ -5921,12 +5795,6 @@
         </w:tc>
       </w:tr>
       <w:tr>
-        <w:tblPrEx>
-          <w:tblCellMar>
-            <w:top w:w="0" w:type="dxa"/>
-            <w:bottom w:w="0" w:type="dxa"/>
-          </w:tblCellMar>
-        </w:tblPrEx>
         <w:tc>
           <w:tcPr>
             <w:tcW w:w="2800" w:type="dxa"/>
@@ -5973,12 +5841,6 @@
         </w:tc>
       </w:tr>
       <w:tr>
-        <w:tblPrEx>
-          <w:tblCellMar>
-            <w:top w:w="0" w:type="dxa"/>
-            <w:bottom w:w="0" w:type="dxa"/>
-          </w:tblCellMar>
-        </w:tblPrEx>
         <w:tc>
           <w:tcPr>
             <w:tcW w:w="2800" w:type="dxa"/>
@@ -6016,10 +5878,11 @@
           <w:p>
             <w:r>
               <w:rPr>
-                <w:sz w:val="18"/>
-                <w:szCs w:val="18"/>
-              </w:rPr>
-              <w:t>LLC membership interest / equity options (to be documented in formal grant agreement)</w:t>
+                <w:color w:val="000000"/>
+                <w:sz w:val="18"/>
+                <w:szCs w:val="18"/>
+              </w:rPr>
+              <w:t>The Company, in consultation with legal and tax advisors, will determine the form of award, which may include a profits interest, restricted membership interest, unit award, option, phantom-equity award, or other equity-equivalent arrangement. The Company will use a structure intended to preserve the agreed economic value, subject to applicable law, tax requirements, and the Company’s Operating Agreement.</w:t>
             </w:r>
           </w:p>
         </w:tc>
@@ -6043,8 +5906,47 @@
     </w:p>
     <w:p>
       <w:pPr>
-        <w:spacing w:after="80"/>
-      </w:pPr>
+        <w:pStyle w:val="NormalWeb"/>
+        <w:spacing w:before="0" w:beforeAutospacing="0" w:after="0" w:afterAutospacing="0"/>
+        <w:contextualSpacing/>
+        <w:rPr>
+          <w:rFonts w:ascii="Arial" w:hAnsi="Arial" w:cs="Arial"/>
+          <w:color w:val="000000"/>
+          <w:sz w:val="20"/>
+          <w:szCs w:val="20"/>
+        </w:rPr>
+      </w:pPr>
+      <w:r>
+        <w:rPr>
+          <w:rFonts w:ascii="Arial" w:hAnsi="Arial" w:cs="Arial"/>
+          <w:b/>
+          <w:bCs/>
+          <w:color w:val="000000"/>
+          <w:sz w:val="20"/>
+          <w:szCs w:val="20"/>
+          <w:u w:val="single"/>
+        </w:rPr>
+        <w:lastRenderedPageBreak/>
+        <w:t>Dilution Statement</w:t>
+      </w:r>
+      <w:r>
+        <w:rPr>
+          <w:rFonts w:ascii="Arial" w:hAnsi="Arial" w:cs="Arial"/>
+          <w:color w:val="000000"/>
+          <w:sz w:val="20"/>
+          <w:szCs w:val="20"/>
+        </w:rPr>
+        <w:br/>
+      </w:r>
+      <w:r>
+        <w:rPr>
+          <w:rFonts w:ascii="Arial" w:hAnsi="Arial" w:cs="Arial"/>
+          <w:color w:val="000000"/>
+          <w:sz w:val="20"/>
+          <w:szCs w:val="20"/>
+        </w:rPr>
+        <w:t>The equity interest is subject to dilution from future issuances of membership interests, profits interests, options, warrants, convertible instruments, equity incentive pools, financings, acquisitions, and other authorized equity transactions.</w:t>
+      </w:r>
     </w:p>
     <w:p>
       <w:pPr>
@@ -6124,7 +6026,13 @@
         <w:rPr>
           <w:color w:val="1A1A1A"/>
         </w:rPr>
-        <w:t>Upon termination, unvested equity shall be forfeited. Vested equity is retained.</w:t>
+        <w:t xml:space="preserve">Upon termination, unvested equity shall be forfeited. </w:t>
+      </w:r>
+      <w:r>
+        <w:rPr>
+          <w:color w:val="000000"/>
+        </w:rPr>
+        <w:t>The Company shall have the option, but not the obligation, to repurchase any vested equity interest held by the Recipient at fair market value, or at such other price and on such other terms as permitted by the Operating Agreement and applicable law.</w:t>
       </w:r>
     </w:p>
     <w:p>
@@ -6252,11 +6160,6 @@
     </w:p>
     <w:p>
       <w:pPr>
-        <w:spacing w:after="80"/>
-      </w:pPr>
-    </w:p>
-    <w:p>
-      <w:pPr>
         <w:spacing w:after="120"/>
       </w:pPr>
       <w:r>
@@ -6268,11 +6171,6 @@
     </w:p>
     <w:p>
       <w:pPr>
-        <w:spacing w:after="80"/>
-      </w:pPr>
-    </w:p>
-    <w:p>
-      <w:pPr>
         <w:spacing w:after="120"/>
       </w:pPr>
       <w:r>
@@ -6286,14 +6184,26 @@
         <w:rPr>
           <w:color w:val="1A1A1A"/>
         </w:rPr>
-        <w:t>_  Date</w:t>
+        <w:t xml:space="preserve">_  </w:t>
+      </w:r>
+      <w:r>
+        <w:rPr>
+          <w:color w:val="1A1A1A"/>
+        </w:rPr>
+        <w:t>Date</w:t>
       </w:r>
       <w:proofErr w:type="gramEnd"/>
       <w:r>
         <w:rPr>
           <w:color w:val="1A1A1A"/>
         </w:rPr>
-        <w:t>: ___________________</w:t>
+        <w:t>:</w:t>
+      </w:r>
+      <w:r>
+        <w:rPr>
+          <w:color w:val="1A1A1A"/>
+        </w:rPr>
+        <w:t xml:space="preserve"> ___________________</w:t>
       </w:r>
     </w:p>
     <w:p>
@@ -6321,15 +6231,16 @@
     </w:p>
     <w:p>
       <w:pPr>
-        <w:spacing w:after="80"/>
-      </w:pPr>
-    </w:p>
-    <w:p>
-      <w:pPr>
         <w:spacing w:after="120"/>
-      </w:pPr>
-      <w:r>
-        <w:rPr>
+        <w:rPr>
+          <w:b/>
+          <w:bCs/>
+        </w:rPr>
+      </w:pPr>
+      <w:r>
+        <w:rPr>
+          <w:b/>
+          <w:bCs/>
           <w:color w:val="1A1A1A"/>
         </w:rPr>
         <w:t>ACCEPTED AND AGREED:</w:t>
@@ -6342,11 +6253,6 @@
     </w:p>
     <w:p>
       <w:pPr>
-        <w:spacing w:after="80"/>
-      </w:pPr>
-    </w:p>
-    <w:p>
-      <w:pPr>
         <w:spacing w:after="120"/>
       </w:pPr>
       <w:r>
@@ -6359,13 +6265,7 @@
         <w:rPr>
           <w:color w:val="1A1A1A"/>
         </w:rPr>
-        <w:t xml:space="preserve">   </w:t>
-      </w:r>
-      <w:r>
-        <w:rPr>
-          <w:color w:val="1A1A1A"/>
-        </w:rPr>
-        <w:t>Date: ___________________</w:t>
+        <w:t xml:space="preserve">   Date: ___________________</w:t>
       </w:r>
     </w:p>
     <w:p>
@@ -6430,7 +6330,67 @@
           <w:szCs w:val="36"/>
         </w:rPr>
         <w:lastRenderedPageBreak/>
-        <w:t>CRO Offer — Teri Andrews</w:t>
+        <w:t>C</w:t>
+      </w:r>
+      <w:r>
+        <w:rPr>
+          <w:b/>
+          <w:bCs/>
+          <w:color w:val="0F3460"/>
+          <w:sz w:val="36"/>
+          <w:szCs w:val="36"/>
+        </w:rPr>
+        <w:t xml:space="preserve">hief </w:t>
+      </w:r>
+      <w:r>
+        <w:rPr>
+          <w:b/>
+          <w:bCs/>
+          <w:color w:val="0F3460"/>
+          <w:sz w:val="36"/>
+          <w:szCs w:val="36"/>
+        </w:rPr>
+        <w:t>R</w:t>
+      </w:r>
+      <w:r>
+        <w:rPr>
+          <w:b/>
+          <w:bCs/>
+          <w:color w:val="0F3460"/>
+          <w:sz w:val="36"/>
+          <w:szCs w:val="36"/>
+        </w:rPr>
+        <w:t xml:space="preserve">evenue </w:t>
+      </w:r>
+      <w:r>
+        <w:rPr>
+          <w:b/>
+          <w:bCs/>
+          <w:color w:val="0F3460"/>
+          <w:sz w:val="36"/>
+          <w:szCs w:val="36"/>
+        </w:rPr>
+        <w:t>O</w:t>
+      </w:r>
+      <w:r>
+        <w:rPr>
+          <w:b/>
+          <w:bCs/>
+          <w:color w:val="0F3460"/>
+          <w:sz w:val="36"/>
+          <w:szCs w:val="36"/>
+        </w:rPr>
+        <w:t>fficer</w:t>
+      </w:r>
+      <w:r>
+        <w:rPr>
+          <w:b/>
+          <w:bCs/>
+          <w:color w:val="0F3460"/>
+          <w:sz w:val="36"/>
+          <w:szCs w:val="36"/>
+        </w:rPr>
+        <w:t xml:space="preserve"> Offer — Teri Andrews</w:t>
       </w:r>
     </w:p>
     <w:p>
@@ -6443,24 +6403,14 @@
     </w:p>
     <w:p>
       <w:pPr>
-        <w:spacing w:after="80"/>
-      </w:pPr>
-    </w:p>
-    <w:p>
-      <w:pPr>
         <w:spacing w:after="120"/>
       </w:pPr>
       <w:r>
         <w:rPr>
           <w:color w:val="1A1A1A"/>
         </w:rPr>
-        <w:t>Date: ___________________</w:t>
-      </w:r>
-    </w:p>
-    <w:p>
-      <w:pPr>
-        <w:spacing w:after="80"/>
-      </w:pPr>
+        <w:t>Dear Teri,</w:t>
+      </w:r>
     </w:p>
     <w:p>
       <w:pPr>
@@ -6470,29 +6420,8 @@
         <w:rPr>
           <w:color w:val="1A1A1A"/>
         </w:rPr>
-        <w:t>Dear Teri,</w:t>
-      </w:r>
-    </w:p>
-    <w:p>
-      <w:pPr>
-        <w:spacing w:after="80"/>
-      </w:pPr>
-    </w:p>
-    <w:p>
-      <w:pPr>
-        <w:spacing w:after="120"/>
-      </w:pPr>
-      <w:r>
-        <w:rPr>
-          <w:color w:val="1A1A1A"/>
-        </w:rPr>
         <w:t>On behalf of Rapid Cortex and Apps on Demand LLC, we are pleased to extend this offer for you to join as Chief Revenue Officer (CRO).</w:t>
       </w:r>
-    </w:p>
-    <w:p>
-      <w:pPr>
-        <w:spacing w:after="80"/>
-      </w:pPr>
     </w:p>
     <w:p>
       <w:pPr>
@@ -6512,11 +6441,6 @@
     </w:p>
     <w:p>
       <w:pPr>
-        <w:spacing w:after="80"/>
-      </w:pPr>
-    </w:p>
-    <w:p>
-      <w:pPr>
         <w:pStyle w:val="ListParagraph"/>
         <w:numPr>
           <w:ilvl w:val="0"/>
@@ -6613,11 +6537,6 @@
     </w:p>
     <w:p>
       <w:pPr>
-        <w:spacing w:after="80"/>
-      </w:pPr>
-    </w:p>
-    <w:p>
-      <w:pPr>
         <w:shd w:val="clear" w:color="auto" w:fill="0F3460"/>
         <w:spacing w:before="200" w:after="80"/>
       </w:pPr>
@@ -6634,7 +6553,65 @@
     </w:p>
     <w:p>
       <w:pPr>
-        <w:spacing w:after="80"/>
+        <w:pStyle w:val="pdq2pgselectionanchorcontainer"/>
+        <w:spacing w:before="0" w:beforeAutospacing="0" w:after="0" w:afterAutospacing="0"/>
+        <w:rPr>
+          <w:rFonts w:ascii="Arial" w:hAnsi="Arial" w:cs="Arial"/>
+          <w:color w:val="000000"/>
+          <w:sz w:val="20"/>
+          <w:szCs w:val="20"/>
+        </w:rPr>
+      </w:pPr>
+      <w:r>
+        <w:rPr>
+          <w:rFonts w:ascii="Arial" w:hAnsi="Arial" w:cs="Arial"/>
+          <w:color w:val="000000"/>
+          <w:sz w:val="20"/>
+          <w:szCs w:val="20"/>
+        </w:rPr>
+        <w:t xml:space="preserve">In recognition of your independent contractor services to Rapid Cortex, operated by Apps </w:t>
+      </w:r>
+      <w:r>
+        <w:rPr>
+          <w:rFonts w:ascii="Arial" w:hAnsi="Arial" w:cs="Arial"/>
+          <w:color w:val="000000"/>
+          <w:sz w:val="20"/>
+          <w:szCs w:val="20"/>
+        </w:rPr>
+        <w:t>o</w:t>
+      </w:r>
+      <w:r>
+        <w:rPr>
+          <w:rFonts w:ascii="Arial" w:hAnsi="Arial" w:cs="Arial"/>
+          <w:color w:val="000000"/>
+          <w:sz w:val="20"/>
+          <w:szCs w:val="20"/>
+        </w:rPr>
+        <w:t>n Demand LLC (the “Company”), the Company will grant you the equity interest described below, subject to the Company’s Operating Agreement and a separate formal equity grant agreement.</w:t>
+      </w:r>
+    </w:p>
+    <w:p>
+      <w:pPr>
+        <w:pStyle w:val="NormalWeb"/>
+        <w:spacing w:before="0" w:beforeAutospacing="0" w:after="0" w:afterAutospacing="0"/>
+        <w:rPr>
+          <w:rFonts w:ascii="Arial" w:hAnsi="Arial" w:cs="Arial"/>
+          <w:color w:val="000000"/>
+          <w:sz w:val="20"/>
+          <w:szCs w:val="20"/>
+        </w:rPr>
+      </w:pPr>
+    </w:p>
+    <w:p>
+      <w:pPr>
+        <w:pStyle w:val="NormalWeb"/>
+        <w:spacing w:before="0" w:beforeAutospacing="0" w:after="0" w:afterAutospacing="0"/>
+        <w:rPr>
+          <w:rFonts w:ascii="Arial" w:hAnsi="Arial" w:cs="Arial"/>
+          <w:color w:val="000000"/>
+          <w:sz w:val="20"/>
+          <w:szCs w:val="20"/>
+        </w:rPr>
       </w:pPr>
     </w:p>
     <w:tbl>
@@ -6659,15 +6636,15 @@
         <w:gridCol w:w="6560"/>
       </w:tblGrid>
       <w:tr>
-        <w:tblPrEx>
-          <w:tblCellMar>
-            <w:top w:w="0" w:type="dxa"/>
-            <w:bottom w:w="0" w:type="dxa"/>
-          </w:tblCellMar>
-        </w:tblPrEx>
         <w:tc>
           <w:tcPr>
             <w:tcW w:w="2800" w:type="dxa"/>
+            <w:tcBorders>
+              <w:top w:val="single" w:sz="1" w:space="0" w:color="CCCCCC"/>
+              <w:left w:val="single" w:sz="1" w:space="0" w:color="CCCCCC"/>
+              <w:bottom w:val="single" w:sz="1" w:space="0" w:color="CCCCCC"/>
+              <w:right w:val="single" w:sz="1" w:space="0" w:color="CCCCCC"/>
+            </w:tcBorders>
             <w:shd w:val="clear" w:color="auto" w:fill="E8F0FE"/>
             <w:tcMar>
               <w:top w:w="80" w:type="dxa"/>
@@ -6691,6 +6668,12 @@
         <w:tc>
           <w:tcPr>
             <w:tcW w:w="6560" w:type="dxa"/>
+            <w:tcBorders>
+              <w:top w:val="single" w:sz="1" w:space="0" w:color="CCCCCC"/>
+              <w:left w:val="single" w:sz="1" w:space="0" w:color="CCCCCC"/>
+              <w:bottom w:val="single" w:sz="1" w:space="0" w:color="CCCCCC"/>
+              <w:right w:val="single" w:sz="1" w:space="0" w:color="CCCCCC"/>
+            </w:tcBorders>
             <w:shd w:val="clear" w:color="auto" w:fill="FFFFFF"/>
             <w:tcMar>
               <w:top w:w="80" w:type="dxa"/>
@@ -6700,40 +6683,85 @@
             </w:tcMar>
           </w:tcPr>
           <w:p>
-            <w:r>
-              <w:rPr>
-                <w:sz w:val="18"/>
-                <w:szCs w:val="18"/>
-              </w:rPr>
-              <w:t>3.</w:t>
-            </w:r>
-            <w:r>
-              <w:rPr>
-                <w:sz w:val="18"/>
-                <w:szCs w:val="18"/>
-              </w:rPr>
-              <w:t>25</w:t>
-            </w:r>
-            <w:r>
-              <w:rPr>
-                <w:sz w:val="18"/>
-                <w:szCs w:val="18"/>
-              </w:rPr>
-              <w:t>% (final amount subject to negotiation and 30-day trial performance)</w:t>
+            <w:pPr>
+              <w:rPr>
+                <w:sz w:val="18"/>
+                <w:szCs w:val="18"/>
+              </w:rPr>
+            </w:pPr>
+            <w:r>
+              <w:rPr>
+                <w:rStyle w:val="Strong"/>
+                <w:color w:val="000000"/>
+                <w:sz w:val="18"/>
+                <w:szCs w:val="18"/>
+              </w:rPr>
+              <w:t>5.</w:t>
+            </w:r>
+            <w:r>
+              <w:rPr>
+                <w:rStyle w:val="Strong"/>
+                <w:color w:val="000000"/>
+                <w:sz w:val="18"/>
+                <w:szCs w:val="18"/>
+              </w:rPr>
+              <w:t>5</w:t>
+            </w:r>
+            <w:r>
+              <w:rPr>
+                <w:rStyle w:val="Strong"/>
+                <w:color w:val="000000"/>
+                <w:sz w:val="18"/>
+                <w:szCs w:val="18"/>
+              </w:rPr>
+              <w:t>% membership interest</w:t>
+            </w:r>
+            <w:r>
+              <w:rPr>
+                <w:rStyle w:val="apple-converted-space"/>
+                <w:color w:val="000000"/>
+                <w:sz w:val="18"/>
+                <w:szCs w:val="18"/>
+              </w:rPr>
+              <w:t> </w:t>
+            </w:r>
+            <w:r>
+              <w:rPr>
+                <w:color w:val="000000"/>
+                <w:sz w:val="18"/>
+                <w:szCs w:val="18"/>
+              </w:rPr>
+              <w:t xml:space="preserve">in Apps </w:t>
+            </w:r>
+            <w:r>
+              <w:rPr>
+                <w:color w:val="000000"/>
+                <w:sz w:val="18"/>
+                <w:szCs w:val="18"/>
+              </w:rPr>
+              <w:t>o</w:t>
+            </w:r>
+            <w:r>
+              <w:rPr>
+                <w:color w:val="000000"/>
+                <w:sz w:val="18"/>
+                <w:szCs w:val="18"/>
+              </w:rPr>
+              <w:t>n Demand LLC, subject to the vesting schedule below.</w:t>
             </w:r>
           </w:p>
         </w:tc>
       </w:tr>
       <w:tr>
-        <w:tblPrEx>
-          <w:tblCellMar>
-            <w:top w:w="0" w:type="dxa"/>
-            <w:bottom w:w="0" w:type="dxa"/>
-          </w:tblCellMar>
-        </w:tblPrEx>
         <w:tc>
           <w:tcPr>
             <w:tcW w:w="2800" w:type="dxa"/>
+            <w:tcBorders>
+              <w:top w:val="single" w:sz="1" w:space="0" w:color="CCCCCC"/>
+              <w:left w:val="single" w:sz="1" w:space="0" w:color="CCCCCC"/>
+              <w:bottom w:val="single" w:sz="1" w:space="0" w:color="CCCCCC"/>
+              <w:right w:val="single" w:sz="1" w:space="0" w:color="CCCCCC"/>
+            </w:tcBorders>
             <w:shd w:val="clear" w:color="auto" w:fill="E8F0FE"/>
             <w:tcMar>
               <w:top w:w="80" w:type="dxa"/>
@@ -6757,6 +6785,12 @@
         <w:tc>
           <w:tcPr>
             <w:tcW w:w="6560" w:type="dxa"/>
+            <w:tcBorders>
+              <w:top w:val="single" w:sz="1" w:space="0" w:color="CCCCCC"/>
+              <w:left w:val="single" w:sz="1" w:space="0" w:color="CCCCCC"/>
+              <w:bottom w:val="single" w:sz="1" w:space="0" w:color="CCCCCC"/>
+              <w:right w:val="single" w:sz="1" w:space="0" w:color="CCCCCC"/>
+            </w:tcBorders>
             <w:shd w:val="clear" w:color="auto" w:fill="FFFFFF"/>
             <w:tcMar>
               <w:top w:w="80" w:type="dxa"/>
@@ -6766,26 +6800,68 @@
             </w:tcMar>
           </w:tcPr>
           <w:p>
-            <w:r>
-              <w:rPr>
-                <w:sz w:val="18"/>
-                <w:szCs w:val="18"/>
-              </w:rPr>
-              <w:t>48 months from confirmed start date</w:t>
+            <w:pPr>
+              <w:rPr>
+                <w:sz w:val="18"/>
+                <w:szCs w:val="18"/>
+              </w:rPr>
+            </w:pPr>
+            <w:r>
+              <w:rPr>
+                <w:color w:val="000000"/>
+                <w:sz w:val="18"/>
+                <w:szCs w:val="18"/>
+              </w:rPr>
+              <w:t>The equity grant will vest over</w:t>
+            </w:r>
+            <w:r>
+              <w:rPr>
+                <w:rStyle w:val="apple-converted-space"/>
+                <w:color w:val="000000"/>
+                <w:sz w:val="18"/>
+                <w:szCs w:val="18"/>
+              </w:rPr>
+              <w:t> </w:t>
+            </w:r>
+            <w:r>
+              <w:rPr>
+                <w:rStyle w:val="Strong"/>
+                <w:color w:val="000000"/>
+                <w:sz w:val="18"/>
+                <w:szCs w:val="18"/>
+              </w:rPr>
+              <w:t>thirty-six (36) months</w:t>
+            </w:r>
+            <w:r>
+              <w:rPr>
+                <w:rStyle w:val="apple-converted-space"/>
+                <w:color w:val="000000"/>
+                <w:sz w:val="18"/>
+                <w:szCs w:val="18"/>
+              </w:rPr>
+              <w:t> </w:t>
+            </w:r>
+            <w:r>
+              <w:rPr>
+                <w:color w:val="000000"/>
+                <w:sz w:val="18"/>
+                <w:szCs w:val="18"/>
+              </w:rPr>
+              <w:t>of continuous service.</w:t>
             </w:r>
           </w:p>
         </w:tc>
       </w:tr>
       <w:tr>
-        <w:tblPrEx>
-          <w:tblCellMar>
-            <w:top w:w="0" w:type="dxa"/>
-            <w:bottom w:w="0" w:type="dxa"/>
-          </w:tblCellMar>
-        </w:tblPrEx>
         <w:tc>
           <w:tcPr>
             <w:tcW w:w="2800" w:type="dxa"/>
+            <w:tcBorders>
+              <w:top w:val="single" w:sz="1" w:space="0" w:color="CCCCCC"/>
+              <w:left w:val="single" w:sz="1" w:space="0" w:color="CCCCCC"/>
+              <w:bottom w:val="single" w:sz="1" w:space="0" w:color="CCCCCC"/>
+              <w:right w:val="single" w:sz="1" w:space="0" w:color="CCCCCC"/>
+            </w:tcBorders>
             <w:shd w:val="clear" w:color="auto" w:fill="E8F0FE"/>
             <w:tcMar>
               <w:top w:w="80" w:type="dxa"/>
@@ -6795,20 +6871,35 @@
             </w:tcMar>
           </w:tcPr>
           <w:p>
-            <w:r>
+            <w:pPr>
               <w:rPr>
                 <w:b/>
                 <w:bCs/>
                 <w:sz w:val="18"/>
                 <w:szCs w:val="18"/>
               </w:rPr>
-              <w:t>Cliff</w:t>
+            </w:pPr>
+            <w:r>
+              <w:rPr>
+                <w:b/>
+                <w:bCs/>
+                <w:color w:val="000000"/>
+                <w:sz w:val="18"/>
+                <w:szCs w:val="18"/>
+              </w:rPr>
+              <w:t>12-Month Cliff</w:t>
             </w:r>
           </w:p>
         </w:tc>
         <w:tc>
           <w:tcPr>
             <w:tcW w:w="6560" w:type="dxa"/>
+            <w:tcBorders>
+              <w:top w:val="single" w:sz="1" w:space="0" w:color="CCCCCC"/>
+              <w:left w:val="single" w:sz="1" w:space="0" w:color="CCCCCC"/>
+              <w:bottom w:val="single" w:sz="1" w:space="0" w:color="CCCCCC"/>
+              <w:right w:val="single" w:sz="1" w:space="0" w:color="CCCCCC"/>
+            </w:tcBorders>
             <w:shd w:val="clear" w:color="auto" w:fill="FFFFFF"/>
             <w:tcMar>
               <w:top w:w="80" w:type="dxa"/>
@@ -6818,26 +6909,68 @@
             </w:tcMar>
           </w:tcPr>
           <w:p>
-            <w:r>
-              <w:rPr>
-                <w:sz w:val="18"/>
-                <w:szCs w:val="18"/>
-              </w:rPr>
-              <w:t>12 months — no equity vests before 12 months of service</w:t>
+            <w:pPr>
+              <w:rPr>
+                <w:sz w:val="18"/>
+                <w:szCs w:val="18"/>
+              </w:rPr>
+            </w:pPr>
+            <w:r>
+              <w:rPr>
+                <w:color w:val="000000"/>
+                <w:sz w:val="18"/>
+                <w:szCs w:val="18"/>
+              </w:rPr>
+              <w:t>No equity will vest before the first twelve (12) months of service. On the first anniversary of the grant date,</w:t>
+            </w:r>
+            <w:r>
+              <w:rPr>
+                <w:rStyle w:val="apple-converted-space"/>
+                <w:color w:val="000000"/>
+                <w:sz w:val="18"/>
+                <w:szCs w:val="18"/>
+              </w:rPr>
+              <w:t> </w:t>
+            </w:r>
+            <w:r>
+              <w:rPr>
+                <w:rStyle w:val="Strong"/>
+                <w:color w:val="000000"/>
+                <w:sz w:val="18"/>
+                <w:szCs w:val="18"/>
+              </w:rPr>
+              <w:t>one-third (1/3)</w:t>
+            </w:r>
+            <w:r>
+              <w:rPr>
+                <w:rStyle w:val="apple-converted-space"/>
+                <w:color w:val="000000"/>
+                <w:sz w:val="18"/>
+                <w:szCs w:val="18"/>
+              </w:rPr>
+              <w:t> </w:t>
+            </w:r>
+            <w:r>
+              <w:rPr>
+                <w:color w:val="000000"/>
+                <w:sz w:val="18"/>
+                <w:szCs w:val="18"/>
+              </w:rPr>
+              <w:t xml:space="preserve">of the equity grant will vest. </w:t>
             </w:r>
           </w:p>
         </w:tc>
       </w:tr>
       <w:tr>
-        <w:tblPrEx>
-          <w:tblCellMar>
-            <w:top w:w="0" w:type="dxa"/>
-            <w:bottom w:w="0" w:type="dxa"/>
-          </w:tblCellMar>
-        </w:tblPrEx>
         <w:tc>
           <w:tcPr>
             <w:tcW w:w="2800" w:type="dxa"/>
+            <w:tcBorders>
+              <w:top w:val="single" w:sz="1" w:space="0" w:color="CCCCCC"/>
+              <w:left w:val="single" w:sz="1" w:space="0" w:color="CCCCCC"/>
+              <w:bottom w:val="single" w:sz="1" w:space="0" w:color="CCCCCC"/>
+              <w:right w:val="single" w:sz="1" w:space="0" w:color="CCCCCC"/>
+            </w:tcBorders>
             <w:shd w:val="clear" w:color="auto" w:fill="E8F0FE"/>
             <w:tcMar>
               <w:top w:w="80" w:type="dxa"/>
@@ -6847,20 +6980,35 @@
             </w:tcMar>
           </w:tcPr>
           <w:p>
-            <w:r>
+            <w:pPr>
               <w:rPr>
                 <w:b/>
                 <w:bCs/>
                 <w:sz w:val="18"/>
                 <w:szCs w:val="18"/>
               </w:rPr>
-              <w:t>30-Day Trial</w:t>
+            </w:pPr>
+            <w:r>
+              <w:rPr>
+                <w:b/>
+                <w:bCs/>
+                <w:color w:val="000000"/>
+                <w:sz w:val="18"/>
+                <w:szCs w:val="18"/>
+              </w:rPr>
+              <w:t>Monthly Vesting After Cliff</w:t>
             </w:r>
           </w:p>
         </w:tc>
         <w:tc>
           <w:tcPr>
             <w:tcW w:w="6560" w:type="dxa"/>
+            <w:tcBorders>
+              <w:top w:val="single" w:sz="1" w:space="0" w:color="CCCCCC"/>
+              <w:left w:val="single" w:sz="1" w:space="0" w:color="CCCCCC"/>
+              <w:bottom w:val="single" w:sz="1" w:space="0" w:color="CCCCCC"/>
+              <w:right w:val="single" w:sz="1" w:space="0" w:color="CCCCCC"/>
+            </w:tcBorders>
             <w:shd w:val="clear" w:color="auto" w:fill="FFFFFF"/>
             <w:tcMar>
               <w:top w:w="80" w:type="dxa"/>
@@ -6870,26 +7018,69 @@
             </w:tcMar>
           </w:tcPr>
           <w:p>
-            <w:r>
-              <w:rPr>
-                <w:sz w:val="18"/>
-                <w:szCs w:val="18"/>
-              </w:rPr>
-              <w:t>Equity grant activates only after successful 30-day working period with defined deliverables</w:t>
+            <w:pPr>
+              <w:rPr>
+                <w:color w:val="000000"/>
+                <w:sz w:val="18"/>
+                <w:szCs w:val="18"/>
+              </w:rPr>
+            </w:pPr>
+            <w:r>
+              <w:rPr>
+                <w:color w:val="000000"/>
+                <w:sz w:val="18"/>
+                <w:szCs w:val="18"/>
+              </w:rPr>
+              <w:t>The remaining</w:t>
+            </w:r>
+            <w:r>
+              <w:rPr>
+                <w:rStyle w:val="apple-converted-space"/>
+                <w:color w:val="000000"/>
+                <w:sz w:val="18"/>
+                <w:szCs w:val="18"/>
+              </w:rPr>
+              <w:t> </w:t>
+            </w:r>
+            <w:r>
+              <w:rPr>
+                <w:rStyle w:val="Strong"/>
+                <w:color w:val="000000"/>
+                <w:sz w:val="18"/>
+                <w:szCs w:val="18"/>
+              </w:rPr>
+              <w:t>two-thirds (2/3)</w:t>
+            </w:r>
+            <w:r>
+              <w:rPr>
+                <w:rStyle w:val="apple-converted-space"/>
+                <w:color w:val="000000"/>
+                <w:sz w:val="18"/>
+                <w:szCs w:val="18"/>
+              </w:rPr>
+              <w:t> </w:t>
+            </w:r>
+            <w:r>
+              <w:rPr>
+                <w:color w:val="000000"/>
+                <w:sz w:val="18"/>
+                <w:szCs w:val="18"/>
+              </w:rPr>
+              <w:t>of the equity grant will vest in equal monthly installments over the following twenty-four (24) months, provided you continue providing services to the Company.</w:t>
             </w:r>
           </w:p>
         </w:tc>
       </w:tr>
       <w:tr>
-        <w:tblPrEx>
-          <w:tblCellMar>
-            <w:top w:w="0" w:type="dxa"/>
-            <w:bottom w:w="0" w:type="dxa"/>
-          </w:tblCellMar>
-        </w:tblPrEx>
         <w:tc>
           <w:tcPr>
             <w:tcW w:w="2800" w:type="dxa"/>
+            <w:tcBorders>
+              <w:top w:val="single" w:sz="1" w:space="0" w:color="CCCCCC"/>
+              <w:left w:val="single" w:sz="1" w:space="0" w:color="CCCCCC"/>
+              <w:bottom w:val="single" w:sz="1" w:space="0" w:color="CCCCCC"/>
+              <w:right w:val="single" w:sz="1" w:space="0" w:color="CCCCCC"/>
+            </w:tcBorders>
             <w:shd w:val="clear" w:color="auto" w:fill="E8F0FE"/>
             <w:tcMar>
               <w:top w:w="80" w:type="dxa"/>
@@ -6899,20 +7090,35 @@
             </w:tcMar>
           </w:tcPr>
           <w:p>
-            <w:r>
+            <w:pPr>
               <w:rPr>
                 <w:b/>
                 <w:bCs/>
                 <w:sz w:val="18"/>
                 <w:szCs w:val="18"/>
               </w:rPr>
-              <w:t>Acceleration</w:t>
+            </w:pPr>
+            <w:r>
+              <w:rPr>
+                <w:b/>
+                <w:bCs/>
+                <w:color w:val="000000"/>
+                <w:sz w:val="18"/>
+                <w:szCs w:val="18"/>
+              </w:rPr>
+              <w:t>Unvested Equity</w:t>
             </w:r>
           </w:p>
         </w:tc>
         <w:tc>
           <w:tcPr>
             <w:tcW w:w="6560" w:type="dxa"/>
+            <w:tcBorders>
+              <w:top w:val="single" w:sz="1" w:space="0" w:color="CCCCCC"/>
+              <w:left w:val="single" w:sz="1" w:space="0" w:color="CCCCCC"/>
+              <w:bottom w:val="single" w:sz="1" w:space="0" w:color="CCCCCC"/>
+              <w:right w:val="single" w:sz="1" w:space="0" w:color="CCCCCC"/>
+            </w:tcBorders>
             <w:shd w:val="clear" w:color="auto" w:fill="FFFFFF"/>
             <w:tcMar>
               <w:top w:w="80" w:type="dxa"/>
@@ -6922,12 +7128,150 @@
             </w:tcMar>
           </w:tcPr>
           <w:p>
-            <w:r>
-              <w:rPr>
-                <w:sz w:val="18"/>
-                <w:szCs w:val="18"/>
-              </w:rPr>
-              <w:t>Subject to negotiation — standard single-trigger on acquisition</w:t>
+            <w:pPr>
+              <w:rPr>
+                <w:color w:val="000000"/>
+                <w:sz w:val="18"/>
+                <w:szCs w:val="18"/>
+              </w:rPr>
+            </w:pPr>
+            <w:r>
+              <w:rPr>
+                <w:color w:val="000000"/>
+                <w:sz w:val="18"/>
+                <w:szCs w:val="18"/>
+              </w:rPr>
+              <w:t>Any unvested equity will automatically be forfeited if services end for any reason before the applicable vesting date, subject to the final equity grant documents and Operating Agreement.</w:t>
+            </w:r>
+          </w:p>
+        </w:tc>
+      </w:tr>
+      <w:tr>
+        <w:tc>
+          <w:tcPr>
+            <w:tcW w:w="2800" w:type="dxa"/>
+            <w:tcBorders>
+              <w:top w:val="single" w:sz="1" w:space="0" w:color="CCCCCC"/>
+              <w:left w:val="single" w:sz="1" w:space="0" w:color="CCCCCC"/>
+              <w:bottom w:val="single" w:sz="1" w:space="0" w:color="CCCCCC"/>
+              <w:right w:val="single" w:sz="1" w:space="0" w:color="CCCCCC"/>
+            </w:tcBorders>
+            <w:shd w:val="clear" w:color="auto" w:fill="E8F0FE"/>
+            <w:tcMar>
+              <w:top w:w="80" w:type="dxa"/>
+              <w:left w:w="120" w:type="dxa"/>
+              <w:bottom w:w="80" w:type="dxa"/>
+              <w:right w:w="120" w:type="dxa"/>
+            </w:tcMar>
+          </w:tcPr>
+          <w:p>
+            <w:r>
+              <w:rPr>
+                <w:b/>
+                <w:bCs/>
+                <w:sz w:val="18"/>
+                <w:szCs w:val="18"/>
+              </w:rPr>
+              <w:t>Acceleration</w:t>
+            </w:r>
+          </w:p>
+        </w:tc>
+        <w:tc>
+          <w:tcPr>
+            <w:tcW w:w="6560" w:type="dxa"/>
+            <w:tcBorders>
+              <w:top w:val="single" w:sz="1" w:space="0" w:color="CCCCCC"/>
+              <w:left w:val="single" w:sz="1" w:space="0" w:color="CCCCCC"/>
+              <w:bottom w:val="single" w:sz="1" w:space="0" w:color="CCCCCC"/>
+              <w:right w:val="single" w:sz="1" w:space="0" w:color="CCCCCC"/>
+            </w:tcBorders>
+            <w:shd w:val="clear" w:color="auto" w:fill="FFFFFF"/>
+            <w:tcMar>
+              <w:top w:w="80" w:type="dxa"/>
+              <w:left w:w="120" w:type="dxa"/>
+              <w:bottom w:w="80" w:type="dxa"/>
+              <w:right w:w="120" w:type="dxa"/>
+            </w:tcMar>
+          </w:tcPr>
+          <w:p>
+            <w:pPr>
+              <w:rPr>
+                <w:sz w:val="18"/>
+                <w:szCs w:val="18"/>
+              </w:rPr>
+            </w:pPr>
+            <w:r>
+              <w:rPr>
+                <w:color w:val="000000"/>
+                <w:sz w:val="18"/>
+                <w:szCs w:val="18"/>
+              </w:rPr>
+              <w:t>No acceleration of unvested equity will occur unless approved in writing by the Company or specifically provided in the final equity grant agreement.</w:t>
+            </w:r>
+          </w:p>
+        </w:tc>
+      </w:tr>
+      <w:tr>
+        <w:tc>
+          <w:tcPr>
+            <w:tcW w:w="2800" w:type="dxa"/>
+            <w:tcBorders>
+              <w:top w:val="single" w:sz="1" w:space="0" w:color="CCCCCC"/>
+              <w:left w:val="single" w:sz="1" w:space="0" w:color="CCCCCC"/>
+              <w:bottom w:val="single" w:sz="1" w:space="0" w:color="CCCCCC"/>
+              <w:right w:val="single" w:sz="1" w:space="0" w:color="CCCCCC"/>
+            </w:tcBorders>
+            <w:shd w:val="clear" w:color="auto" w:fill="E8F0FE"/>
+            <w:tcMar>
+              <w:top w:w="80" w:type="dxa"/>
+              <w:left w:w="120" w:type="dxa"/>
+              <w:bottom w:w="80" w:type="dxa"/>
+              <w:right w:w="120" w:type="dxa"/>
+            </w:tcMar>
+          </w:tcPr>
+          <w:p>
+            <w:r>
+              <w:rPr>
+                <w:b/>
+                <w:bCs/>
+                <w:sz w:val="18"/>
+                <w:szCs w:val="18"/>
+              </w:rPr>
+              <w:t>Form</w:t>
+            </w:r>
+          </w:p>
+        </w:tc>
+        <w:tc>
+          <w:tcPr>
+            <w:tcW w:w="6560" w:type="dxa"/>
+            <w:tcBorders>
+              <w:top w:val="single" w:sz="1" w:space="0" w:color="CCCCCC"/>
+              <w:left w:val="single" w:sz="1" w:space="0" w:color="CCCCCC"/>
+              <w:bottom w:val="single" w:sz="1" w:space="0" w:color="CCCCCC"/>
+              <w:right w:val="single" w:sz="1" w:space="0" w:color="CCCCCC"/>
+            </w:tcBorders>
+            <w:shd w:val="clear" w:color="auto" w:fill="FFFFFF"/>
+            <w:tcMar>
+              <w:top w:w="80" w:type="dxa"/>
+              <w:left w:w="120" w:type="dxa"/>
+              <w:bottom w:w="80" w:type="dxa"/>
+              <w:right w:w="120" w:type="dxa"/>
+            </w:tcMar>
+          </w:tcPr>
+          <w:p>
+            <w:pPr>
+              <w:rPr>
+                <w:sz w:val="18"/>
+                <w:szCs w:val="18"/>
+              </w:rPr>
+            </w:pPr>
+            <w:r>
+              <w:rPr>
+                <w:color w:val="000000"/>
+                <w:sz w:val="18"/>
+                <w:szCs w:val="18"/>
+              </w:rPr>
+              <w:t>The Company, in consultation with legal and tax advisors, will determine the form of award, which may include a profits interest, restricted membership interest, unit award, option, phantom-equity award, or other equity-equivalent arrangement. The Company will use a structure intended to preserve the agreed economic value, subject to applicable law, tax requirements, and the Company’s Operating Agreement.</w:t>
             </w:r>
           </w:p>
         </w:tc>
@@ -6935,8 +7279,731 @@
     </w:tbl>
     <w:p>
       <w:pPr>
-        <w:spacing w:after="80"/>
-      </w:pPr>
+        <w:pStyle w:val="Heading3"/>
+        <w:contextualSpacing/>
+        <w:rPr>
+          <w:b/>
+          <w:bCs/>
+          <w:color w:val="000000"/>
+          <w:sz w:val="20"/>
+          <w:szCs w:val="20"/>
+        </w:rPr>
+      </w:pPr>
+      <w:r>
+        <w:br/>
+      </w:r>
+      <w:r>
+        <w:rPr>
+          <w:b/>
+          <w:bCs/>
+          <w:color w:val="000000"/>
+          <w:sz w:val="20"/>
+          <w:szCs w:val="20"/>
+        </w:rPr>
+        <w:t>Change-in-Control / Exit Incentive</w:t>
+      </w:r>
+    </w:p>
+    <w:p>
+      <w:pPr>
+        <w:pStyle w:val="NormalWeb"/>
+        <w:spacing w:before="0" w:beforeAutospacing="0" w:after="0" w:afterAutospacing="0"/>
+        <w:contextualSpacing/>
+        <w:rPr>
+          <w:rFonts w:ascii="Arial" w:hAnsi="Arial" w:cs="Arial"/>
+          <w:color w:val="000000"/>
+          <w:sz w:val="20"/>
+          <w:szCs w:val="20"/>
+        </w:rPr>
+      </w:pPr>
+      <w:r>
+        <w:rPr>
+          <w:rFonts w:ascii="Arial" w:hAnsi="Arial" w:cs="Arial"/>
+          <w:color w:val="000000"/>
+          <w:sz w:val="20"/>
+          <w:szCs w:val="20"/>
+        </w:rPr>
+        <w:t>If the Company undergoes a sale, merger, acquisition, or other qualifying change in control while you are actively providing services to the Company, you may become eligible for additional transaction-based compensation so that your</w:t>
+      </w:r>
+      <w:r>
+        <w:rPr>
+          <w:rStyle w:val="apple-converted-space"/>
+          <w:rFonts w:ascii="Arial" w:hAnsi="Arial" w:cs="Arial"/>
+          <w:color w:val="000000"/>
+          <w:sz w:val="20"/>
+          <w:szCs w:val="20"/>
+        </w:rPr>
+        <w:t> </w:t>
+      </w:r>
+      <w:r>
+        <w:rPr>
+          <w:rStyle w:val="Strong"/>
+          <w:rFonts w:ascii="Arial" w:hAnsi="Arial" w:cs="Arial"/>
+          <w:color w:val="000000"/>
+          <w:sz w:val="20"/>
+          <w:szCs w:val="20"/>
+        </w:rPr>
+        <w:t>total economic participation</w:t>
+      </w:r>
+      <w:r>
+        <w:rPr>
+          <w:rStyle w:val="apple-converted-space"/>
+          <w:rFonts w:ascii="Arial" w:hAnsi="Arial" w:cs="Arial"/>
+          <w:color w:val="000000"/>
+          <w:sz w:val="20"/>
+          <w:szCs w:val="20"/>
+        </w:rPr>
+        <w:t> </w:t>
+      </w:r>
+      <w:r>
+        <w:rPr>
+          <w:rFonts w:ascii="Arial" w:hAnsi="Arial" w:cs="Arial"/>
+          <w:color w:val="000000"/>
+          <w:sz w:val="20"/>
+          <w:szCs w:val="20"/>
+        </w:rPr>
+        <w:t>in the transaction equals:</w:t>
+      </w:r>
+    </w:p>
+    <w:p>
+      <w:pPr>
+        <w:pStyle w:val="NormalWeb"/>
+        <w:spacing w:before="0" w:beforeAutospacing="0" w:after="0" w:afterAutospacing="0"/>
+        <w:contextualSpacing/>
+        <w:rPr>
+          <w:rFonts w:ascii="Arial" w:hAnsi="Arial" w:cs="Arial"/>
+          <w:color w:val="000000"/>
+          <w:sz w:val="20"/>
+          <w:szCs w:val="20"/>
+        </w:rPr>
+      </w:pPr>
+    </w:p>
+    <w:p>
+      <w:pPr>
+        <w:pStyle w:val="NormalWeb"/>
+        <w:spacing w:before="0" w:beforeAutospacing="0" w:after="0" w:afterAutospacing="0"/>
+        <w:contextualSpacing/>
+        <w:rPr>
+          <w:rFonts w:ascii="Arial" w:hAnsi="Arial" w:cs="Arial"/>
+          <w:color w:val="000000"/>
+          <w:sz w:val="20"/>
+          <w:szCs w:val="20"/>
+        </w:rPr>
+      </w:pPr>
+    </w:p>
+    <w:tbl>
+      <w:tblPr>
+        <w:tblW w:w="0" w:type="auto"/>
+        <w:tblCellSpacing w:w="15" w:type="dxa"/>
+        <w:tblCellMar>
+          <w:top w:w="15" w:type="dxa"/>
+          <w:left w:w="15" w:type="dxa"/>
+          <w:bottom w:w="15" w:type="dxa"/>
+          <w:right w:w="15" w:type="dxa"/>
+        </w:tblCellMar>
+        <w:tblLook w:val="04A0" w:firstRow="1" w:lastRow="0" w:firstColumn="1" w:lastColumn="0" w:noHBand="0" w:noVBand="1"/>
+      </w:tblPr>
+      <w:tblGrid>
+        <w:gridCol w:w="5412"/>
+        <w:gridCol w:w="2831"/>
+      </w:tblGrid>
+      <w:tr>
+        <w:trPr>
+          <w:tblHeader/>
+          <w:tblCellSpacing w:w="15" w:type="dxa"/>
+        </w:trPr>
+        <w:tc>
+          <w:tcPr>
+            <w:tcW w:w="0" w:type="auto"/>
+            <w:vAlign w:val="center"/>
+            <w:hideMark/>
+          </w:tcPr>
+          <w:p>
+            <w:pPr>
+              <w:contextualSpacing/>
+              <w:jc w:val="center"/>
+              <w:rPr>
+                <w:b/>
+                <w:bCs/>
+              </w:rPr>
+            </w:pPr>
+            <w:r>
+              <w:rPr>
+                <w:rStyle w:val="Strong"/>
+              </w:rPr>
+              <w:lastRenderedPageBreak/>
+              <w:t>Transaction Value</w:t>
+            </w:r>
+          </w:p>
+        </w:tc>
+        <w:tc>
+          <w:tcPr>
+            <w:tcW w:w="0" w:type="auto"/>
+            <w:vAlign w:val="center"/>
+            <w:hideMark/>
+          </w:tcPr>
+          <w:p>
+            <w:pPr>
+              <w:contextualSpacing/>
+              <w:jc w:val="center"/>
+              <w:rPr>
+                <w:b/>
+                <w:bCs/>
+              </w:rPr>
+            </w:pPr>
+            <w:r>
+              <w:rPr>
+                <w:rStyle w:val="Strong"/>
+              </w:rPr>
+              <w:t>Total Economic Participation</w:t>
+            </w:r>
+          </w:p>
+        </w:tc>
+      </w:tr>
+      <w:tr>
+        <w:trPr>
+          <w:tblCellSpacing w:w="15" w:type="dxa"/>
+        </w:trPr>
+        <w:tc>
+          <w:tcPr>
+            <w:tcW w:w="0" w:type="auto"/>
+            <w:vAlign w:val="center"/>
+            <w:hideMark/>
+          </w:tcPr>
+          <w:p>
+            <w:pPr>
+              <w:contextualSpacing/>
+            </w:pPr>
+            <w:r>
+              <w:t>Sale value of at least</w:t>
+            </w:r>
+            <w:r>
+              <w:rPr>
+                <w:rStyle w:val="apple-converted-space"/>
+              </w:rPr>
+              <w:t> </w:t>
+            </w:r>
+            <w:r>
+              <w:rPr>
+                <w:rStyle w:val="Strong"/>
+              </w:rPr>
+              <w:t>$50 million</w:t>
+            </w:r>
+            <w:r>
+              <w:rPr>
+                <w:rStyle w:val="apple-converted-space"/>
+              </w:rPr>
+              <w:t> </w:t>
+            </w:r>
+            <w:r>
+              <w:t>but less than</w:t>
+            </w:r>
+            <w:r>
+              <w:rPr>
+                <w:rStyle w:val="apple-converted-space"/>
+              </w:rPr>
+              <w:t> </w:t>
+            </w:r>
+            <w:r>
+              <w:rPr>
+                <w:rStyle w:val="Strong"/>
+              </w:rPr>
+              <w:t>$75 million</w:t>
+            </w:r>
+          </w:p>
+        </w:tc>
+        <w:tc>
+          <w:tcPr>
+            <w:tcW w:w="0" w:type="auto"/>
+            <w:vAlign w:val="center"/>
+            <w:hideMark/>
+          </w:tcPr>
+          <w:p>
+            <w:pPr>
+              <w:contextualSpacing/>
+              <w:jc w:val="center"/>
+            </w:pPr>
+            <w:r>
+              <w:rPr>
+                <w:rStyle w:val="Strong"/>
+              </w:rPr>
+              <w:t>6.</w:t>
+            </w:r>
+            <w:r>
+              <w:rPr>
+                <w:rStyle w:val="Strong"/>
+              </w:rPr>
+              <w:t>5</w:t>
+            </w:r>
+            <w:r>
+              <w:rPr>
+                <w:rStyle w:val="Strong"/>
+              </w:rPr>
+              <w:t>%</w:t>
+            </w:r>
+          </w:p>
+        </w:tc>
+      </w:tr>
+      <w:tr>
+        <w:trPr>
+          <w:tblCellSpacing w:w="15" w:type="dxa"/>
+        </w:trPr>
+        <w:tc>
+          <w:tcPr>
+            <w:tcW w:w="0" w:type="auto"/>
+            <w:vAlign w:val="center"/>
+            <w:hideMark/>
+          </w:tcPr>
+          <w:p>
+            <w:pPr>
+              <w:contextualSpacing/>
+            </w:pPr>
+            <w:r>
+              <w:t>Sale value of at least</w:t>
+            </w:r>
+            <w:r>
+              <w:rPr>
+                <w:rStyle w:val="apple-converted-space"/>
+              </w:rPr>
+              <w:t> </w:t>
+            </w:r>
+            <w:r>
+              <w:rPr>
+                <w:rStyle w:val="Strong"/>
+              </w:rPr>
+              <w:t>$75 million</w:t>
+            </w:r>
+            <w:r>
+              <w:rPr>
+                <w:rStyle w:val="apple-converted-space"/>
+              </w:rPr>
+              <w:t> </w:t>
+            </w:r>
+            <w:r>
+              <w:t>but less than</w:t>
+            </w:r>
+            <w:r>
+              <w:rPr>
+                <w:rStyle w:val="apple-converted-space"/>
+              </w:rPr>
+              <w:t> </w:t>
+            </w:r>
+            <w:r>
+              <w:rPr>
+                <w:rStyle w:val="Strong"/>
+              </w:rPr>
+              <w:t>$100 million</w:t>
+            </w:r>
+          </w:p>
+        </w:tc>
+        <w:tc>
+          <w:tcPr>
+            <w:tcW w:w="0" w:type="auto"/>
+            <w:vAlign w:val="center"/>
+            <w:hideMark/>
+          </w:tcPr>
+          <w:p>
+            <w:pPr>
+              <w:contextualSpacing/>
+              <w:jc w:val="center"/>
+            </w:pPr>
+            <w:r>
+              <w:rPr>
+                <w:rStyle w:val="Strong"/>
+              </w:rPr>
+              <w:t>7.</w:t>
+            </w:r>
+            <w:r>
+              <w:rPr>
+                <w:rStyle w:val="Strong"/>
+              </w:rPr>
+              <w:t>5</w:t>
+            </w:r>
+            <w:r>
+              <w:rPr>
+                <w:rStyle w:val="Strong"/>
+              </w:rPr>
+              <w:t>%</w:t>
+            </w:r>
+          </w:p>
+        </w:tc>
+      </w:tr>
+      <w:tr>
+        <w:trPr>
+          <w:tblCellSpacing w:w="15" w:type="dxa"/>
+        </w:trPr>
+        <w:tc>
+          <w:tcPr>
+            <w:tcW w:w="0" w:type="auto"/>
+            <w:vAlign w:val="center"/>
+            <w:hideMark/>
+          </w:tcPr>
+          <w:p>
+            <w:pPr>
+              <w:contextualSpacing/>
+            </w:pPr>
+            <w:r>
+              <w:t>Sale value of</w:t>
+            </w:r>
+            <w:r>
+              <w:rPr>
+                <w:rStyle w:val="apple-converted-space"/>
+              </w:rPr>
+              <w:t> </w:t>
+            </w:r>
+            <w:r>
+              <w:rPr>
+                <w:rStyle w:val="Strong"/>
+              </w:rPr>
+              <w:t>$100 million or more</w:t>
+            </w:r>
+          </w:p>
+        </w:tc>
+        <w:tc>
+          <w:tcPr>
+            <w:tcW w:w="0" w:type="auto"/>
+            <w:vAlign w:val="center"/>
+            <w:hideMark/>
+          </w:tcPr>
+          <w:p>
+            <w:pPr>
+              <w:contextualSpacing/>
+              <w:jc w:val="center"/>
+            </w:pPr>
+            <w:r>
+              <w:rPr>
+                <w:rStyle w:val="Strong"/>
+              </w:rPr>
+              <w:t>8.</w:t>
+            </w:r>
+            <w:r>
+              <w:rPr>
+                <w:rStyle w:val="Strong"/>
+              </w:rPr>
+              <w:t>5</w:t>
+            </w:r>
+            <w:r>
+              <w:rPr>
+                <w:rStyle w:val="Strong"/>
+              </w:rPr>
+              <w:t>%</w:t>
+            </w:r>
+          </w:p>
+        </w:tc>
+      </w:tr>
+    </w:tbl>
+    <w:p>
+      <w:pPr>
+        <w:pStyle w:val="NormalWeb"/>
+        <w:spacing w:before="0" w:beforeAutospacing="0" w:after="0" w:afterAutospacing="0"/>
+        <w:contextualSpacing/>
+        <w:rPr>
+          <w:rFonts w:ascii="Arial" w:hAnsi="Arial" w:cs="Arial"/>
+          <w:color w:val="000000"/>
+          <w:sz w:val="20"/>
+          <w:szCs w:val="20"/>
+        </w:rPr>
+      </w:pPr>
+    </w:p>
+    <w:p>
+      <w:pPr>
+        <w:pStyle w:val="NormalWeb"/>
+        <w:spacing w:before="0" w:beforeAutospacing="0" w:after="0" w:afterAutospacing="0"/>
+        <w:contextualSpacing/>
+        <w:rPr>
+          <w:rFonts w:ascii="Arial" w:hAnsi="Arial" w:cs="Arial"/>
+          <w:color w:val="000000"/>
+          <w:sz w:val="20"/>
+          <w:szCs w:val="20"/>
+        </w:rPr>
+      </w:pPr>
+      <w:r>
+        <w:rPr>
+          <w:rFonts w:ascii="Arial" w:hAnsi="Arial" w:cs="Arial"/>
+          <w:color w:val="000000"/>
+          <w:sz w:val="20"/>
+          <w:szCs w:val="20"/>
+        </w:rPr>
+        <w:t>The percentages above are intended to represent your</w:t>
+      </w:r>
+      <w:r>
+        <w:rPr>
+          <w:rStyle w:val="apple-converted-space"/>
+          <w:rFonts w:ascii="Arial" w:hAnsi="Arial" w:cs="Arial"/>
+          <w:color w:val="000000"/>
+          <w:sz w:val="20"/>
+          <w:szCs w:val="20"/>
+        </w:rPr>
+        <w:t> </w:t>
+      </w:r>
+      <w:r>
+        <w:rPr>
+          <w:rStyle w:val="Strong"/>
+          <w:rFonts w:ascii="Arial" w:hAnsi="Arial" w:cs="Arial"/>
+          <w:color w:val="000000"/>
+          <w:sz w:val="20"/>
+          <w:szCs w:val="20"/>
+        </w:rPr>
+        <w:t>total economic participation in the transaction</w:t>
+      </w:r>
+      <w:r>
+        <w:rPr>
+          <w:rFonts w:ascii="Arial" w:hAnsi="Arial" w:cs="Arial"/>
+          <w:color w:val="000000"/>
+          <w:sz w:val="20"/>
+          <w:szCs w:val="20"/>
+        </w:rPr>
+        <w:t>, including any vested equity interest already held, and are</w:t>
+      </w:r>
+      <w:r>
+        <w:rPr>
+          <w:rStyle w:val="apple-converted-space"/>
+          <w:rFonts w:ascii="Arial" w:hAnsi="Arial" w:cs="Arial"/>
+          <w:color w:val="000000"/>
+          <w:sz w:val="20"/>
+          <w:szCs w:val="20"/>
+        </w:rPr>
+        <w:t> </w:t>
+      </w:r>
+      <w:r>
+        <w:rPr>
+          <w:rStyle w:val="Strong"/>
+          <w:rFonts w:ascii="Arial" w:hAnsi="Arial" w:cs="Arial"/>
+          <w:color w:val="000000"/>
+          <w:sz w:val="20"/>
+          <w:szCs w:val="20"/>
+        </w:rPr>
+        <w:t>not additional percentages on top of the 5.00% base equity grant</w:t>
+      </w:r>
+      <w:r>
+        <w:rPr>
+          <w:rFonts w:ascii="Arial" w:hAnsi="Arial" w:cs="Arial"/>
+          <w:color w:val="000000"/>
+          <w:sz w:val="20"/>
+          <w:szCs w:val="20"/>
+        </w:rPr>
+        <w:t>.</w:t>
+      </w:r>
+    </w:p>
+    <w:p>
+      <w:pPr>
+        <w:pStyle w:val="NormalWeb"/>
+        <w:spacing w:before="0" w:beforeAutospacing="0" w:after="0" w:afterAutospacing="0"/>
+        <w:contextualSpacing/>
+        <w:rPr>
+          <w:rFonts w:ascii="Arial" w:hAnsi="Arial" w:cs="Arial"/>
+          <w:color w:val="000000"/>
+          <w:sz w:val="20"/>
+          <w:szCs w:val="20"/>
+        </w:rPr>
+      </w:pPr>
+    </w:p>
+    <w:p>
+      <w:pPr>
+        <w:pStyle w:val="NormalWeb"/>
+        <w:spacing w:before="0" w:beforeAutospacing="0" w:after="0" w:afterAutospacing="0"/>
+        <w:contextualSpacing/>
+        <w:rPr>
+          <w:rFonts w:ascii="Arial" w:hAnsi="Arial" w:cs="Arial"/>
+          <w:color w:val="000000"/>
+          <w:sz w:val="20"/>
+          <w:szCs w:val="20"/>
+        </w:rPr>
+      </w:pPr>
+      <w:r>
+        <w:rPr>
+          <w:rFonts w:ascii="Arial" w:hAnsi="Arial" w:cs="Arial"/>
+          <w:color w:val="000000"/>
+          <w:sz w:val="20"/>
+          <w:szCs w:val="20"/>
+        </w:rPr>
+        <w:t>Any transaction-based incentive will be subject to the final transaction documents, applicable distribution priorities, debt repayment, transaction costs, taxes, escrow or holdback amounts, and any rights senior to the advisory equity interest.</w:t>
+      </w:r>
+    </w:p>
+    <w:p>
+      <w:pPr>
+        <w:pStyle w:val="NormalWeb"/>
+        <w:spacing w:before="0" w:beforeAutospacing="0" w:after="0" w:afterAutospacing="0"/>
+        <w:contextualSpacing/>
+        <w:rPr>
+          <w:rFonts w:ascii="Arial" w:hAnsi="Arial" w:cs="Arial"/>
+          <w:color w:val="000000"/>
+          <w:sz w:val="20"/>
+          <w:szCs w:val="20"/>
+        </w:rPr>
+      </w:pPr>
+    </w:p>
+    <w:p>
+      <w:pPr>
+        <w:pStyle w:val="Heading3"/>
+        <w:contextualSpacing/>
+        <w:rPr>
+          <w:b/>
+          <w:bCs/>
+          <w:color w:val="000000"/>
+          <w:sz w:val="20"/>
+          <w:szCs w:val="20"/>
+          <w:u w:val="single"/>
+        </w:rPr>
+      </w:pPr>
+      <w:r>
+        <w:rPr>
+          <w:b/>
+          <w:bCs/>
+          <w:color w:val="000000"/>
+          <w:sz w:val="20"/>
+          <w:szCs w:val="20"/>
+          <w:u w:val="single"/>
+        </w:rPr>
+        <w:t>Services</w:t>
+      </w:r>
+      <w:r>
+        <w:rPr>
+          <w:b/>
+          <w:bCs/>
+          <w:color w:val="000000"/>
+          <w:sz w:val="20"/>
+          <w:szCs w:val="20"/>
+          <w:u w:val="single"/>
+        </w:rPr>
+        <w:t xml:space="preserve"> Acknowledgment</w:t>
+      </w:r>
+    </w:p>
+    <w:p>
+      <w:pPr>
+        <w:pStyle w:val="pdq2pgselectionanchorcontainer"/>
+        <w:spacing w:before="0" w:beforeAutospacing="0" w:after="0" w:afterAutospacing="0"/>
+        <w:rPr>
+          <w:rFonts w:ascii="Arial" w:hAnsi="Arial" w:cs="Arial"/>
+          <w:color w:val="000000"/>
+          <w:sz w:val="20"/>
+          <w:szCs w:val="20"/>
+        </w:rPr>
+      </w:pPr>
+      <w:r>
+        <w:rPr>
+          <w:rFonts w:ascii="Arial" w:hAnsi="Arial" w:cs="Arial"/>
+          <w:color w:val="000000"/>
+          <w:sz w:val="20"/>
+          <w:szCs w:val="20"/>
+        </w:rPr>
+        <w:t>Contractor acknowledges that no salary, wages, employee benefits, paid leave, or other employee compensation is guaranteed under this offer. The equity compensation described above represents Contractor’s full compensation for services rendered under this Agreement unless the Company approves additional compensation, commissions, incentive payments, or expense reimbursement in a separate written agreement.</w:t>
+      </w:r>
+      <w:r>
+        <w:rPr>
+          <w:rFonts w:ascii="Arial" w:hAnsi="Arial" w:cs="Arial"/>
+          <w:color w:val="000000"/>
+          <w:sz w:val="20"/>
+          <w:szCs w:val="20"/>
+        </w:rPr>
+        <w:br/>
+      </w:r>
+      <w:r>
+        <w:rPr>
+          <w:rFonts w:ascii="Arial" w:hAnsi="Arial" w:cs="Arial"/>
+          <w:color w:val="000000"/>
+          <w:sz w:val="20"/>
+          <w:szCs w:val="20"/>
+        </w:rPr>
+        <w:br/>
+      </w:r>
+      <w:r>
+        <w:rPr>
+          <w:rFonts w:ascii="Arial" w:hAnsi="Arial" w:cs="Arial"/>
+          <w:b/>
+          <w:bCs/>
+          <w:color w:val="000000"/>
+          <w:sz w:val="20"/>
+          <w:szCs w:val="20"/>
+          <w:u w:val="single"/>
+        </w:rPr>
+        <w:t>Dilution Statement</w:t>
+      </w:r>
+      <w:r>
+        <w:rPr>
+          <w:rFonts w:ascii="Arial" w:hAnsi="Arial" w:cs="Arial"/>
+          <w:color w:val="000000"/>
+          <w:sz w:val="20"/>
+          <w:szCs w:val="20"/>
+        </w:rPr>
+        <w:br/>
+      </w:r>
+    </w:p>
+    <w:p>
+      <w:pPr>
+        <w:pStyle w:val="NormalWeb"/>
+        <w:spacing w:before="0" w:beforeAutospacing="0" w:after="0" w:afterAutospacing="0"/>
+        <w:contextualSpacing/>
+        <w:rPr>
+          <w:rFonts w:ascii="Arial" w:hAnsi="Arial" w:cs="Arial"/>
+          <w:color w:val="000000"/>
+          <w:sz w:val="20"/>
+          <w:szCs w:val="20"/>
+        </w:rPr>
+      </w:pPr>
+      <w:r>
+        <w:rPr>
+          <w:rStyle w:val="Strong"/>
+          <w:rFonts w:ascii="Arial" w:hAnsi="Arial" w:cs="Arial"/>
+          <w:color w:val="000000"/>
+          <w:sz w:val="20"/>
+          <w:szCs w:val="20"/>
+        </w:rPr>
+        <w:t>Fully Diluted Basis.</w:t>
+      </w:r>
+      <w:r>
+        <w:rPr>
+          <w:rStyle w:val="apple-converted-space"/>
+          <w:rFonts w:ascii="Arial" w:hAnsi="Arial" w:cs="Arial"/>
+          <w:color w:val="000000"/>
+          <w:sz w:val="20"/>
+          <w:szCs w:val="20"/>
+        </w:rPr>
+        <w:t> </w:t>
+      </w:r>
+      <w:r>
+        <w:rPr>
+          <w:rFonts w:ascii="Arial" w:hAnsi="Arial" w:cs="Arial"/>
+          <w:color w:val="000000"/>
+          <w:sz w:val="20"/>
+          <w:szCs w:val="20"/>
+        </w:rPr>
+        <w:t>For purposes of this offer and any related equity grant, “Fully Diluted Basis” means all outstanding membership interests, units, options, profits interests, warrants, convertible securities, reserved equity pool interests, and any other rights to acquire equity, calculated immediately after giving effect to the grant.</w:t>
+      </w:r>
+    </w:p>
+    <w:p>
+      <w:pPr>
+        <w:pStyle w:val="NormalWeb"/>
+        <w:spacing w:before="0" w:beforeAutospacing="0" w:after="0" w:afterAutospacing="0"/>
+        <w:contextualSpacing/>
+        <w:rPr>
+          <w:rFonts w:ascii="Arial" w:hAnsi="Arial" w:cs="Arial"/>
+          <w:color w:val="000000"/>
+          <w:sz w:val="20"/>
+          <w:szCs w:val="20"/>
+        </w:rPr>
+      </w:pPr>
+    </w:p>
+    <w:p>
+      <w:pPr>
+        <w:pStyle w:val="ListParagraph"/>
+        <w:numPr>
+          <w:ilvl w:val="0"/>
+          <w:numId w:val="2"/>
+        </w:numPr>
+        <w:spacing w:after="80"/>
+      </w:pPr>
+      <w:r>
+        <w:rPr>
+          <w:color w:val="1A1A1A"/>
+        </w:rPr>
+        <w:t xml:space="preserve">Upon termination, unvested equity shall be forfeited. </w:t>
+      </w:r>
+      <w:r>
+        <w:rPr>
+          <w:color w:val="000000"/>
+        </w:rPr>
+        <w:t>The Company shall have the option, but not the obligation, to repurchase any vested equity interest held by the Recipient at fair market value, or at such other price and on such other terms as permitted by the Operating Agreement and applicable law.</w:t>
+      </w:r>
     </w:p>
     <w:p>
       <w:pPr>
@@ -6951,13 +8018,113 @@
           <w:sz w:val="22"/>
           <w:szCs w:val="22"/>
         </w:rPr>
+        <w:t xml:space="preserve">  Independent Contractor Relationship</w:t>
+      </w:r>
+    </w:p>
+    <w:p>
+      <w:pPr>
+        <w:pStyle w:val="pdq2pgselectionanchorcontainer"/>
+        <w:spacing w:before="0" w:beforeAutospacing="0" w:after="0" w:afterAutospacing="0"/>
+        <w:ind w:firstLine="720"/>
+        <w:contextualSpacing/>
+        <w:rPr>
+          <w:rFonts w:ascii="Arial" w:hAnsi="Arial" w:cs="Arial"/>
+          <w:color w:val="000000"/>
+          <w:sz w:val="20"/>
+          <w:szCs w:val="20"/>
+        </w:rPr>
+      </w:pPr>
+      <w:r>
+        <w:rPr>
+          <w:rFonts w:ascii="Arial" w:hAnsi="Arial" w:cs="Arial"/>
+          <w:color w:val="000000"/>
+          <w:sz w:val="20"/>
+          <w:szCs w:val="20"/>
+        </w:rPr>
+        <w:t xml:space="preserve">The parties acknowledge that Contractor is an independent contractor and not an employee, officer, partner, agent, joint </w:t>
+      </w:r>
+      <w:proofErr w:type="spellStart"/>
+      <w:r>
+        <w:rPr>
+          <w:rFonts w:ascii="Arial" w:hAnsi="Arial" w:cs="Arial"/>
+          <w:color w:val="000000"/>
+          <w:sz w:val="20"/>
+          <w:szCs w:val="20"/>
+        </w:rPr>
+        <w:t>venturer</w:t>
+      </w:r>
+      <w:proofErr w:type="spellEnd"/>
+      <w:r>
+        <w:rPr>
+          <w:rFonts w:ascii="Arial" w:hAnsi="Arial" w:cs="Arial"/>
+          <w:color w:val="000000"/>
+          <w:sz w:val="20"/>
+          <w:szCs w:val="20"/>
+        </w:rPr>
+        <w:t>, or legal representative of the Company. Contractor has no authority to bind the Company, enter into agreements on behalf of the Company, incur obligations, make pricing commitments, or otherwise represent that Contractor has authority to act for the Company unless specifically authorized in writing by the Founder or another authorized Company representative.</w:t>
+      </w:r>
+    </w:p>
+    <w:p>
+      <w:pPr>
+        <w:pStyle w:val="NormalWeb"/>
+        <w:spacing w:before="0" w:beforeAutospacing="0" w:after="0" w:afterAutospacing="0"/>
+        <w:ind w:firstLine="720"/>
+        <w:contextualSpacing/>
+        <w:rPr>
+          <w:rFonts w:ascii="Arial" w:hAnsi="Arial" w:cs="Arial"/>
+          <w:color w:val="000000"/>
+          <w:sz w:val="20"/>
+          <w:szCs w:val="20"/>
+        </w:rPr>
+      </w:pPr>
+      <w:r>
+        <w:rPr>
+          <w:rFonts w:ascii="Arial" w:hAnsi="Arial" w:cs="Arial"/>
+          <w:color w:val="000000"/>
+          <w:sz w:val="20"/>
+          <w:szCs w:val="20"/>
+        </w:rPr>
+        <w:t>Contractor is responsible for all federal, state, and local taxes, self-employment taxes, insurance, permits, licenses, and other obligations arising from payments or equity compensation received under this Agreement. Contractor will not be eligible for Company employee benefits, unemployment benefits, workers’ compensation coverage, paid leave, or other employee programs unless separately required by law or approved in writing by the Company.</w:t>
+      </w:r>
+    </w:p>
+    <w:p>
+      <w:pPr>
+        <w:pStyle w:val="NormalWeb"/>
+        <w:spacing w:before="0" w:beforeAutospacing="0" w:after="0" w:afterAutospacing="0"/>
+        <w:ind w:firstLine="720"/>
+        <w:contextualSpacing/>
+        <w:rPr>
+          <w:rFonts w:ascii="Arial" w:hAnsi="Arial" w:cs="Arial"/>
+          <w:color w:val="000000"/>
+          <w:sz w:val="20"/>
+          <w:szCs w:val="20"/>
+        </w:rPr>
+      </w:pPr>
+      <w:r>
+        <w:rPr>
+          <w:rFonts w:ascii="Arial" w:hAnsi="Arial" w:cs="Arial"/>
+          <w:color w:val="000000"/>
+          <w:sz w:val="20"/>
+          <w:szCs w:val="20"/>
+        </w:rPr>
+        <w:t>Contractor will determine the manner and means of performing the services, subject to agreed deliverables, deadlines, confidentiality obligations, product and brand standards, and reasonable coordination requirements with Company leadership.</w:t>
+      </w:r>
+    </w:p>
+    <w:p>
+      <w:pPr>
+        <w:shd w:val="clear" w:color="auto" w:fill="0F3460"/>
+        <w:spacing w:before="200" w:after="80"/>
+      </w:pPr>
+      <w:r>
+        <w:rPr>
+          <w:b/>
+          <w:bCs/>
+          <w:color w:val="FFFFFF"/>
+          <w:sz w:val="22"/>
+          <w:szCs w:val="22"/>
+        </w:rPr>
         <w:t xml:space="preserve">  Conditions Precedent</w:t>
       </w:r>
-    </w:p>
-    <w:p>
-      <w:pPr>
-        <w:spacing w:after="80"/>
-      </w:pPr>
     </w:p>
     <w:p>
       <w:pPr>
@@ -6989,15 +8156,8 @@
     </w:p>
     <w:p>
       <w:pPr>
-        <w:spacing w:after="80"/>
-      </w:pPr>
-    </w:p>
-    <w:p>
-      <w:pPr>
         <w:shd w:val="clear" w:color="auto" w:fill="0F3460"/>
         <w:spacing w:before="200" w:after="80"/>
-      </w:pPr>
-      <w:r>
         <w:rPr>
           <w:b/>
           <w:bCs/>
@@ -7005,12 +8165,23 @@
           <w:sz w:val="22"/>
           <w:szCs w:val="22"/>
         </w:rPr>
+      </w:pPr>
+      <w:r>
+        <w:rPr>
+          <w:b/>
+          <w:bCs/>
+          <w:color w:val="FFFFFF"/>
+          <w:sz w:val="22"/>
+          <w:szCs w:val="22"/>
+        </w:rPr>
         <w:t xml:space="preserve">  30-Day Trial Deliverables</w:t>
       </w:r>
     </w:p>
     <w:p>
       <w:pPr>
-        <w:spacing w:after="80"/>
+        <w:pStyle w:val="ListParagraph"/>
+        <w:spacing w:after="80"/>
+        <w:ind w:left="720"/>
       </w:pPr>
     </w:p>
     <w:p>
@@ -7058,7 +8229,6 @@
         <w:rPr>
           <w:color w:val="1A1A1A"/>
         </w:rPr>
-        <w:lastRenderedPageBreak/>
         <w:t>Deliver at least two qualified discovery calls with real buyers</w:t>
       </w:r>
     </w:p>
@@ -7075,7 +8245,19 @@
         <w:rPr>
           <w:color w:val="1A1A1A"/>
         </w:rPr>
-        <w:t xml:space="preserve">Build or propose CRM structure, pipeline stages, and </w:t>
+        <w:t xml:space="preserve">Build or propose </w:t>
+      </w:r>
+      <w:r>
+        <w:rPr>
+          <w:color w:val="1A1A1A"/>
+        </w:rPr>
+        <w:t xml:space="preserve">a </w:t>
+      </w:r>
+      <w:r>
+        <w:rPr>
+          <w:color w:val="1A1A1A"/>
+        </w:rPr>
+        <w:t xml:space="preserve">CRM structure, pipeline stages, and </w:t>
       </w:r>
       <w:r>
         <w:rPr>
@@ -7103,12 +8285,15 @@
         <w:rPr>
           <w:color w:val="1A1A1A"/>
         </w:rPr>
+        <w:lastRenderedPageBreak/>
         <w:t>Participate in at least one external industry or market-facing activity (event, association, or conference)</w:t>
       </w:r>
     </w:p>
     <w:p>
       <w:pPr>
-        <w:spacing w:after="80"/>
+        <w:pStyle w:val="ListParagraph"/>
+        <w:spacing w:after="80"/>
+        <w:ind w:left="720"/>
       </w:pPr>
     </w:p>
     <w:p>
@@ -7129,11 +8314,6 @@
     </w:p>
     <w:p>
       <w:pPr>
-        <w:spacing w:after="80"/>
-      </w:pPr>
-    </w:p>
-    <w:p>
-      <w:pPr>
         <w:pStyle w:val="ListParagraph"/>
         <w:numPr>
           <w:ilvl w:val="0"/>
@@ -7189,7 +8369,7 @@
         <w:rPr>
           <w:color w:val="1A1A1A"/>
         </w:rPr>
-        <w:t xml:space="preserve">We are excited about the possibility of building Rapid Cortex together. Please review, sign, and return this letter. A formal Co-Founder and Equity Agreement will follow upon successful completion of the </w:t>
+        <w:t xml:space="preserve">We are excited about the possibility of building Rapid Cortex together. Please review, sign, and return this letter. A formal Equity Agreement will follow upon successful completion of the </w:t>
       </w:r>
       <w:r>
         <w:rPr>
@@ -7211,12 +8391,15 @@
     </w:p>
     <w:p>
       <w:pPr>
-        <w:spacing w:after="80"/>
-      </w:pPr>
-    </w:p>
-    <w:p>
-      <w:pPr>
         <w:spacing w:after="120"/>
+        <w:rPr>
+          <w:color w:val="1A1A1A"/>
+        </w:rPr>
+      </w:pPr>
+    </w:p>
+    <w:p>
+      <w:pPr>
+        <w:spacing w:after="120"/>
       </w:pPr>
       <w:r>
         <w:rPr>
@@ -7224,11 +8407,6 @@
         </w:rPr>
         <w:t>Sincerely,</w:t>
       </w:r>
-    </w:p>
-    <w:p>
-      <w:pPr>
-        <w:spacing w:after="80"/>
-      </w:pPr>
     </w:p>
     <w:p>
       <w:pPr>
@@ -7285,15 +8463,16 @@
     </w:p>
     <w:p>
       <w:pPr>
-        <w:spacing w:after="80"/>
-      </w:pPr>
-    </w:p>
-    <w:p>
-      <w:pPr>
         <w:spacing w:after="120"/>
-      </w:pPr>
-      <w:r>
-        <w:rPr>
+        <w:rPr>
+          <w:b/>
+          <w:bCs/>
+        </w:rPr>
+      </w:pPr>
+      <w:r>
+        <w:rPr>
+          <w:b/>
+          <w:bCs/>
           <w:color w:val="1A1A1A"/>
         </w:rPr>
         <w:t>ACCEPTED AND AGREED:</w:t>
@@ -7318,13 +8497,7 @@
         <w:rPr>
           <w:color w:val="1A1A1A"/>
         </w:rPr>
-        <w:t xml:space="preserve">   </w:t>
-      </w:r>
-      <w:r>
-        <w:rPr>
-          <w:color w:val="1A1A1A"/>
-        </w:rPr>
-        <w:t>Date: ___________________</w:t>
+        <w:t xml:space="preserve">   Date: ___________________</w:t>
       </w:r>
     </w:p>
     <w:p>
@@ -7349,23 +8522,13 @@
         <w:rPr>
           <w:color w:val="1A1A1A"/>
         </w:rPr>
-        <w:t xml:space="preserve">  Co-Founder &amp; Chief Revenue Officer</w:t>
-      </w:r>
-    </w:p>
-    <w:p>
-      <w:pPr>
-        <w:spacing w:after="80"/>
-      </w:pPr>
+        <w:t xml:space="preserve">  Chief Revenue Officer</w:t>
+      </w:r>
     </w:p>
     <w:p>
       <w:r>
         <w:br w:type="page"/>
       </w:r>
-    </w:p>
-    <w:p>
-      <w:pPr>
-        <w:spacing w:before="240" w:after="120"/>
-      </w:pPr>
       <w:r>
         <w:rPr>
           <w:b/>
@@ -7420,11 +8583,6 @@
     </w:p>
     <w:p>
       <w:pPr>
-        <w:spacing w:after="80"/>
-      </w:pPr>
-    </w:p>
-    <w:p>
-      <w:pPr>
         <w:spacing w:after="120"/>
       </w:pPr>
       <w:r>
@@ -7449,11 +8607,6 @@
         </w:rPr>
         <w:t>Rapid Cortex is a next-generation AI-powered operational intelligence platform built for 911 centers, emergency communications centers, campus safety organizations, and venue security operations. Our mission is to deliver intelligence at the speed of response — enhancing operations without replacing the professionals who protect communities every day.</w:t>
       </w:r>
-    </w:p>
-    <w:p>
-      <w:pPr>
-        <w:spacing w:after="80"/>
-      </w:pPr>
     </w:p>
     <w:p>
       <w:pPr>
@@ -7635,6 +8788,32 @@
           <w:szCs w:val="22"/>
         </w:rPr>
         <w:t xml:space="preserve">  Compensation</w:t>
+      </w:r>
+    </w:p>
+    <w:p>
+      <w:pPr>
+        <w:spacing w:after="80"/>
+        <w:rPr>
+          <w:color w:val="000000"/>
+        </w:rPr>
+      </w:pPr>
+      <w:r>
+        <w:rPr>
+          <w:color w:val="000000"/>
+        </w:rPr>
+        <w:t>In recognition of your anticipated executive services to the Company,</w:t>
+      </w:r>
+      <w:r>
+        <w:rPr>
+          <w:color w:val="000000"/>
+        </w:rPr>
+        <w:t xml:space="preserve"> </w:t>
+      </w:r>
+      <w:r>
+        <w:rPr>
+          <w:color w:val="000000"/>
+        </w:rPr>
+        <w:t>Rapid Cortex, operated by Apps on Demand LLC (the “Company”), will grant you an equity interest in the Company, subject to the Company’s Operating Agreement and a separate formal equity grant agreement.</w:t>
       </w:r>
     </w:p>
     <w:p>
@@ -7664,15 +8843,15 @@
         <w:gridCol w:w="6560"/>
       </w:tblGrid>
       <w:tr>
-        <w:tblPrEx>
-          <w:tblCellMar>
-            <w:top w:w="0" w:type="dxa"/>
-            <w:bottom w:w="0" w:type="dxa"/>
-          </w:tblCellMar>
-        </w:tblPrEx>
         <w:tc>
           <w:tcPr>
             <w:tcW w:w="2800" w:type="dxa"/>
+            <w:tcBorders>
+              <w:top w:val="single" w:sz="1" w:space="0" w:color="CCCCCC"/>
+              <w:left w:val="single" w:sz="1" w:space="0" w:color="CCCCCC"/>
+              <w:bottom w:val="single" w:sz="1" w:space="0" w:color="CCCCCC"/>
+              <w:right w:val="single" w:sz="1" w:space="0" w:color="CCCCCC"/>
+            </w:tcBorders>
             <w:shd w:val="clear" w:color="auto" w:fill="E8F0FE"/>
             <w:tcMar>
               <w:top w:w="80" w:type="dxa"/>
@@ -7689,13 +8868,19 @@
                 <w:sz w:val="18"/>
                 <w:szCs w:val="18"/>
               </w:rPr>
-              <w:t>Base Salary</w:t>
+              <w:t>Equity Grant</w:t>
             </w:r>
           </w:p>
         </w:tc>
         <w:tc>
           <w:tcPr>
             <w:tcW w:w="6560" w:type="dxa"/>
+            <w:tcBorders>
+              <w:top w:val="single" w:sz="1" w:space="0" w:color="CCCCCC"/>
+              <w:left w:val="single" w:sz="1" w:space="0" w:color="CCCCCC"/>
+              <w:bottom w:val="single" w:sz="1" w:space="0" w:color="CCCCCC"/>
+              <w:right w:val="single" w:sz="1" w:space="0" w:color="CCCCCC"/>
+            </w:tcBorders>
             <w:shd w:val="clear" w:color="auto" w:fill="FFFFFF"/>
             <w:tcMar>
               <w:top w:w="80" w:type="dxa"/>
@@ -7705,26 +8890,67 @@
             </w:tcMar>
           </w:tcPr>
           <w:p>
-            <w:r>
-              <w:rPr>
-                <w:sz w:val="18"/>
-                <w:szCs w:val="18"/>
-              </w:rPr>
-              <w:t>[To be negotiated] — structured to reflect the current stage of the company; subject to increase as revenue milestones are achieved</w:t>
+            <w:pPr>
+              <w:rPr>
+                <w:sz w:val="18"/>
+                <w:szCs w:val="18"/>
+              </w:rPr>
+            </w:pPr>
+            <w:r>
+              <w:rPr>
+                <w:rStyle w:val="Strong"/>
+                <w:color w:val="000000"/>
+                <w:sz w:val="18"/>
+                <w:szCs w:val="18"/>
+              </w:rPr>
+              <w:t>5.00% membership interest</w:t>
+            </w:r>
+            <w:r>
+              <w:rPr>
+                <w:rStyle w:val="apple-converted-space"/>
+                <w:color w:val="000000"/>
+                <w:sz w:val="18"/>
+                <w:szCs w:val="18"/>
+              </w:rPr>
+              <w:t> </w:t>
+            </w:r>
+            <w:r>
+              <w:rPr>
+                <w:color w:val="000000"/>
+                <w:sz w:val="18"/>
+                <w:szCs w:val="18"/>
+              </w:rPr>
+              <w:t xml:space="preserve">in Apps </w:t>
+            </w:r>
+            <w:r>
+              <w:rPr>
+                <w:color w:val="000000"/>
+                <w:sz w:val="18"/>
+                <w:szCs w:val="18"/>
+              </w:rPr>
+              <w:t>o</w:t>
+            </w:r>
+            <w:r>
+              <w:rPr>
+                <w:color w:val="000000"/>
+                <w:sz w:val="18"/>
+                <w:szCs w:val="18"/>
+              </w:rPr>
+              <w:t>n Demand LLC, subject to the vesting schedule below.</w:t>
             </w:r>
           </w:p>
         </w:tc>
       </w:tr>
       <w:tr>
-        <w:tblPrEx>
-          <w:tblCellMar>
-            <w:top w:w="0" w:type="dxa"/>
-            <w:bottom w:w="0" w:type="dxa"/>
-          </w:tblCellMar>
-        </w:tblPrEx>
         <w:tc>
           <w:tcPr>
             <w:tcW w:w="2800" w:type="dxa"/>
+            <w:tcBorders>
+              <w:top w:val="single" w:sz="1" w:space="0" w:color="CCCCCC"/>
+              <w:left w:val="single" w:sz="1" w:space="0" w:color="CCCCCC"/>
+              <w:bottom w:val="single" w:sz="1" w:space="0" w:color="CCCCCC"/>
+              <w:right w:val="single" w:sz="1" w:space="0" w:color="CCCCCC"/>
+            </w:tcBorders>
             <w:shd w:val="clear" w:color="auto" w:fill="E8F0FE"/>
             <w:tcMar>
               <w:top w:w="80" w:type="dxa"/>
@@ -7741,13 +8967,19 @@
                 <w:sz w:val="18"/>
                 <w:szCs w:val="18"/>
               </w:rPr>
-              <w:t>Equity Grant</w:t>
+              <w:t>Vesting Schedule</w:t>
             </w:r>
           </w:p>
         </w:tc>
         <w:tc>
           <w:tcPr>
             <w:tcW w:w="6560" w:type="dxa"/>
+            <w:tcBorders>
+              <w:top w:val="single" w:sz="1" w:space="0" w:color="CCCCCC"/>
+              <w:left w:val="single" w:sz="1" w:space="0" w:color="CCCCCC"/>
+              <w:bottom w:val="single" w:sz="1" w:space="0" w:color="CCCCCC"/>
+              <w:right w:val="single" w:sz="1" w:space="0" w:color="CCCCCC"/>
+            </w:tcBorders>
             <w:shd w:val="clear" w:color="auto" w:fill="FFFFFF"/>
             <w:tcMar>
               <w:top w:w="80" w:type="dxa"/>
@@ -7757,33 +8989,68 @@
             </w:tcMar>
           </w:tcPr>
           <w:p>
-            <w:r>
-              <w:rPr>
-                <w:sz w:val="18"/>
-                <w:szCs w:val="18"/>
-              </w:rPr>
-              <w:t>3</w:t>
-            </w:r>
-            <w:r>
-              <w:rPr>
-                <w:sz w:val="18"/>
-                <w:szCs w:val="18"/>
-              </w:rPr>
-              <w:t>% – (membership interest or equity options — final amount subject to negotiation)</w:t>
+            <w:pPr>
+              <w:rPr>
+                <w:sz w:val="18"/>
+                <w:szCs w:val="18"/>
+              </w:rPr>
+            </w:pPr>
+            <w:r>
+              <w:rPr>
+                <w:color w:val="000000"/>
+                <w:sz w:val="18"/>
+                <w:szCs w:val="18"/>
+              </w:rPr>
+              <w:t>The equity grant will vest over</w:t>
+            </w:r>
+            <w:r>
+              <w:rPr>
+                <w:rStyle w:val="apple-converted-space"/>
+                <w:color w:val="000000"/>
+                <w:sz w:val="18"/>
+                <w:szCs w:val="18"/>
+              </w:rPr>
+              <w:t> </w:t>
+            </w:r>
+            <w:r>
+              <w:rPr>
+                <w:rStyle w:val="Strong"/>
+                <w:color w:val="000000"/>
+                <w:sz w:val="18"/>
+                <w:szCs w:val="18"/>
+              </w:rPr>
+              <w:t>thirty-six (36) months</w:t>
+            </w:r>
+            <w:r>
+              <w:rPr>
+                <w:rStyle w:val="apple-converted-space"/>
+                <w:color w:val="000000"/>
+                <w:sz w:val="18"/>
+                <w:szCs w:val="18"/>
+              </w:rPr>
+              <w:t> </w:t>
+            </w:r>
+            <w:r>
+              <w:rPr>
+                <w:color w:val="000000"/>
+                <w:sz w:val="18"/>
+                <w:szCs w:val="18"/>
+              </w:rPr>
+              <w:t>of continuous service.</w:t>
             </w:r>
           </w:p>
         </w:tc>
       </w:tr>
       <w:tr>
-        <w:tblPrEx>
-          <w:tblCellMar>
-            <w:top w:w="0" w:type="dxa"/>
-            <w:bottom w:w="0" w:type="dxa"/>
-          </w:tblCellMar>
-        </w:tblPrEx>
         <w:tc>
           <w:tcPr>
             <w:tcW w:w="2800" w:type="dxa"/>
+            <w:tcBorders>
+              <w:top w:val="single" w:sz="1" w:space="0" w:color="CCCCCC"/>
+              <w:left w:val="single" w:sz="1" w:space="0" w:color="CCCCCC"/>
+              <w:bottom w:val="single" w:sz="1" w:space="0" w:color="CCCCCC"/>
+              <w:right w:val="single" w:sz="1" w:space="0" w:color="CCCCCC"/>
+            </w:tcBorders>
             <w:shd w:val="clear" w:color="auto" w:fill="E8F0FE"/>
             <w:tcMar>
               <w:top w:w="80" w:type="dxa"/>
@@ -7793,20 +9060,35 @@
             </w:tcMar>
           </w:tcPr>
           <w:p>
-            <w:r>
+            <w:pPr>
               <w:rPr>
                 <w:b/>
                 <w:bCs/>
                 <w:sz w:val="18"/>
                 <w:szCs w:val="18"/>
               </w:rPr>
-              <w:t>Vesting Schedule</w:t>
+            </w:pPr>
+            <w:r>
+              <w:rPr>
+                <w:b/>
+                <w:bCs/>
+                <w:color w:val="000000"/>
+                <w:sz w:val="18"/>
+                <w:szCs w:val="18"/>
+              </w:rPr>
+              <w:t>12-Month Cliff</w:t>
             </w:r>
           </w:p>
         </w:tc>
         <w:tc>
           <w:tcPr>
             <w:tcW w:w="6560" w:type="dxa"/>
+            <w:tcBorders>
+              <w:top w:val="single" w:sz="1" w:space="0" w:color="CCCCCC"/>
+              <w:left w:val="single" w:sz="1" w:space="0" w:color="CCCCCC"/>
+              <w:bottom w:val="single" w:sz="1" w:space="0" w:color="CCCCCC"/>
+              <w:right w:val="single" w:sz="1" w:space="0" w:color="CCCCCC"/>
+            </w:tcBorders>
             <w:shd w:val="clear" w:color="auto" w:fill="FFFFFF"/>
             <w:tcMar>
               <w:top w:w="80" w:type="dxa"/>
@@ -7816,26 +9098,68 @@
             </w:tcMar>
           </w:tcPr>
           <w:p>
-            <w:r>
-              <w:rPr>
-                <w:sz w:val="18"/>
-                <w:szCs w:val="18"/>
-              </w:rPr>
-              <w:t>48 months from confirmed start date</w:t>
+            <w:pPr>
+              <w:rPr>
+                <w:sz w:val="18"/>
+                <w:szCs w:val="18"/>
+              </w:rPr>
+            </w:pPr>
+            <w:r>
+              <w:rPr>
+                <w:color w:val="000000"/>
+                <w:sz w:val="18"/>
+                <w:szCs w:val="18"/>
+              </w:rPr>
+              <w:t>No equity will vest before the first twelve (12) months of service. On the first anniversary of the grant date,</w:t>
+            </w:r>
+            <w:r>
+              <w:rPr>
+                <w:rStyle w:val="apple-converted-space"/>
+                <w:color w:val="000000"/>
+                <w:sz w:val="18"/>
+                <w:szCs w:val="18"/>
+              </w:rPr>
+              <w:t> </w:t>
+            </w:r>
+            <w:r>
+              <w:rPr>
+                <w:rStyle w:val="Strong"/>
+                <w:color w:val="000000"/>
+                <w:sz w:val="18"/>
+                <w:szCs w:val="18"/>
+              </w:rPr>
+              <w:t>one-third (1/3)</w:t>
+            </w:r>
+            <w:r>
+              <w:rPr>
+                <w:rStyle w:val="apple-converted-space"/>
+                <w:color w:val="000000"/>
+                <w:sz w:val="18"/>
+                <w:szCs w:val="18"/>
+              </w:rPr>
+              <w:t> </w:t>
+            </w:r>
+            <w:r>
+              <w:rPr>
+                <w:color w:val="000000"/>
+                <w:sz w:val="18"/>
+                <w:szCs w:val="18"/>
+              </w:rPr>
+              <w:t xml:space="preserve">of the equity grant will vest. </w:t>
             </w:r>
           </w:p>
         </w:tc>
       </w:tr>
       <w:tr>
-        <w:tblPrEx>
-          <w:tblCellMar>
-            <w:top w:w="0" w:type="dxa"/>
-            <w:bottom w:w="0" w:type="dxa"/>
-          </w:tblCellMar>
-        </w:tblPrEx>
         <w:tc>
           <w:tcPr>
             <w:tcW w:w="2800" w:type="dxa"/>
+            <w:tcBorders>
+              <w:top w:val="single" w:sz="1" w:space="0" w:color="CCCCCC"/>
+              <w:left w:val="single" w:sz="1" w:space="0" w:color="CCCCCC"/>
+              <w:bottom w:val="single" w:sz="1" w:space="0" w:color="CCCCCC"/>
+              <w:right w:val="single" w:sz="1" w:space="0" w:color="CCCCCC"/>
+            </w:tcBorders>
             <w:shd w:val="clear" w:color="auto" w:fill="E8F0FE"/>
             <w:tcMar>
               <w:top w:w="80" w:type="dxa"/>
@@ -7845,20 +9169,35 @@
             </w:tcMar>
           </w:tcPr>
           <w:p>
-            <w:r>
+            <w:pPr>
               <w:rPr>
                 <w:b/>
                 <w:bCs/>
                 <w:sz w:val="18"/>
                 <w:szCs w:val="18"/>
               </w:rPr>
-              <w:t>Cliff</w:t>
+            </w:pPr>
+            <w:r>
+              <w:rPr>
+                <w:b/>
+                <w:bCs/>
+                <w:color w:val="000000"/>
+                <w:sz w:val="18"/>
+                <w:szCs w:val="18"/>
+              </w:rPr>
+              <w:t>Monthly Vesting After Cliff</w:t>
             </w:r>
           </w:p>
         </w:tc>
         <w:tc>
           <w:tcPr>
             <w:tcW w:w="6560" w:type="dxa"/>
+            <w:tcBorders>
+              <w:top w:val="single" w:sz="1" w:space="0" w:color="CCCCCC"/>
+              <w:left w:val="single" w:sz="1" w:space="0" w:color="CCCCCC"/>
+              <w:bottom w:val="single" w:sz="1" w:space="0" w:color="CCCCCC"/>
+              <w:right w:val="single" w:sz="1" w:space="0" w:color="CCCCCC"/>
+            </w:tcBorders>
             <w:shd w:val="clear" w:color="auto" w:fill="FFFFFF"/>
             <w:tcMar>
               <w:top w:w="80" w:type="dxa"/>
@@ -7868,26 +9207,69 @@
             </w:tcMar>
           </w:tcPr>
           <w:p>
-            <w:r>
-              <w:rPr>
-                <w:sz w:val="18"/>
-                <w:szCs w:val="18"/>
-              </w:rPr>
-              <w:t>12 months — no equity vests before 12 months of service</w:t>
+            <w:pPr>
+              <w:rPr>
+                <w:color w:val="000000"/>
+                <w:sz w:val="18"/>
+                <w:szCs w:val="18"/>
+              </w:rPr>
+            </w:pPr>
+            <w:r>
+              <w:rPr>
+                <w:color w:val="000000"/>
+                <w:sz w:val="18"/>
+                <w:szCs w:val="18"/>
+              </w:rPr>
+              <w:t>The remaining</w:t>
+            </w:r>
+            <w:r>
+              <w:rPr>
+                <w:rStyle w:val="apple-converted-space"/>
+                <w:color w:val="000000"/>
+                <w:sz w:val="18"/>
+                <w:szCs w:val="18"/>
+              </w:rPr>
+              <w:t> </w:t>
+            </w:r>
+            <w:r>
+              <w:rPr>
+                <w:rStyle w:val="Strong"/>
+                <w:color w:val="000000"/>
+                <w:sz w:val="18"/>
+                <w:szCs w:val="18"/>
+              </w:rPr>
+              <w:t>two-thirds (2/3)</w:t>
+            </w:r>
+            <w:r>
+              <w:rPr>
+                <w:rStyle w:val="apple-converted-space"/>
+                <w:color w:val="000000"/>
+                <w:sz w:val="18"/>
+                <w:szCs w:val="18"/>
+              </w:rPr>
+              <w:t> </w:t>
+            </w:r>
+            <w:r>
+              <w:rPr>
+                <w:color w:val="000000"/>
+                <w:sz w:val="18"/>
+                <w:szCs w:val="18"/>
+              </w:rPr>
+              <w:t>of the equity grant will vest in equal monthly installments over the following twenty-four (24) months, provided you continue providing services to the Company.</w:t>
             </w:r>
           </w:p>
         </w:tc>
       </w:tr>
       <w:tr>
-        <w:tblPrEx>
-          <w:tblCellMar>
-            <w:top w:w="0" w:type="dxa"/>
-            <w:bottom w:w="0" w:type="dxa"/>
-          </w:tblCellMar>
-        </w:tblPrEx>
         <w:tc>
           <w:tcPr>
             <w:tcW w:w="2800" w:type="dxa"/>
+            <w:tcBorders>
+              <w:top w:val="single" w:sz="1" w:space="0" w:color="CCCCCC"/>
+              <w:left w:val="single" w:sz="1" w:space="0" w:color="CCCCCC"/>
+              <w:bottom w:val="single" w:sz="1" w:space="0" w:color="CCCCCC"/>
+              <w:right w:val="single" w:sz="1" w:space="0" w:color="CCCCCC"/>
+            </w:tcBorders>
             <w:shd w:val="clear" w:color="auto" w:fill="E8F0FE"/>
             <w:tcMar>
               <w:top w:w="80" w:type="dxa"/>
@@ -7897,20 +9279,35 @@
             </w:tcMar>
           </w:tcPr>
           <w:p>
-            <w:r>
+            <w:pPr>
               <w:rPr>
                 <w:b/>
                 <w:bCs/>
                 <w:sz w:val="18"/>
                 <w:szCs w:val="18"/>
               </w:rPr>
-              <w:t>Bonus / Commission</w:t>
+            </w:pPr>
+            <w:r>
+              <w:rPr>
+                <w:b/>
+                <w:bCs/>
+                <w:color w:val="000000"/>
+                <w:sz w:val="18"/>
+                <w:szCs w:val="18"/>
+              </w:rPr>
+              <w:t>Unvested Equity</w:t>
             </w:r>
           </w:p>
         </w:tc>
         <w:tc>
           <w:tcPr>
             <w:tcW w:w="6560" w:type="dxa"/>
+            <w:tcBorders>
+              <w:top w:val="single" w:sz="1" w:space="0" w:color="CCCCCC"/>
+              <w:left w:val="single" w:sz="1" w:space="0" w:color="CCCCCC"/>
+              <w:bottom w:val="single" w:sz="1" w:space="0" w:color="CCCCCC"/>
+              <w:right w:val="single" w:sz="1" w:space="0" w:color="CCCCCC"/>
+            </w:tcBorders>
             <w:shd w:val="clear" w:color="auto" w:fill="FFFFFF"/>
             <w:tcMar>
               <w:top w:w="80" w:type="dxa"/>
@@ -7920,12 +9317,151 @@
             </w:tcMar>
           </w:tcPr>
           <w:p>
-            <w:r>
-              <w:rPr>
-                <w:sz w:val="18"/>
-                <w:szCs w:val="18"/>
-              </w:rPr>
-              <w:t>Performance bonus tied to pipeline and revenue contribution metrics — structure to be agreed upon start</w:t>
+            <w:pPr>
+              <w:rPr>
+                <w:color w:val="000000"/>
+                <w:sz w:val="18"/>
+                <w:szCs w:val="18"/>
+              </w:rPr>
+            </w:pPr>
+            <w:r>
+              <w:rPr>
+                <w:color w:val="000000"/>
+                <w:sz w:val="18"/>
+                <w:szCs w:val="18"/>
+              </w:rPr>
+              <w:t>Any unvested equity will automatically be forfeited if services end for any reason before the applicable vesting date, subject to the final equity grant documents and Operating Agreement.</w:t>
+            </w:r>
+          </w:p>
+        </w:tc>
+      </w:tr>
+      <w:tr>
+        <w:tc>
+          <w:tcPr>
+            <w:tcW w:w="2800" w:type="dxa"/>
+            <w:tcBorders>
+              <w:top w:val="single" w:sz="1" w:space="0" w:color="CCCCCC"/>
+              <w:left w:val="single" w:sz="1" w:space="0" w:color="CCCCCC"/>
+              <w:bottom w:val="single" w:sz="1" w:space="0" w:color="CCCCCC"/>
+              <w:right w:val="single" w:sz="1" w:space="0" w:color="CCCCCC"/>
+            </w:tcBorders>
+            <w:shd w:val="clear" w:color="auto" w:fill="E8F0FE"/>
+            <w:tcMar>
+              <w:top w:w="80" w:type="dxa"/>
+              <w:left w:w="120" w:type="dxa"/>
+              <w:bottom w:w="80" w:type="dxa"/>
+              <w:right w:w="120" w:type="dxa"/>
+            </w:tcMar>
+          </w:tcPr>
+          <w:p>
+            <w:r>
+              <w:rPr>
+                <w:b/>
+                <w:bCs/>
+                <w:sz w:val="18"/>
+                <w:szCs w:val="18"/>
+              </w:rPr>
+              <w:lastRenderedPageBreak/>
+              <w:t>Acceleration</w:t>
+            </w:r>
+          </w:p>
+        </w:tc>
+        <w:tc>
+          <w:tcPr>
+            <w:tcW w:w="6560" w:type="dxa"/>
+            <w:tcBorders>
+              <w:top w:val="single" w:sz="1" w:space="0" w:color="CCCCCC"/>
+              <w:left w:val="single" w:sz="1" w:space="0" w:color="CCCCCC"/>
+              <w:bottom w:val="single" w:sz="1" w:space="0" w:color="CCCCCC"/>
+              <w:right w:val="single" w:sz="1" w:space="0" w:color="CCCCCC"/>
+            </w:tcBorders>
+            <w:shd w:val="clear" w:color="auto" w:fill="FFFFFF"/>
+            <w:tcMar>
+              <w:top w:w="80" w:type="dxa"/>
+              <w:left w:w="120" w:type="dxa"/>
+              <w:bottom w:w="80" w:type="dxa"/>
+              <w:right w:w="120" w:type="dxa"/>
+            </w:tcMar>
+          </w:tcPr>
+          <w:p>
+            <w:pPr>
+              <w:rPr>
+                <w:sz w:val="18"/>
+                <w:szCs w:val="18"/>
+              </w:rPr>
+            </w:pPr>
+            <w:r>
+              <w:rPr>
+                <w:color w:val="000000"/>
+                <w:sz w:val="18"/>
+                <w:szCs w:val="18"/>
+              </w:rPr>
+              <w:t>No acceleration of unvested equity will occur unless approved in writing by the Company or specifically provided in the final equity grant agreement.</w:t>
+            </w:r>
+          </w:p>
+        </w:tc>
+      </w:tr>
+      <w:tr>
+        <w:tc>
+          <w:tcPr>
+            <w:tcW w:w="2800" w:type="dxa"/>
+            <w:tcBorders>
+              <w:top w:val="single" w:sz="1" w:space="0" w:color="CCCCCC"/>
+              <w:left w:val="single" w:sz="1" w:space="0" w:color="CCCCCC"/>
+              <w:bottom w:val="single" w:sz="1" w:space="0" w:color="CCCCCC"/>
+              <w:right w:val="single" w:sz="1" w:space="0" w:color="CCCCCC"/>
+            </w:tcBorders>
+            <w:shd w:val="clear" w:color="auto" w:fill="E8F0FE"/>
+            <w:tcMar>
+              <w:top w:w="80" w:type="dxa"/>
+              <w:left w:w="120" w:type="dxa"/>
+              <w:bottom w:w="80" w:type="dxa"/>
+              <w:right w:w="120" w:type="dxa"/>
+            </w:tcMar>
+          </w:tcPr>
+          <w:p>
+            <w:r>
+              <w:rPr>
+                <w:b/>
+                <w:bCs/>
+                <w:sz w:val="18"/>
+                <w:szCs w:val="18"/>
+              </w:rPr>
+              <w:t>Form</w:t>
+            </w:r>
+          </w:p>
+        </w:tc>
+        <w:tc>
+          <w:tcPr>
+            <w:tcW w:w="6560" w:type="dxa"/>
+            <w:tcBorders>
+              <w:top w:val="single" w:sz="1" w:space="0" w:color="CCCCCC"/>
+              <w:left w:val="single" w:sz="1" w:space="0" w:color="CCCCCC"/>
+              <w:bottom w:val="single" w:sz="1" w:space="0" w:color="CCCCCC"/>
+              <w:right w:val="single" w:sz="1" w:space="0" w:color="CCCCCC"/>
+            </w:tcBorders>
+            <w:shd w:val="clear" w:color="auto" w:fill="FFFFFF"/>
+            <w:tcMar>
+              <w:top w:w="80" w:type="dxa"/>
+              <w:left w:w="120" w:type="dxa"/>
+              <w:bottom w:w="80" w:type="dxa"/>
+              <w:right w:w="120" w:type="dxa"/>
+            </w:tcMar>
+          </w:tcPr>
+          <w:p>
+            <w:pPr>
+              <w:rPr>
+                <w:sz w:val="18"/>
+                <w:szCs w:val="18"/>
+              </w:rPr>
+            </w:pPr>
+            <w:r>
+              <w:rPr>
+                <w:color w:val="000000"/>
+                <w:sz w:val="18"/>
+                <w:szCs w:val="18"/>
+              </w:rPr>
+              <w:t>The Company, in consultation with legal and tax advisors, will determine the form of award, which may include a profits interest, restricted membership interest, unit award, option, phantom-equity award, or other equity-equivalent arrangement. The Company will use a structure intended to preserve the agreed economic value, subject to applicable law, tax requirements, and the Company’s Operating Agreement.</w:t>
             </w:r>
           </w:p>
         </w:tc>
@@ -7938,13 +9474,720 @@
     </w:p>
     <w:p>
       <w:pPr>
-        <w:spacing w:after="80"/>
-      </w:pPr>
-    </w:p>
-    <w:p>
-      <w:pPr>
-        <w:spacing w:after="80"/>
-      </w:pPr>
+        <w:pStyle w:val="Heading3"/>
+        <w:contextualSpacing/>
+        <w:rPr>
+          <w:b/>
+          <w:bCs/>
+          <w:color w:val="000000"/>
+          <w:sz w:val="20"/>
+          <w:szCs w:val="20"/>
+          <w:u w:val="single"/>
+        </w:rPr>
+      </w:pPr>
+      <w:r>
+        <w:rPr>
+          <w:b/>
+          <w:bCs/>
+          <w:color w:val="000000"/>
+          <w:sz w:val="20"/>
+          <w:szCs w:val="20"/>
+          <w:u w:val="single"/>
+        </w:rPr>
+        <w:t>Change-in-Control / Exit Incentive</w:t>
+      </w:r>
+    </w:p>
+    <w:p>
+      <w:pPr>
+        <w:pStyle w:val="NormalWeb"/>
+        <w:spacing w:before="0" w:beforeAutospacing="0" w:after="0" w:afterAutospacing="0"/>
+        <w:contextualSpacing/>
+        <w:rPr>
+          <w:rFonts w:ascii="Arial" w:hAnsi="Arial" w:cs="Arial"/>
+          <w:color w:val="000000"/>
+          <w:sz w:val="20"/>
+          <w:szCs w:val="20"/>
+        </w:rPr>
+      </w:pPr>
+      <w:r>
+        <w:rPr>
+          <w:rFonts w:ascii="Arial" w:hAnsi="Arial" w:cs="Arial"/>
+          <w:color w:val="000000"/>
+          <w:sz w:val="20"/>
+          <w:szCs w:val="20"/>
+        </w:rPr>
+        <w:t>If the Company undergoes a sale, merger, acquisition, or other qualifying change in control while you are actively providing services to the Company, you may become eligible for additional transaction-based compensation so that your</w:t>
+      </w:r>
+      <w:r>
+        <w:rPr>
+          <w:rStyle w:val="apple-converted-space"/>
+          <w:rFonts w:ascii="Arial" w:hAnsi="Arial" w:cs="Arial"/>
+          <w:color w:val="000000"/>
+          <w:sz w:val="20"/>
+          <w:szCs w:val="20"/>
+        </w:rPr>
+        <w:t> </w:t>
+      </w:r>
+      <w:r>
+        <w:rPr>
+          <w:rStyle w:val="Strong"/>
+          <w:rFonts w:ascii="Arial" w:hAnsi="Arial" w:cs="Arial"/>
+          <w:color w:val="000000"/>
+          <w:sz w:val="20"/>
+          <w:szCs w:val="20"/>
+        </w:rPr>
+        <w:t>total economic participation</w:t>
+      </w:r>
+      <w:r>
+        <w:rPr>
+          <w:rStyle w:val="apple-converted-space"/>
+          <w:rFonts w:ascii="Arial" w:hAnsi="Arial" w:cs="Arial"/>
+          <w:color w:val="000000"/>
+          <w:sz w:val="20"/>
+          <w:szCs w:val="20"/>
+        </w:rPr>
+        <w:t> </w:t>
+      </w:r>
+      <w:r>
+        <w:rPr>
+          <w:rFonts w:ascii="Arial" w:hAnsi="Arial" w:cs="Arial"/>
+          <w:color w:val="000000"/>
+          <w:sz w:val="20"/>
+          <w:szCs w:val="20"/>
+        </w:rPr>
+        <w:t>in the transaction equals:</w:t>
+      </w:r>
+    </w:p>
+    <w:p>
+      <w:pPr>
+        <w:pStyle w:val="NormalWeb"/>
+        <w:spacing w:before="0" w:beforeAutospacing="0" w:after="0" w:afterAutospacing="0"/>
+        <w:contextualSpacing/>
+        <w:rPr>
+          <w:rFonts w:ascii="Arial" w:hAnsi="Arial" w:cs="Arial"/>
+          <w:color w:val="000000"/>
+          <w:sz w:val="20"/>
+          <w:szCs w:val="20"/>
+        </w:rPr>
+      </w:pPr>
+    </w:p>
+    <w:tbl>
+      <w:tblPr>
+        <w:tblW w:w="0" w:type="auto"/>
+        <w:tblCellSpacing w:w="15" w:type="dxa"/>
+        <w:tblCellMar>
+          <w:top w:w="15" w:type="dxa"/>
+          <w:left w:w="15" w:type="dxa"/>
+          <w:bottom w:w="15" w:type="dxa"/>
+          <w:right w:w="15" w:type="dxa"/>
+        </w:tblCellMar>
+        <w:tblLook w:val="04A0" w:firstRow="1" w:lastRow="0" w:firstColumn="1" w:lastColumn="0" w:noHBand="0" w:noVBand="1"/>
+      </w:tblPr>
+      <w:tblGrid>
+        <w:gridCol w:w="5412"/>
+        <w:gridCol w:w="2831"/>
+      </w:tblGrid>
+      <w:tr>
+        <w:trPr>
+          <w:tblHeader/>
+          <w:tblCellSpacing w:w="15" w:type="dxa"/>
+        </w:trPr>
+        <w:tc>
+          <w:tcPr>
+            <w:tcW w:w="0" w:type="auto"/>
+            <w:vAlign w:val="center"/>
+            <w:hideMark/>
+          </w:tcPr>
+          <w:p>
+            <w:pPr>
+              <w:contextualSpacing/>
+              <w:jc w:val="center"/>
+              <w:rPr>
+                <w:b/>
+                <w:bCs/>
+                <w:u w:val="single"/>
+              </w:rPr>
+            </w:pPr>
+            <w:r>
+              <w:rPr>
+                <w:rStyle w:val="Strong"/>
+                <w:u w:val="single"/>
+              </w:rPr>
+              <w:t>Transaction Value</w:t>
+            </w:r>
+          </w:p>
+        </w:tc>
+        <w:tc>
+          <w:tcPr>
+            <w:tcW w:w="0" w:type="auto"/>
+            <w:vAlign w:val="center"/>
+            <w:hideMark/>
+          </w:tcPr>
+          <w:p>
+            <w:pPr>
+              <w:contextualSpacing/>
+              <w:jc w:val="center"/>
+              <w:rPr>
+                <w:b/>
+                <w:bCs/>
+                <w:u w:val="single"/>
+              </w:rPr>
+            </w:pPr>
+            <w:r>
+              <w:rPr>
+                <w:rStyle w:val="Strong"/>
+                <w:u w:val="single"/>
+              </w:rPr>
+              <w:t>Total Economic Participation</w:t>
+            </w:r>
+          </w:p>
+        </w:tc>
+      </w:tr>
+      <w:tr>
+        <w:trPr>
+          <w:tblCellSpacing w:w="15" w:type="dxa"/>
+        </w:trPr>
+        <w:tc>
+          <w:tcPr>
+            <w:tcW w:w="0" w:type="auto"/>
+            <w:vAlign w:val="center"/>
+            <w:hideMark/>
+          </w:tcPr>
+          <w:p>
+            <w:pPr>
+              <w:contextualSpacing/>
+            </w:pPr>
+            <w:r>
+              <w:t>Sale value of at least</w:t>
+            </w:r>
+            <w:r>
+              <w:rPr>
+                <w:rStyle w:val="apple-converted-space"/>
+              </w:rPr>
+              <w:t> </w:t>
+            </w:r>
+            <w:r>
+              <w:rPr>
+                <w:rStyle w:val="Strong"/>
+              </w:rPr>
+              <w:t>$50 million</w:t>
+            </w:r>
+            <w:r>
+              <w:rPr>
+                <w:rStyle w:val="apple-converted-space"/>
+              </w:rPr>
+              <w:t> </w:t>
+            </w:r>
+            <w:r>
+              <w:t>but less than</w:t>
+            </w:r>
+            <w:r>
+              <w:rPr>
+                <w:rStyle w:val="apple-converted-space"/>
+              </w:rPr>
+              <w:t> </w:t>
+            </w:r>
+            <w:r>
+              <w:rPr>
+                <w:rStyle w:val="Strong"/>
+              </w:rPr>
+              <w:t>$75 million</w:t>
+            </w:r>
+          </w:p>
+        </w:tc>
+        <w:tc>
+          <w:tcPr>
+            <w:tcW w:w="0" w:type="auto"/>
+            <w:vAlign w:val="center"/>
+            <w:hideMark/>
+          </w:tcPr>
+          <w:p>
+            <w:pPr>
+              <w:contextualSpacing/>
+              <w:jc w:val="center"/>
+            </w:pPr>
+            <w:r>
+              <w:rPr>
+                <w:rStyle w:val="Strong"/>
+              </w:rPr>
+              <w:t>6.00%</w:t>
+            </w:r>
+          </w:p>
+        </w:tc>
+      </w:tr>
+      <w:tr>
+        <w:trPr>
+          <w:tblCellSpacing w:w="15" w:type="dxa"/>
+        </w:trPr>
+        <w:tc>
+          <w:tcPr>
+            <w:tcW w:w="0" w:type="auto"/>
+            <w:vAlign w:val="center"/>
+            <w:hideMark/>
+          </w:tcPr>
+          <w:p>
+            <w:pPr>
+              <w:contextualSpacing/>
+            </w:pPr>
+            <w:r>
+              <w:t>Sale value of at least</w:t>
+            </w:r>
+            <w:r>
+              <w:rPr>
+                <w:rStyle w:val="apple-converted-space"/>
+              </w:rPr>
+              <w:t> </w:t>
+            </w:r>
+            <w:r>
+              <w:rPr>
+                <w:rStyle w:val="Strong"/>
+              </w:rPr>
+              <w:t>$75 million</w:t>
+            </w:r>
+            <w:r>
+              <w:rPr>
+                <w:rStyle w:val="apple-converted-space"/>
+              </w:rPr>
+              <w:t> </w:t>
+            </w:r>
+            <w:r>
+              <w:t>but less than</w:t>
+            </w:r>
+            <w:r>
+              <w:rPr>
+                <w:rStyle w:val="apple-converted-space"/>
+              </w:rPr>
+              <w:t> </w:t>
+            </w:r>
+            <w:r>
+              <w:rPr>
+                <w:rStyle w:val="Strong"/>
+              </w:rPr>
+              <w:t>$100 million</w:t>
+            </w:r>
+          </w:p>
+        </w:tc>
+        <w:tc>
+          <w:tcPr>
+            <w:tcW w:w="0" w:type="auto"/>
+            <w:vAlign w:val="center"/>
+            <w:hideMark/>
+          </w:tcPr>
+          <w:p>
+            <w:pPr>
+              <w:contextualSpacing/>
+              <w:jc w:val="center"/>
+            </w:pPr>
+            <w:r>
+              <w:rPr>
+                <w:rStyle w:val="Strong"/>
+              </w:rPr>
+              <w:t>7.00%</w:t>
+            </w:r>
+          </w:p>
+        </w:tc>
+      </w:tr>
+      <w:tr>
+        <w:trPr>
+          <w:tblCellSpacing w:w="15" w:type="dxa"/>
+        </w:trPr>
+        <w:tc>
+          <w:tcPr>
+            <w:tcW w:w="0" w:type="auto"/>
+            <w:vAlign w:val="center"/>
+            <w:hideMark/>
+          </w:tcPr>
+          <w:p>
+            <w:pPr>
+              <w:contextualSpacing/>
+            </w:pPr>
+            <w:r>
+              <w:t>Sale value of</w:t>
+            </w:r>
+            <w:r>
+              <w:rPr>
+                <w:rStyle w:val="apple-converted-space"/>
+              </w:rPr>
+              <w:t> </w:t>
+            </w:r>
+            <w:r>
+              <w:rPr>
+                <w:rStyle w:val="Strong"/>
+              </w:rPr>
+              <w:t>$100 million or more</w:t>
+            </w:r>
+          </w:p>
+        </w:tc>
+        <w:tc>
+          <w:tcPr>
+            <w:tcW w:w="0" w:type="auto"/>
+            <w:vAlign w:val="center"/>
+            <w:hideMark/>
+          </w:tcPr>
+          <w:p>
+            <w:pPr>
+              <w:contextualSpacing/>
+              <w:jc w:val="center"/>
+            </w:pPr>
+            <w:r>
+              <w:rPr>
+                <w:rStyle w:val="Strong"/>
+              </w:rPr>
+              <w:t>8.00%</w:t>
+            </w:r>
+          </w:p>
+        </w:tc>
+      </w:tr>
+    </w:tbl>
+    <w:p>
+      <w:pPr>
+        <w:pStyle w:val="NormalWeb"/>
+        <w:spacing w:before="0" w:beforeAutospacing="0" w:after="0" w:afterAutospacing="0"/>
+        <w:contextualSpacing/>
+        <w:rPr>
+          <w:rFonts w:ascii="Arial" w:hAnsi="Arial" w:cs="Arial"/>
+          <w:color w:val="000000"/>
+          <w:sz w:val="20"/>
+          <w:szCs w:val="20"/>
+        </w:rPr>
+      </w:pPr>
+    </w:p>
+    <w:p>
+      <w:pPr>
+        <w:pStyle w:val="NormalWeb"/>
+        <w:spacing w:before="0" w:beforeAutospacing="0" w:after="0" w:afterAutospacing="0"/>
+        <w:contextualSpacing/>
+        <w:rPr>
+          <w:rFonts w:ascii="Arial" w:hAnsi="Arial" w:cs="Arial"/>
+          <w:color w:val="000000"/>
+          <w:sz w:val="20"/>
+          <w:szCs w:val="20"/>
+        </w:rPr>
+      </w:pPr>
+      <w:r>
+        <w:rPr>
+          <w:rFonts w:ascii="Arial" w:hAnsi="Arial" w:cs="Arial"/>
+          <w:color w:val="000000"/>
+          <w:sz w:val="20"/>
+          <w:szCs w:val="20"/>
+        </w:rPr>
+        <w:t>The percentages above are intended to represent your</w:t>
+      </w:r>
+      <w:r>
+        <w:rPr>
+          <w:rStyle w:val="apple-converted-space"/>
+          <w:rFonts w:ascii="Arial" w:hAnsi="Arial" w:cs="Arial"/>
+          <w:color w:val="000000"/>
+          <w:sz w:val="20"/>
+          <w:szCs w:val="20"/>
+        </w:rPr>
+        <w:t> </w:t>
+      </w:r>
+      <w:r>
+        <w:rPr>
+          <w:rStyle w:val="Strong"/>
+          <w:rFonts w:ascii="Arial" w:hAnsi="Arial" w:cs="Arial"/>
+          <w:color w:val="000000"/>
+          <w:sz w:val="20"/>
+          <w:szCs w:val="20"/>
+        </w:rPr>
+        <w:t>total economic participation in the transaction</w:t>
+      </w:r>
+      <w:r>
+        <w:rPr>
+          <w:rFonts w:ascii="Arial" w:hAnsi="Arial" w:cs="Arial"/>
+          <w:color w:val="000000"/>
+          <w:sz w:val="20"/>
+          <w:szCs w:val="20"/>
+        </w:rPr>
+        <w:t>, including any vested equity interest already held, and are</w:t>
+      </w:r>
+      <w:r>
+        <w:rPr>
+          <w:rStyle w:val="apple-converted-space"/>
+          <w:rFonts w:ascii="Arial" w:hAnsi="Arial" w:cs="Arial"/>
+          <w:color w:val="000000"/>
+          <w:sz w:val="20"/>
+          <w:szCs w:val="20"/>
+        </w:rPr>
+        <w:t> </w:t>
+      </w:r>
+      <w:r>
+        <w:rPr>
+          <w:rStyle w:val="Strong"/>
+          <w:rFonts w:ascii="Arial" w:hAnsi="Arial" w:cs="Arial"/>
+          <w:color w:val="000000"/>
+          <w:sz w:val="20"/>
+          <w:szCs w:val="20"/>
+        </w:rPr>
+        <w:t>not additional percentages on top of the 5.00% base equity grant</w:t>
+      </w:r>
+      <w:r>
+        <w:rPr>
+          <w:rFonts w:ascii="Arial" w:hAnsi="Arial" w:cs="Arial"/>
+          <w:color w:val="000000"/>
+          <w:sz w:val="20"/>
+          <w:szCs w:val="20"/>
+        </w:rPr>
+        <w:t>.</w:t>
+      </w:r>
+    </w:p>
+    <w:p>
+      <w:pPr>
+        <w:pStyle w:val="NormalWeb"/>
+        <w:spacing w:before="0" w:beforeAutospacing="0" w:after="0" w:afterAutospacing="0"/>
+        <w:contextualSpacing/>
+        <w:rPr>
+          <w:rFonts w:ascii="Arial" w:hAnsi="Arial" w:cs="Arial"/>
+          <w:color w:val="000000"/>
+          <w:sz w:val="20"/>
+          <w:szCs w:val="20"/>
+        </w:rPr>
+      </w:pPr>
+    </w:p>
+    <w:p>
+      <w:pPr>
+        <w:pStyle w:val="NormalWeb"/>
+        <w:spacing w:before="0" w:beforeAutospacing="0" w:after="0" w:afterAutospacing="0"/>
+        <w:contextualSpacing/>
+        <w:rPr>
+          <w:rFonts w:ascii="Arial" w:hAnsi="Arial" w:cs="Arial"/>
+          <w:color w:val="000000"/>
+          <w:sz w:val="20"/>
+          <w:szCs w:val="20"/>
+        </w:rPr>
+      </w:pPr>
+      <w:r>
+        <w:rPr>
+          <w:rFonts w:ascii="Arial" w:hAnsi="Arial" w:cs="Arial"/>
+          <w:color w:val="000000"/>
+          <w:sz w:val="20"/>
+          <w:szCs w:val="20"/>
+        </w:rPr>
+        <w:t>Any transaction-based incentive will be subject to the final transaction documents, applicable distribution priorities, debt repayment, transaction costs, taxes, escrow or holdback amounts, and any rights senior to the advisory equity interest.</w:t>
+      </w:r>
+    </w:p>
+    <w:p>
+      <w:pPr>
+        <w:pStyle w:val="NormalWeb"/>
+        <w:spacing w:before="0" w:beforeAutospacing="0" w:after="0" w:afterAutospacing="0"/>
+        <w:contextualSpacing/>
+        <w:rPr>
+          <w:rFonts w:ascii="Arial" w:hAnsi="Arial" w:cs="Arial"/>
+          <w:color w:val="000000"/>
+          <w:sz w:val="20"/>
+          <w:szCs w:val="20"/>
+        </w:rPr>
+      </w:pPr>
+    </w:p>
+    <w:p>
+      <w:pPr>
+        <w:pStyle w:val="Heading3"/>
+        <w:contextualSpacing/>
+        <w:rPr>
+          <w:b/>
+          <w:bCs/>
+          <w:color w:val="000000"/>
+          <w:sz w:val="20"/>
+          <w:szCs w:val="20"/>
+          <w:u w:val="single"/>
+        </w:rPr>
+      </w:pPr>
+      <w:r>
+        <w:rPr>
+          <w:b/>
+          <w:bCs/>
+          <w:color w:val="000000"/>
+          <w:sz w:val="20"/>
+          <w:szCs w:val="20"/>
+          <w:u w:val="single"/>
+        </w:rPr>
+        <w:t>Services</w:t>
+      </w:r>
+      <w:r>
+        <w:rPr>
+          <w:b/>
+          <w:bCs/>
+          <w:color w:val="000000"/>
+          <w:sz w:val="20"/>
+          <w:szCs w:val="20"/>
+          <w:u w:val="single"/>
+        </w:rPr>
+        <w:t xml:space="preserve"> Acknowledgment</w:t>
+      </w:r>
+    </w:p>
+    <w:p>
+      <w:pPr>
+        <w:pStyle w:val="pdq2pgselectionanchorcontainer"/>
+        <w:spacing w:before="0" w:beforeAutospacing="0" w:after="0" w:afterAutospacing="0"/>
+        <w:rPr>
+          <w:rFonts w:ascii="Arial" w:hAnsi="Arial" w:cs="Arial"/>
+          <w:color w:val="000000"/>
+          <w:sz w:val="20"/>
+          <w:szCs w:val="20"/>
+        </w:rPr>
+      </w:pPr>
+      <w:r>
+        <w:rPr>
+          <w:rFonts w:ascii="Arial" w:hAnsi="Arial" w:cs="Arial"/>
+          <w:color w:val="000000"/>
+          <w:sz w:val="20"/>
+          <w:szCs w:val="20"/>
+        </w:rPr>
+        <w:t>Contractor acknowledges that no salary, wages, employee benefits, paid leave, or other employee compensation is guaranteed under this offer. The equity compensation described above represents Contractor’s full compensation for services rendered under this Agreement unless the Company approves additional compensation, commissions, incentive payments, or expense reimbursement in a separate written agreement.</w:t>
+      </w:r>
+      <w:r>
+        <w:rPr>
+          <w:rFonts w:ascii="Arial" w:hAnsi="Arial" w:cs="Arial"/>
+          <w:color w:val="000000"/>
+          <w:sz w:val="20"/>
+          <w:szCs w:val="20"/>
+        </w:rPr>
+        <w:br/>
+      </w:r>
+      <w:r>
+        <w:rPr>
+          <w:rFonts w:ascii="Arial" w:hAnsi="Arial" w:cs="Arial"/>
+          <w:color w:val="000000"/>
+          <w:sz w:val="20"/>
+          <w:szCs w:val="20"/>
+        </w:rPr>
+        <w:br/>
+      </w:r>
+      <w:r>
+        <w:rPr>
+          <w:rFonts w:ascii="Arial" w:hAnsi="Arial" w:cs="Arial"/>
+          <w:b/>
+          <w:bCs/>
+          <w:color w:val="000000"/>
+          <w:sz w:val="20"/>
+          <w:szCs w:val="20"/>
+          <w:u w:val="single"/>
+        </w:rPr>
+        <w:t>D</w:t>
+      </w:r>
+      <w:r>
+        <w:rPr>
+          <w:rFonts w:ascii="Arial" w:hAnsi="Arial" w:cs="Arial"/>
+          <w:b/>
+          <w:bCs/>
+          <w:color w:val="000000"/>
+          <w:sz w:val="20"/>
+          <w:szCs w:val="20"/>
+          <w:u w:val="single"/>
+        </w:rPr>
+        <w:t xml:space="preserve">ilution </w:t>
+      </w:r>
+      <w:r>
+        <w:rPr>
+          <w:rFonts w:ascii="Arial" w:hAnsi="Arial" w:cs="Arial"/>
+          <w:b/>
+          <w:bCs/>
+          <w:color w:val="000000"/>
+          <w:sz w:val="20"/>
+          <w:szCs w:val="20"/>
+          <w:u w:val="single"/>
+        </w:rPr>
+        <w:t>S</w:t>
+      </w:r>
+      <w:r>
+        <w:rPr>
+          <w:rFonts w:ascii="Arial" w:hAnsi="Arial" w:cs="Arial"/>
+          <w:b/>
+          <w:bCs/>
+          <w:color w:val="000000"/>
+          <w:sz w:val="20"/>
+          <w:szCs w:val="20"/>
+          <w:u w:val="single"/>
+        </w:rPr>
+        <w:t>tatement</w:t>
+      </w:r>
+      <w:r>
+        <w:rPr>
+          <w:rFonts w:ascii="Arial" w:hAnsi="Arial" w:cs="Arial"/>
+          <w:color w:val="000000"/>
+          <w:sz w:val="20"/>
+          <w:szCs w:val="20"/>
+        </w:rPr>
+        <w:br/>
+      </w:r>
+    </w:p>
+    <w:p>
+      <w:pPr>
+        <w:pStyle w:val="NormalWeb"/>
+        <w:spacing w:before="0" w:beforeAutospacing="0" w:after="0" w:afterAutospacing="0"/>
+        <w:contextualSpacing/>
+        <w:rPr>
+          <w:rFonts w:ascii="Arial" w:hAnsi="Arial" w:cs="Arial"/>
+          <w:color w:val="000000"/>
+          <w:sz w:val="20"/>
+          <w:szCs w:val="20"/>
+        </w:rPr>
+      </w:pPr>
+      <w:r>
+        <w:rPr>
+          <w:rStyle w:val="Strong"/>
+          <w:rFonts w:ascii="Arial" w:hAnsi="Arial" w:cs="Arial"/>
+          <w:color w:val="000000"/>
+          <w:sz w:val="20"/>
+          <w:szCs w:val="20"/>
+        </w:rPr>
+        <w:t>Fully Diluted Basis.</w:t>
+      </w:r>
+      <w:r>
+        <w:rPr>
+          <w:rStyle w:val="apple-converted-space"/>
+          <w:rFonts w:ascii="Arial" w:hAnsi="Arial" w:cs="Arial"/>
+          <w:color w:val="000000"/>
+          <w:sz w:val="20"/>
+          <w:szCs w:val="20"/>
+        </w:rPr>
+        <w:t> </w:t>
+      </w:r>
+      <w:r>
+        <w:rPr>
+          <w:rFonts w:ascii="Arial" w:hAnsi="Arial" w:cs="Arial"/>
+          <w:color w:val="000000"/>
+          <w:sz w:val="20"/>
+          <w:szCs w:val="20"/>
+        </w:rPr>
+        <w:t>For purposes of this offer and any related equity grant, “Fully Diluted Basis” means all outstanding membership interests, units, options, profits interests, warrants, convertible securities, reserved equity pool interests, and any other rights to acquire equity, calculated immediately after giving effect to the grant.</w:t>
+      </w:r>
+    </w:p>
+    <w:p>
+      <w:pPr>
+        <w:pStyle w:val="NormalWeb"/>
+        <w:spacing w:before="0" w:beforeAutospacing="0" w:after="0" w:afterAutospacing="0"/>
+        <w:contextualSpacing/>
+        <w:rPr>
+          <w:rFonts w:ascii="Arial" w:hAnsi="Arial" w:cs="Arial"/>
+          <w:color w:val="000000"/>
+          <w:sz w:val="20"/>
+          <w:szCs w:val="20"/>
+        </w:rPr>
+      </w:pPr>
+    </w:p>
+    <w:p>
+      <w:pPr>
+        <w:pStyle w:val="ListParagraph"/>
+        <w:numPr>
+          <w:ilvl w:val="0"/>
+          <w:numId w:val="2"/>
+        </w:numPr>
+        <w:spacing w:after="80"/>
+      </w:pPr>
+      <w:r>
+        <w:rPr>
+          <w:color w:val="1A1A1A"/>
+        </w:rPr>
+        <w:t xml:space="preserve">Upon termination, unvested equity shall be forfeited. </w:t>
+      </w:r>
+      <w:r>
+        <w:rPr>
+          <w:color w:val="000000"/>
+        </w:rPr>
+        <w:t>The Company shall have the option, but not the obligation, to repurchase any vested equity interest held by the Recipient at fair market value, or at such other price and on such other terms as permitted by the Operating Agreement and applicable law.</w:t>
+      </w:r>
     </w:p>
     <w:p>
       <w:pPr>
@@ -7959,14 +10202,139 @@
           <w:sz w:val="22"/>
           <w:szCs w:val="22"/>
         </w:rPr>
-        <w:lastRenderedPageBreak/>
+        <w:t xml:space="preserve">  Independent Contractor Relationship</w:t>
+      </w:r>
+    </w:p>
+    <w:p>
+      <w:pPr>
+        <w:pStyle w:val="pdq2pgselectionanchorcontainer"/>
+        <w:spacing w:before="0" w:beforeAutospacing="0" w:after="0" w:afterAutospacing="0"/>
+        <w:ind w:firstLine="720"/>
+        <w:contextualSpacing/>
+        <w:rPr>
+          <w:rFonts w:ascii="Arial" w:hAnsi="Arial" w:cs="Arial"/>
+          <w:color w:val="000000"/>
+          <w:sz w:val="20"/>
+          <w:szCs w:val="20"/>
+        </w:rPr>
+      </w:pPr>
+      <w:r>
+        <w:rPr>
+          <w:rFonts w:ascii="Arial" w:hAnsi="Arial" w:cs="Arial"/>
+          <w:color w:val="000000"/>
+          <w:sz w:val="20"/>
+          <w:szCs w:val="20"/>
+        </w:rPr>
+        <w:t xml:space="preserve">The parties acknowledge that Contractor is an independent contractor and not an employee, officer, partner, agent, joint </w:t>
+      </w:r>
+      <w:proofErr w:type="spellStart"/>
+      <w:r>
+        <w:rPr>
+          <w:rFonts w:ascii="Arial" w:hAnsi="Arial" w:cs="Arial"/>
+          <w:color w:val="000000"/>
+          <w:sz w:val="20"/>
+          <w:szCs w:val="20"/>
+        </w:rPr>
+        <w:t>venturer</w:t>
+      </w:r>
+      <w:proofErr w:type="spellEnd"/>
+      <w:r>
+        <w:rPr>
+          <w:rFonts w:ascii="Arial" w:hAnsi="Arial" w:cs="Arial"/>
+          <w:color w:val="000000"/>
+          <w:sz w:val="20"/>
+          <w:szCs w:val="20"/>
+        </w:rPr>
+        <w:t>, or legal representative of the Company. Contractor has no authority to bind the Company, enter into agreements on behalf of the Company, incur obligations, make pricing commitments, or otherwise represent that Contractor has authority to act for the Company unless specifically authorized in writing by the Founder or another authorized Company representative.</w:t>
+      </w:r>
+    </w:p>
+    <w:p>
+      <w:pPr>
+        <w:pStyle w:val="NormalWeb"/>
+        <w:spacing w:before="0" w:beforeAutospacing="0" w:after="0" w:afterAutospacing="0"/>
+        <w:ind w:firstLine="720"/>
+        <w:contextualSpacing/>
+        <w:rPr>
+          <w:rFonts w:ascii="Arial" w:hAnsi="Arial" w:cs="Arial"/>
+          <w:color w:val="000000"/>
+          <w:sz w:val="20"/>
+          <w:szCs w:val="20"/>
+        </w:rPr>
+      </w:pPr>
+      <w:r>
+        <w:rPr>
+          <w:rFonts w:ascii="Arial" w:hAnsi="Arial" w:cs="Arial"/>
+          <w:color w:val="000000"/>
+          <w:sz w:val="20"/>
+          <w:szCs w:val="20"/>
+        </w:rPr>
+        <w:t>Contractor is responsible for all federal, state, and local taxes, self-employment taxes, insurance, permits, licenses, and other obligations arising from payments or equity compensation received under this Agreement. Contractor will not be eligible for Company employee benefits, unemployment benefits, workers’ compensation coverage, paid leave, or other employee programs unless separately required by law or approved in writing by the Company.</w:t>
+      </w:r>
+    </w:p>
+    <w:p>
+      <w:pPr>
+        <w:pStyle w:val="NormalWeb"/>
+        <w:spacing w:before="0" w:beforeAutospacing="0" w:after="0" w:afterAutospacing="0"/>
+        <w:ind w:firstLine="720"/>
+        <w:contextualSpacing/>
+        <w:rPr>
+          <w:rFonts w:ascii="Arial" w:hAnsi="Arial" w:cs="Arial"/>
+          <w:color w:val="000000"/>
+          <w:sz w:val="20"/>
+          <w:szCs w:val="20"/>
+        </w:rPr>
+      </w:pPr>
+      <w:r>
+        <w:rPr>
+          <w:rFonts w:ascii="Arial" w:hAnsi="Arial" w:cs="Arial"/>
+          <w:color w:val="000000"/>
+          <w:sz w:val="20"/>
+          <w:szCs w:val="20"/>
+        </w:rPr>
+        <w:t>Contractor will determine the manner and means of performing the services, subject to agreed deliverables, deadlines, confidentiality obligations, product and brand standards, and reasonable coordination requirements with Company leadership.</w:t>
+      </w:r>
+    </w:p>
+    <w:p>
+      <w:pPr>
+        <w:pStyle w:val="NormalWeb"/>
+        <w:spacing w:before="0" w:beforeAutospacing="0" w:after="0" w:afterAutospacing="0"/>
+        <w:contextualSpacing/>
+        <w:rPr>
+          <w:rFonts w:ascii="Arial" w:hAnsi="Arial" w:cs="Arial"/>
+          <w:color w:val="000000"/>
+          <w:sz w:val="20"/>
+          <w:szCs w:val="20"/>
+        </w:rPr>
+      </w:pPr>
+    </w:p>
+    <w:p>
+      <w:pPr>
+        <w:pStyle w:val="NormalWeb"/>
+        <w:spacing w:before="0" w:beforeAutospacing="0" w:after="0" w:afterAutospacing="0"/>
+        <w:contextualSpacing/>
+        <w:rPr>
+          <w:rFonts w:ascii="Arial" w:hAnsi="Arial" w:cs="Arial"/>
+          <w:color w:val="000000"/>
+          <w:sz w:val="20"/>
+          <w:szCs w:val="20"/>
+        </w:rPr>
+      </w:pPr>
+    </w:p>
+    <w:p>
+      <w:pPr>
+        <w:shd w:val="clear" w:color="auto" w:fill="0F3460"/>
+        <w:spacing w:before="200" w:after="80"/>
+      </w:pPr>
+      <w:r>
+        <w:rPr>
+          <w:b/>
+          <w:bCs/>
+          <w:color w:val="FFFFFF"/>
+          <w:sz w:val="22"/>
+          <w:szCs w:val="22"/>
+        </w:rPr>
         <w:t xml:space="preserve">  Deliverables</w:t>
       </w:r>
-    </w:p>
-    <w:p>
-      <w:pPr>
-        <w:spacing w:after="80"/>
-      </w:pPr>
     </w:p>
     <w:p>
       <w:pPr>
@@ -8120,11 +10488,6 @@
     </w:p>
     <w:p>
       <w:pPr>
-        <w:spacing w:after="80"/>
-      </w:pPr>
-    </w:p>
-    <w:p>
-      <w:pPr>
         <w:pStyle w:val="ListParagraph"/>
         <w:numPr>
           <w:ilvl w:val="0"/>
@@ -8136,7 +10499,25 @@
         <w:rPr>
           <w:color w:val="1A1A1A"/>
         </w:rPr>
-        <w:t>Reports directly to the Founder &amp; CEO with close collaboration with the CRO</w:t>
+        <w:t>Communicates closely with</w:t>
+      </w:r>
+      <w:r>
+        <w:rPr>
+          <w:color w:val="1A1A1A"/>
+        </w:rPr>
+        <w:t xml:space="preserve"> the Founder &amp; CEO</w:t>
+      </w:r>
+      <w:r>
+        <w:rPr>
+          <w:color w:val="1A1A1A"/>
+        </w:rPr>
+        <w:t>,</w:t>
+      </w:r>
+      <w:r>
+        <w:rPr>
+          <w:color w:val="1A1A1A"/>
+        </w:rPr>
+        <w:t xml:space="preserve"> with close collaboration with the CRO</w:t>
       </w:r>
     </w:p>
     <w:p>
@@ -8157,11 +10538,6 @@
     </w:p>
     <w:p>
       <w:pPr>
-        <w:spacing w:after="80"/>
-      </w:pPr>
-    </w:p>
-    <w:p>
-      <w:pPr>
         <w:shd w:val="clear" w:color="auto" w:fill="0F3460"/>
         <w:spacing w:before="200" w:after="80"/>
       </w:pPr>
@@ -8178,11 +10554,6 @@
     </w:p>
     <w:p>
       <w:pPr>
-        <w:spacing w:after="80"/>
-      </w:pPr>
-    </w:p>
-    <w:p>
-      <w:pPr>
         <w:pStyle w:val="ListParagraph"/>
         <w:numPr>
           <w:ilvl w:val="0"/>
@@ -8254,7 +10625,7 @@
         <w:rPr>
           <w:color w:val="1A1A1A"/>
         </w:rPr>
-        <w:t>We look forward to having you on the team. Please review, sign, and return this letter to confirm your acceptance. A formal employment or contractor agreement will follow.</w:t>
+        <w:t>We are excited about the possibility of building Rapid Cortex together. Please review, sign, and return this letter. A formal Equity Agreement will follow upon successful completion of the 60-day period.</w:t>
       </w:r>
     </w:p>
     <w:p>
@@ -8367,13 +10738,7 @@
         <w:rPr>
           <w:color w:val="1A1A1A"/>
         </w:rPr>
-        <w:t xml:space="preserve">   </w:t>
-      </w:r>
-      <w:r>
-        <w:rPr>
-          <w:color w:val="1A1A1A"/>
-        </w:rPr>
-        <w:t>Date: ___________________</w:t>
+        <w:t xml:space="preserve">   Date: ___________________</w:t>
       </w:r>
     </w:p>
     <w:p>
@@ -8417,7 +10782,7 @@
 </file>
 
 <file path=word/endnotes.xml><?xml version="1.0" encoding="utf-8"?>
-<w:endnotes xmlns:wpc="http://schemas.microsoft.com/office/word/2010/wordprocessingCanvas" xmlns:cx="http://schemas.microsoft.com/office/drawing/2014/chartex" xmlns:cx1="http://schemas.microsoft.com/office/drawing/2015/9/8/chartex" xmlns:cx2="http://schemas.microsoft.com/office/drawing/2015/10/21/chartex" xmlns:cx3="http://schemas.microsoft.com/office/drawing/2016/5/9/chartex" xmlns:cx4="http://schemas.microsoft.com/office/drawing/2016/5/10/chartex" xmlns:cx5="http://schemas.microsoft.com/office/drawing/2016/5/11/chartex" xmlns:cx6="http://schemas.microsoft.com/office/drawing/2016/5/12/chartex" xmlns:cx7="http://schemas.microsoft.com/office/drawing/2016/5/13/chartex" xmlns:cx8="http://schemas.microsoft.com/office/drawing/2016/5/14/chartex" xmlns:mc="http://schemas.openxmlformats.org/markup-compatibility/2006" xmlns:aink="http://schemas.microsoft.com/office/drawing/2016/ink" xmlns:am3d="http://schemas.microsoft.com/office/drawing/2017/model3d" xmlns:o="urn:schemas-microsoft-com:office:office" xmlns:oel="http://schemas.microsoft.com/office/2019/extlst" xmlns:r="http://schemas.openxmlformats.org/officeDocument/2006/relationships" xmlns:m="http://schemas.openxmlformats.org/officeDocument/2006/math" xmlns:v="urn:schemas-microsoft-com:vml" xmlns:wp14="http://schemas.microsoft.com/office/word/2010/wordprocessingDrawing" xmlns:wp="http://schemas.openxmlformats.org/drawingml/2006/wordprocessingDrawing" xmlns:w10="urn:schemas-microsoft-com:office:word" xmlns:w="http://schemas.openxmlformats.org/wordprocessingml/2006/main" xmlns:w14="http://schemas.microsoft.com/office/word/2010/wordml" xmlns:w15="http://schemas.microsoft.com/office/word/2012/wordml" xmlns:w16cex="http://schemas.microsoft.com/office/word/2018/wordml/cex" xmlns:w16cid="http://schemas.microsoft.com/office/word/2016/wordml/cid" xmlns:w16="http://schemas.microsoft.com/office/word/2018/wordml" xmlns:w16du="http://schemas.microsoft.com/office/word/2023/wordml/word16du" xmlns:w16sdtdh="http://schemas.microsoft.com/office/word/2020/wordml/sdtdatahash" xmlns:w16sdtfl="http://schemas.microsoft.com/office/word/2024/wordml/sdtformatlock" xmlns:w16se="http://schemas.microsoft.com/office/word/2015/wordml/symex" xmlns:wpg="http://schemas.microsoft.com/office/word/2010/wordprocessingGroup" xmlns:wpi="http://schemas.microsoft.com/office/word/2010/wordprocessingInk" xmlns:wne="http://schemas.microsoft.com/office/word/2006/wordml" xmlns:wps="http://schemas.microsoft.com/office/word/2010/wordprocessingShape" mc:Ignorable="w14 w15 w16se w16cid w16 w16cex w16sdtdh w16sdtfl w16du wp14">
+<w:endnotes xmlns:wpc="http://schemas.microsoft.com/office/word/2010/wordprocessingCanvas" xmlns:cx="http://schemas.microsoft.com/office/drawing/2014/chartex" xmlns:cx1="http://schemas.microsoft.com/office/drawing/2015/9/8/chartex" xmlns:cx2="http://schemas.microsoft.com/office/drawing/2015/10/21/chartex" xmlns:cx3="http://schemas.microsoft.com/office/drawing/2016/5/9/chartex" xmlns:cx4="http://schemas.microsoft.com/office/drawing/2016/5/10/chartex" xmlns:cx5="http://schemas.microsoft.com/office/drawing/2016/5/11/chartex" xmlns:cx6="http://schemas.microsoft.com/office/drawing/2016/5/12/chartex" xmlns:cx7="http://schemas.microsoft.com/office/drawing/2016/5/13/chartex" xmlns:cx8="http://schemas.microsoft.com/office/drawing/2016/5/14/chartex" xmlns:mc="http://schemas.openxmlformats.org/markup-compatibility/2006" xmlns:m="http://schemas.openxmlformats.org/officeDocument/2006/math" xmlns:aink="http://schemas.microsoft.com/office/drawing/2016/ink" xmlns:am3d="http://schemas.microsoft.com/office/drawing/2017/model3d" xmlns:oel="http://schemas.microsoft.com/office/2019/extlst" xmlns:r="http://schemas.openxmlformats.org/officeDocument/2006/relationships" xmlns:wp14="http://schemas.microsoft.com/office/word/2010/wordprocessingDrawing" xmlns:wp="http://schemas.openxmlformats.org/drawingml/2006/wordprocessingDrawing" xmlns:wpg="http://schemas.microsoft.com/office/word/2010/wordprocessingGroup" xmlns:wpi="http://schemas.microsoft.com/office/word/2010/wordprocessingInk" xmlns:wps="http://schemas.microsoft.com/office/word/2010/wordprocessingShape" xmlns:o="urn:schemas-microsoft-com:office:office" xmlns:v="urn:schemas-microsoft-com:vml" xmlns:w10="urn:schemas-microsoft-com:office:word" xmlns:w="http://schemas.openxmlformats.org/wordprocessingml/2006/main" xmlns:w14="http://schemas.microsoft.com/office/word/2010/wordml" xmlns:w15="http://schemas.microsoft.com/office/word/2012/wordml" xmlns:w16cex="http://schemas.microsoft.com/office/word/2018/wordml/cex" xmlns:w16cid="http://schemas.microsoft.com/office/word/2016/wordml/cid" xmlns:w16="http://schemas.microsoft.com/office/word/2018/wordml" xmlns:w16sdtdh="http://schemas.microsoft.com/office/word/2020/wordml/sdtdatahash" xmlns:w16sdtfl="http://schemas.microsoft.com/office/word/2024/wordml/sdtformatlock" xmlns:w16se="http://schemas.microsoft.com/office/word/2015/wordml/symex" xmlns:w16du="http://schemas.microsoft.com/office/word/2023/wordml/word16du" xmlns:wne="http://schemas.microsoft.com/office/word/2006/wordml" mc:Ignorable="w14 w15 w16se w16cid w16 w16cex w16sdtdh w16sdtfl w16du wp14">
   <w:endnote w:type="separator" w:id="-1">
     <w:p>
       <w:r>
@@ -8436,7 +10801,7 @@
 </file>
 
 <file path=word/footnotes.xml><?xml version="1.0" encoding="utf-8"?>
-<w:footnotes xmlns:wpc="http://schemas.microsoft.com/office/word/2010/wordprocessingCanvas" xmlns:cx="http://schemas.microsoft.com/office/drawing/2014/chartex" xmlns:cx1="http://schemas.microsoft.com/office/drawing/2015/9/8/chartex" xmlns:cx2="http://schemas.microsoft.com/office/drawing/2015/10/21/chartex" xmlns:cx3="http://schemas.microsoft.com/office/drawing/2016/5/9/chartex" xmlns:cx4="http://schemas.microsoft.com/office/drawing/2016/5/10/chartex" xmlns:cx5="http://schemas.microsoft.com/office/drawing/2016/5/11/chartex" xmlns:cx6="http://schemas.microsoft.com/office/drawing/2016/5/12/chartex" xmlns:cx7="http://schemas.microsoft.com/office/drawing/2016/5/13/chartex" xmlns:cx8="http://schemas.microsoft.com/office/drawing/2016/5/14/chartex" xmlns:mc="http://schemas.openxmlformats.org/markup-compatibility/2006" xmlns:aink="http://schemas.microsoft.com/office/drawing/2016/ink" xmlns:am3d="http://schemas.microsoft.com/office/drawing/2017/model3d" xmlns:o="urn:schemas-microsoft-com:office:office" xmlns:oel="http://schemas.microsoft.com/office/2019/extlst" xmlns:r="http://schemas.openxmlformats.org/officeDocument/2006/relationships" xmlns:m="http://schemas.openxmlformats.org/officeDocument/2006/math" xmlns:v="urn:schemas-microsoft-com:vml" xmlns:wp14="http://schemas.microsoft.com/office/word/2010/wordprocessingDrawing" xmlns:wp="http://schemas.openxmlformats.org/drawingml/2006/wordprocessingDrawing" xmlns:w10="urn:schemas-microsoft-com:office:word" xmlns:w="http://schemas.openxmlformats.org/wordprocessingml/2006/main" xmlns:w14="http://schemas.microsoft.com/office/word/2010/wordml" xmlns:w15="http://schemas.microsoft.com/office/word/2012/wordml" xmlns:w16cex="http://schemas.microsoft.com/office/word/2018/wordml/cex" xmlns:w16cid="http://schemas.microsoft.com/office/word/2016/wordml/cid" xmlns:w16="http://schemas.microsoft.com/office/word/2018/wordml" xmlns:w16du="http://schemas.microsoft.com/office/word/2023/wordml/word16du" xmlns:w16sdtdh="http://schemas.microsoft.com/office/word/2020/wordml/sdtdatahash" xmlns:w16sdtfl="http://schemas.microsoft.com/office/word/2024/wordml/sdtformatlock" xmlns:w16se="http://schemas.microsoft.com/office/word/2015/wordml/symex" xmlns:wpg="http://schemas.microsoft.com/office/word/2010/wordprocessingGroup" xmlns:wpi="http://schemas.microsoft.com/office/word/2010/wordprocessingInk" xmlns:wne="http://schemas.microsoft.com/office/word/2006/wordml" xmlns:wps="http://schemas.microsoft.com/office/word/2010/wordprocessingShape" mc:Ignorable="w14 w15 w16se w16cid w16 w16cex w16sdtdh w16sdtfl w16du wp14">
+<w:footnotes xmlns:wpc="http://schemas.microsoft.com/office/word/2010/wordprocessingCanvas" xmlns:cx="http://schemas.microsoft.com/office/drawing/2014/chartex" xmlns:cx1="http://schemas.microsoft.com/office/drawing/2015/9/8/chartex" xmlns:cx2="http://schemas.microsoft.com/office/drawing/2015/10/21/chartex" xmlns:cx3="http://schemas.microsoft.com/office/drawing/2016/5/9/chartex" xmlns:cx4="http://schemas.microsoft.com/office/drawing/2016/5/10/chartex" xmlns:cx5="http://schemas.microsoft.com/office/drawing/2016/5/11/chartex" xmlns:cx6="http://schemas.microsoft.com/office/drawing/2016/5/12/chartex" xmlns:cx7="http://schemas.microsoft.com/office/drawing/2016/5/13/chartex" xmlns:cx8="http://schemas.microsoft.com/office/drawing/2016/5/14/chartex" xmlns:mc="http://schemas.openxmlformats.org/markup-compatibility/2006" xmlns:m="http://schemas.openxmlformats.org/officeDocument/2006/math" xmlns:aink="http://schemas.microsoft.com/office/drawing/2016/ink" xmlns:am3d="http://schemas.microsoft.com/office/drawing/2017/model3d" xmlns:oel="http://schemas.microsoft.com/office/2019/extlst" xmlns:r="http://schemas.openxmlformats.org/officeDocument/2006/relationships" xmlns:wp14="http://schemas.microsoft.com/office/word/2010/wordprocessingDrawing" xmlns:wp="http://schemas.openxmlformats.org/drawingml/2006/wordprocessingDrawing" xmlns:wpg="http://schemas.microsoft.com/office/word/2010/wordprocessingGroup" xmlns:wpi="http://schemas.microsoft.com/office/word/2010/wordprocessingInk" xmlns:wps="http://schemas.microsoft.com/office/word/2010/wordprocessingShape" xmlns:o="urn:schemas-microsoft-com:office:office" xmlns:v="urn:schemas-microsoft-com:vml" xmlns:w10="urn:schemas-microsoft-com:office:word" xmlns:w="http://schemas.openxmlformats.org/wordprocessingml/2006/main" xmlns:w14="http://schemas.microsoft.com/office/word/2010/wordml" xmlns:w15="http://schemas.microsoft.com/office/word/2012/wordml" xmlns:w16cex="http://schemas.microsoft.com/office/word/2018/wordml/cex" xmlns:w16cid="http://schemas.microsoft.com/office/word/2016/wordml/cid" xmlns:w16="http://schemas.microsoft.com/office/word/2018/wordml" xmlns:w16sdtdh="http://schemas.microsoft.com/office/word/2020/wordml/sdtdatahash" xmlns:w16sdtfl="http://schemas.microsoft.com/office/word/2024/wordml/sdtformatlock" xmlns:w16se="http://schemas.microsoft.com/office/word/2015/wordml/symex" xmlns:w16du="http://schemas.microsoft.com/office/word/2023/wordml/word16du" xmlns:wne="http://schemas.microsoft.com/office/word/2006/wordml" mc:Ignorable="w14 w15 w16se w16cid w16 w16cex w16sdtdh w16sdtfl w16du wp14">
   <w:footnote w:type="separator" w:id="-1">
     <w:p>
       <w:r>
@@ -8455,7 +10820,7 @@
 </file>
 
 <file path=word/numbering.xml><?xml version="1.0" encoding="utf-8"?>
-<w:numbering xmlns:wpc="http://schemas.microsoft.com/office/word/2010/wordprocessingCanvas" xmlns:cx="http://schemas.microsoft.com/office/drawing/2014/chartex" xmlns:cx1="http://schemas.microsoft.com/office/drawing/2015/9/8/chartex" xmlns:cx2="http://schemas.microsoft.com/office/drawing/2015/10/21/chartex" xmlns:cx3="http://schemas.microsoft.com/office/drawing/2016/5/9/chartex" xmlns:cx4="http://schemas.microsoft.com/office/drawing/2016/5/10/chartex" xmlns:cx5="http://schemas.microsoft.com/office/drawing/2016/5/11/chartex" xmlns:cx6="http://schemas.microsoft.com/office/drawing/2016/5/12/chartex" xmlns:cx7="http://schemas.microsoft.com/office/drawing/2016/5/13/chartex" xmlns:cx8="http://schemas.microsoft.com/office/drawing/2016/5/14/chartex" xmlns:mc="http://schemas.openxmlformats.org/markup-compatibility/2006" xmlns:aink="http://schemas.microsoft.com/office/drawing/2016/ink" xmlns:am3d="http://schemas.microsoft.com/office/drawing/2017/model3d" xmlns:o="urn:schemas-microsoft-com:office:office" xmlns:oel="http://schemas.microsoft.com/office/2019/extlst" xmlns:r="http://schemas.openxmlformats.org/officeDocument/2006/relationships" xmlns:m="http://schemas.openxmlformats.org/officeDocument/2006/math" xmlns:v="urn:schemas-microsoft-com:vml" xmlns:wp14="http://schemas.microsoft.com/office/word/2010/wordprocessingDrawing" xmlns:wp="http://schemas.openxmlformats.org/drawingml/2006/wordprocessingDrawing" xmlns:w10="urn:schemas-microsoft-com:office:word" xmlns:w="http://schemas.openxmlformats.org/wordprocessingml/2006/main" xmlns:w14="http://schemas.microsoft.com/office/word/2010/wordml" xmlns:w15="http://schemas.microsoft.com/office/word/2012/wordml" xmlns:w16cex="http://schemas.microsoft.com/office/word/2018/wordml/cex" xmlns:w16cid="http://schemas.microsoft.com/office/word/2016/wordml/cid" xmlns:w16="http://schemas.microsoft.com/office/word/2018/wordml" xmlns:w16du="http://schemas.microsoft.com/office/word/2023/wordml/word16du" xmlns:w16sdtdh="http://schemas.microsoft.com/office/word/2020/wordml/sdtdatahash" xmlns:w16sdtfl="http://schemas.microsoft.com/office/word/2024/wordml/sdtformatlock" xmlns:w16se="http://schemas.microsoft.com/office/word/2015/wordml/symex" xmlns:wpg="http://schemas.microsoft.com/office/word/2010/wordprocessingGroup" xmlns:wpi="http://schemas.microsoft.com/office/word/2010/wordprocessingInk" xmlns:wne="http://schemas.microsoft.com/office/word/2006/wordml" xmlns:wps="http://schemas.microsoft.com/office/word/2010/wordprocessingShape" mc:Ignorable="w14 w15 w16se w16cid w16 w16cex w16sdtdh w16sdtfl w16du wp14">
+<w:numbering xmlns:wpc="http://schemas.microsoft.com/office/word/2010/wordprocessingCanvas" xmlns:cx="http://schemas.microsoft.com/office/drawing/2014/chartex" xmlns:cx1="http://schemas.microsoft.com/office/drawing/2015/9/8/chartex" xmlns:cx2="http://schemas.microsoft.com/office/drawing/2015/10/21/chartex" xmlns:cx3="http://schemas.microsoft.com/office/drawing/2016/5/9/chartex" xmlns:cx4="http://schemas.microsoft.com/office/drawing/2016/5/10/chartex" xmlns:cx5="http://schemas.microsoft.com/office/drawing/2016/5/11/chartex" xmlns:cx6="http://schemas.microsoft.com/office/drawing/2016/5/12/chartex" xmlns:cx7="http://schemas.microsoft.com/office/drawing/2016/5/13/chartex" xmlns:cx8="http://schemas.microsoft.com/office/drawing/2016/5/14/chartex" xmlns:mc="http://schemas.openxmlformats.org/markup-compatibility/2006" xmlns:m="http://schemas.openxmlformats.org/officeDocument/2006/math" xmlns:aink="http://schemas.microsoft.com/office/drawing/2016/ink" xmlns:am3d="http://schemas.microsoft.com/office/drawing/2017/model3d" xmlns:oel="http://schemas.microsoft.com/office/2019/extlst" xmlns:r="http://schemas.openxmlformats.org/officeDocument/2006/relationships" xmlns:wp14="http://schemas.microsoft.com/office/word/2010/wordprocessingDrawing" xmlns:wp="http://schemas.openxmlformats.org/drawingml/2006/wordprocessingDrawing" xmlns:wpg="http://schemas.microsoft.com/office/word/2010/wordprocessingGroup" xmlns:wpi="http://schemas.microsoft.com/office/word/2010/wordprocessingInk" xmlns:wps="http://schemas.microsoft.com/office/word/2010/wordprocessingShape" xmlns:o="urn:schemas-microsoft-com:office:office" xmlns:v="urn:schemas-microsoft-com:vml" xmlns:w10="urn:schemas-microsoft-com:office:word" xmlns:w="http://schemas.openxmlformats.org/wordprocessingml/2006/main" xmlns:w14="http://schemas.microsoft.com/office/word/2010/wordml" xmlns:w15="http://schemas.microsoft.com/office/word/2012/wordml" xmlns:w16cex="http://schemas.microsoft.com/office/word/2018/wordml/cex" xmlns:w16cid="http://schemas.microsoft.com/office/word/2016/wordml/cid" xmlns:w16="http://schemas.microsoft.com/office/word/2018/wordml" xmlns:w16sdtdh="http://schemas.microsoft.com/office/word/2020/wordml/sdtdatahash" xmlns:w16sdtfl="http://schemas.microsoft.com/office/word/2024/wordml/sdtformatlock" xmlns:w16se="http://schemas.microsoft.com/office/word/2015/wordml/symex" xmlns:w16du="http://schemas.microsoft.com/office/word/2023/wordml/word16du" xmlns:wne="http://schemas.microsoft.com/office/word/2006/wordml" mc:Ignorable="w14 w15 w16se w16cid w16 w16cex w16sdtdh w16sdtfl w16du wp14">
   <w:abstractNum w:abstractNumId="0" w15:restartNumberingAfterBreak="0">
     <w:nsid w:val="552A7AAE"/>
     <w:multiLevelType w:val="hybridMultilevel"/>
@@ -8612,7 +10977,7 @@
 </file>
 
 <file path=word/styles.xml><?xml version="1.0" encoding="utf-8"?>
-<w:styles xmlns:mc="http://schemas.openxmlformats.org/markup-compatibility/2006" xmlns:r="http://schemas.openxmlformats.org/officeDocument/2006/relationships" xmlns:w="http://schemas.openxmlformats.org/wordprocessingml/2006/main" xmlns:w14="http://schemas.microsoft.com/office/word/2010/wordml" xmlns:w15="http://schemas.microsoft.com/office/word/2012/wordml" xmlns:w16cex="http://schemas.microsoft.com/office/word/2018/wordml/cex" xmlns:w16cid="http://schemas.microsoft.com/office/word/2016/wordml/cid" xmlns:w16="http://schemas.microsoft.com/office/word/2018/wordml" xmlns:w16du="http://schemas.microsoft.com/office/word/2023/wordml/word16du" xmlns:w16sdtdh="http://schemas.microsoft.com/office/word/2020/wordml/sdtdatahash" xmlns:w16sdtfl="http://schemas.microsoft.com/office/word/2024/wordml/sdtformatlock" xmlns:w16se="http://schemas.microsoft.com/office/word/2015/wordml/symex" mc:Ignorable="w14 w15 w16se w16cid w16 w16cex w16sdtdh w16sdtfl w16du">
+<w:styles xmlns:mc="http://schemas.openxmlformats.org/markup-compatibility/2006" xmlns:r="http://schemas.openxmlformats.org/officeDocument/2006/relationships" xmlns:w="http://schemas.openxmlformats.org/wordprocessingml/2006/main" xmlns:w14="http://schemas.microsoft.com/office/word/2010/wordml" xmlns:w15="http://schemas.microsoft.com/office/word/2012/wordml" xmlns:w16cex="http://schemas.microsoft.com/office/word/2018/wordml/cex" xmlns:w16cid="http://schemas.microsoft.com/office/word/2016/wordml/cid" xmlns:w16="http://schemas.microsoft.com/office/word/2018/wordml" xmlns:w16sdtdh="http://schemas.microsoft.com/office/word/2020/wordml/sdtdatahash" xmlns:w16sdtfl="http://schemas.microsoft.com/office/word/2024/wordml/sdtformatlock" xmlns:w16se="http://schemas.microsoft.com/office/word/2015/wordml/symex" xmlns:w16du="http://schemas.microsoft.com/office/word/2023/wordml/word16du" mc:Ignorable="w14 w15 w16se w16cid w16 w16cex w16sdtdh w16sdtfl w16du">
   <w:docDefaults>
     <w:rPrDefault>
       <w:rPr>
@@ -9241,6 +11606,50 @@
     <w:uiPriority w:val="99"/>
     <w:rsid w:val="00E8600E"/>
   </w:style>
+  <w:style w:type="character" w:customStyle="1" w:styleId="apple-converted-space">
+    <w:name w:val="apple-converted-space"/>
+    <w:basedOn w:val="DefaultParagraphFont"/>
+    <w:rsid w:val="00A64DF8"/>
+  </w:style>
+  <w:style w:type="character" w:styleId="Strong">
+    <w:name w:val="Strong"/>
+    <w:basedOn w:val="DefaultParagraphFont"/>
+    <w:uiPriority w:val="22"/>
+    <w:qFormat/>
+    <w:rsid w:val="00A64DF8"/>
+    <w:rPr>
+      <w:b/>
+      <w:bCs/>
+    </w:rPr>
+  </w:style>
+  <w:style w:type="paragraph" w:styleId="NormalWeb">
+    <w:name w:val="Normal (Web)"/>
+    <w:basedOn w:val="Normal"/>
+    <w:uiPriority w:val="99"/>
+    <w:unhideWhenUsed/>
+    <w:rsid w:val="00A64DF8"/>
+    <w:pPr>
+      <w:spacing w:before="100" w:beforeAutospacing="1" w:after="100" w:afterAutospacing="1"/>
+    </w:pPr>
+    <w:rPr>
+      <w:rFonts w:ascii="Times New Roman" w:eastAsia="Times New Roman" w:hAnsi="Times New Roman" w:cs="Times New Roman"/>
+      <w:sz w:val="24"/>
+      <w:szCs w:val="24"/>
+    </w:rPr>
+  </w:style>
+  <w:style w:type="paragraph" w:customStyle="1" w:styleId="pdq2pgselectionanchorcontainer">
+    <w:name w:val="pdq2pg_selectionanchorcontainer"/>
+    <w:basedOn w:val="Normal"/>
+    <w:rsid w:val="0012670D"/>
+    <w:pPr>
+      <w:spacing w:before="100" w:beforeAutospacing="1" w:after="100" w:afterAutospacing="1"/>
+    </w:pPr>
+    <w:rPr>
+      <w:rFonts w:ascii="Times New Roman" w:eastAsia="Times New Roman" w:hAnsi="Times New Roman" w:cs="Times New Roman"/>
+      <w:sz w:val="24"/>
+      <w:szCs w:val="24"/>
+    </w:rPr>
+  </w:style>
 </w:styles>
 </file>
 

--- a/Rapid Cortex Internal Docs/Contract_legal stuff/Rapid Cortex Equity Offer Letter.docx
+++ b/Rapid Cortex Internal Docs/Contract_legal stuff/Rapid Cortex Equity Offer Letter.docx
@@ -96,7 +96,19 @@
         <w:rPr>
           <w:color w:val="1A1A1A"/>
         </w:rPr>
-        <w:t xml:space="preserve">All equity grants are subject to execution of a formal Advisory Agreement or </w:t>
+        <w:t xml:space="preserve">All equity grants are subject to </w:t>
+      </w:r>
+      <w:r>
+        <w:rPr>
+          <w:color w:val="1A1A1A"/>
+        </w:rPr>
+        <w:t xml:space="preserve">the </w:t>
+      </w:r>
+      <w:r>
+        <w:rPr>
+          <w:color w:val="1A1A1A"/>
+        </w:rPr>
+        <w:t xml:space="preserve">execution of a formal Advisory Agreement or </w:t>
       </w:r>
       <w:r>
         <w:rPr>
@@ -133,6 +145,12 @@
           <w:color w:val="1A1A1A"/>
         </w:rPr>
         <w:t xml:space="preserve"> and should reflect the advisor's active contribution, network value, and advisory lane</w:t>
+      </w:r>
+      <w:r>
+        <w:rPr>
+          <w:color w:val="1A1A1A"/>
+        </w:rPr>
+        <w:t>.</w:t>
       </w:r>
     </w:p>
     <w:tbl>
@@ -349,14 +367,6 @@
                 <w:szCs w:val="18"/>
               </w:rPr>
             </w:pPr>
-            <w:r>
-              <w:rPr>
-                <w:color w:val="1A1A1A"/>
-                <w:sz w:val="18"/>
-                <w:szCs w:val="18"/>
-              </w:rPr>
-              <w:t xml:space="preserve">Angelo F. Maltese  </w:t>
-            </w:r>
           </w:p>
         </w:tc>
         <w:tc>
@@ -441,7 +451,8 @@
     </w:p>
     <w:tbl>
       <w:tblPr>
-        <w:tblW w:w="10435" w:type="dxa"/>
+        <w:tblW w:w="10710" w:type="dxa"/>
+        <w:tblInd w:w="-275" w:type="dxa"/>
         <w:tblBorders>
           <w:top w:val="single" w:sz="4" w:space="0" w:color="auto"/>
           <w:left w:val="single" w:sz="4" w:space="0" w:color="auto"/>
@@ -457,14 +468,14 @@
         <w:tblLook w:val="04A0" w:firstRow="1" w:lastRow="0" w:firstColumn="1" w:lastColumn="0" w:noHBand="0" w:noVBand="1"/>
       </w:tblPr>
       <w:tblGrid>
-        <w:gridCol w:w="2065"/>
+        <w:gridCol w:w="2340"/>
         <w:gridCol w:w="1620"/>
         <w:gridCol w:w="6750"/>
       </w:tblGrid>
       <w:tr>
         <w:tc>
           <w:tcPr>
-            <w:tcW w:w="2065" w:type="dxa"/>
+            <w:tcW w:w="2340" w:type="dxa"/>
             <w:shd w:val="clear" w:color="auto" w:fill="0F3460"/>
             <w:tcMar>
               <w:top w:w="80" w:type="dxa"/>
@@ -547,7 +558,7 @@
       <w:tr>
         <w:tc>
           <w:tcPr>
-            <w:tcW w:w="2065" w:type="dxa"/>
+            <w:tcW w:w="2340" w:type="dxa"/>
             <w:shd w:val="clear" w:color="auto" w:fill="FFFFFF"/>
             <w:tcMar>
               <w:top w:w="80" w:type="dxa"/>
@@ -633,7 +644,7 @@
       <w:tr>
         <w:tc>
           <w:tcPr>
-            <w:tcW w:w="2065" w:type="dxa"/>
+            <w:tcW w:w="2340" w:type="dxa"/>
             <w:shd w:val="clear" w:color="auto" w:fill="F5F5F5"/>
             <w:tcMar>
               <w:top w:w="80" w:type="dxa"/>
@@ -730,7 +741,128 @@
       <w:tr>
         <w:tc>
           <w:tcPr>
-            <w:tcW w:w="2065" w:type="dxa"/>
+            <w:tcW w:w="2340" w:type="dxa"/>
+            <w:shd w:val="clear" w:color="auto" w:fill="F5F5F5"/>
+            <w:tcMar>
+              <w:top w:w="80" w:type="dxa"/>
+              <w:left w:w="120" w:type="dxa"/>
+              <w:bottom w:w="80" w:type="dxa"/>
+              <w:right w:w="120" w:type="dxa"/>
+            </w:tcMar>
+          </w:tcPr>
+          <w:p>
+            <w:pPr>
+              <w:rPr>
+                <w:color w:val="000000" w:themeColor="text1"/>
+                <w:sz w:val="18"/>
+                <w:szCs w:val="18"/>
+              </w:rPr>
+            </w:pPr>
+            <w:r>
+              <w:rPr>
+                <w:color w:val="000000" w:themeColor="text1"/>
+                <w:sz w:val="18"/>
+                <w:szCs w:val="18"/>
+              </w:rPr>
+              <w:t xml:space="preserve">Hoirizon4 Partners LLC </w:t>
+            </w:r>
+          </w:p>
+          <w:p>
+            <w:pPr>
+              <w:rPr>
+                <w:color w:val="000000" w:themeColor="text1"/>
+                <w:sz w:val="18"/>
+                <w:szCs w:val="18"/>
+              </w:rPr>
+            </w:pPr>
+            <w:r>
+              <w:rPr>
+                <w:color w:val="000000" w:themeColor="text1"/>
+                <w:sz w:val="18"/>
+                <w:szCs w:val="18"/>
+              </w:rPr>
+              <w:t>Managing Director</w:t>
+            </w:r>
+          </w:p>
+          <w:p>
+            <w:pPr>
+              <w:rPr>
+                <w:sz w:val="18"/>
+                <w:szCs w:val="18"/>
+              </w:rPr>
+            </w:pPr>
+            <w:r>
+              <w:rPr>
+                <w:color w:val="000000" w:themeColor="text1"/>
+                <w:sz w:val="18"/>
+                <w:szCs w:val="18"/>
+              </w:rPr>
+              <w:t xml:space="preserve">Kevin M Kuuskvere, CFA </w:t>
+            </w:r>
+          </w:p>
+        </w:tc>
+        <w:tc>
+          <w:tcPr>
+            <w:tcW w:w="1620" w:type="dxa"/>
+            <w:shd w:val="clear" w:color="auto" w:fill="F5F5F5"/>
+            <w:tcMar>
+              <w:top w:w="80" w:type="dxa"/>
+              <w:left w:w="120" w:type="dxa"/>
+              <w:bottom w:w="80" w:type="dxa"/>
+              <w:right w:w="120" w:type="dxa"/>
+            </w:tcMar>
+          </w:tcPr>
+          <w:p>
+            <w:pPr>
+              <w:rPr>
+                <w:sz w:val="18"/>
+                <w:szCs w:val="18"/>
+              </w:rPr>
+            </w:pPr>
+            <w:r>
+              <w:rPr>
+                <w:color w:val="1A1A1A"/>
+                <w:sz w:val="18"/>
+                <w:szCs w:val="18"/>
+              </w:rPr>
+              <w:t>CFO / PE / Investor</w:t>
+            </w:r>
+          </w:p>
+        </w:tc>
+        <w:tc>
+          <w:tcPr>
+            <w:tcW w:w="6750" w:type="dxa"/>
+            <w:shd w:val="clear" w:color="auto" w:fill="F5F5F5"/>
+            <w:tcMar>
+              <w:top w:w="80" w:type="dxa"/>
+              <w:left w:w="120" w:type="dxa"/>
+              <w:bottom w:w="80" w:type="dxa"/>
+              <w:right w:w="120" w:type="dxa"/>
+            </w:tcMar>
+          </w:tcPr>
+          <w:p>
+            <w:pPr>
+              <w:spacing w:after="80"/>
+              <w:rPr>
+                <w:sz w:val="18"/>
+                <w:szCs w:val="18"/>
+              </w:rPr>
+            </w:pPr>
+            <w:r>
+              <w:rPr>
+                <w:color w:val="1A1A1A"/>
+                <w:sz w:val="18"/>
+                <w:szCs w:val="18"/>
+              </w:rPr>
+              <w:t>Financial modeling and investor readiness, capital structure and fundraising strategy, PE and institutional investor network access, board governance and audit committee advisory, and financial reporting frameworks</w:t>
+            </w:r>
+          </w:p>
+        </w:tc>
+      </w:tr>
+      <w:tr>
+        <w:tc>
+          <w:tcPr>
+            <w:tcW w:w="2340" w:type="dxa"/>
             <w:shd w:val="clear" w:color="auto" w:fill="FFFFFF"/>
             <w:tcMar>
               <w:top w:w="80" w:type="dxa"/>
@@ -746,23 +878,13 @@
                 <w:szCs w:val="18"/>
               </w:rPr>
             </w:pPr>
-            <w:proofErr w:type="spellStart"/>
             <w:r>
               <w:rPr>
                 <w:color w:val="1A1A1A"/>
                 <w:sz w:val="18"/>
                 <w:szCs w:val="18"/>
               </w:rPr>
-              <w:t>Quietta</w:t>
-            </w:r>
-            <w:proofErr w:type="spellEnd"/>
-            <w:r>
-              <w:rPr>
-                <w:color w:val="1A1A1A"/>
-                <w:sz w:val="18"/>
-                <w:szCs w:val="18"/>
-              </w:rPr>
-              <w:t xml:space="preserve"> Jordan, Esq</w:t>
+              <w:t>Tamara Bell, CMCP, RPL, CPE</w:t>
             </w:r>
           </w:p>
         </w:tc>
@@ -790,7 +912,7 @@
                 <w:sz w:val="18"/>
                 <w:szCs w:val="18"/>
               </w:rPr>
-              <w:t>AI Governance / Legal</w:t>
+              <w:t>911 Operations &amp; APCO Network</w:t>
             </w:r>
           </w:p>
         </w:tc>
@@ -819,180 +941,6 @@
                 <w:sz w:val="18"/>
                 <w:szCs w:val="18"/>
               </w:rPr>
-              <w:t>AI governance and responsible AI framework advisory, enterprise commercial contract and partnership strategy, data privacy and regulatory compliance guidance, and venue and live-event industry network development through existing relationships</w:t>
-            </w:r>
-          </w:p>
-        </w:tc>
-      </w:tr>
-      <w:tr>
-        <w:tc>
-          <w:tcPr>
-            <w:tcW w:w="2065" w:type="dxa"/>
-            <w:shd w:val="clear" w:color="auto" w:fill="F5F5F5"/>
-            <w:tcMar>
-              <w:top w:w="80" w:type="dxa"/>
-              <w:left w:w="120" w:type="dxa"/>
-              <w:bottom w:w="80" w:type="dxa"/>
-              <w:right w:w="120" w:type="dxa"/>
-            </w:tcMar>
-          </w:tcPr>
-          <w:p>
-            <w:pPr>
-              <w:rPr>
-                <w:sz w:val="18"/>
-                <w:szCs w:val="18"/>
-              </w:rPr>
-            </w:pPr>
-            <w:r>
-              <w:rPr>
-                <w:color w:val="1A1A1A"/>
-                <w:sz w:val="18"/>
-                <w:szCs w:val="18"/>
-              </w:rPr>
-              <w:t>Kevin Kuuskvere CFA</w:t>
-            </w:r>
-          </w:p>
-        </w:tc>
-        <w:tc>
-          <w:tcPr>
-            <w:tcW w:w="1620" w:type="dxa"/>
-            <w:shd w:val="clear" w:color="auto" w:fill="F5F5F5"/>
-            <w:tcMar>
-              <w:top w:w="80" w:type="dxa"/>
-              <w:left w:w="120" w:type="dxa"/>
-              <w:bottom w:w="80" w:type="dxa"/>
-              <w:right w:w="120" w:type="dxa"/>
-            </w:tcMar>
-          </w:tcPr>
-          <w:p>
-            <w:pPr>
-              <w:rPr>
-                <w:sz w:val="18"/>
-                <w:szCs w:val="18"/>
-              </w:rPr>
-            </w:pPr>
-            <w:r>
-              <w:rPr>
-                <w:color w:val="1A1A1A"/>
-                <w:sz w:val="18"/>
-                <w:szCs w:val="18"/>
-              </w:rPr>
-              <w:t>CFO / PE / Investor</w:t>
-            </w:r>
-          </w:p>
-        </w:tc>
-        <w:tc>
-          <w:tcPr>
-            <w:tcW w:w="6750" w:type="dxa"/>
-            <w:shd w:val="clear" w:color="auto" w:fill="F5F5F5"/>
-            <w:tcMar>
-              <w:top w:w="80" w:type="dxa"/>
-              <w:left w:w="120" w:type="dxa"/>
-              <w:bottom w:w="80" w:type="dxa"/>
-              <w:right w:w="120" w:type="dxa"/>
-            </w:tcMar>
-          </w:tcPr>
-          <w:p>
-            <w:pPr>
-              <w:spacing w:after="80"/>
-              <w:rPr>
-                <w:sz w:val="18"/>
-                <w:szCs w:val="18"/>
-              </w:rPr>
-            </w:pPr>
-            <w:r>
-              <w:rPr>
-                <w:color w:val="1A1A1A"/>
-                <w:sz w:val="18"/>
-                <w:szCs w:val="18"/>
-              </w:rPr>
-              <w:t>Financial modeling and investor readiness, capital structure and fundraising strategy, PE and institutional investor network access, board governance and audit committee advisory, and financial reporting frameworks</w:t>
-            </w:r>
-          </w:p>
-        </w:tc>
-      </w:tr>
-      <w:tr>
-        <w:tc>
-          <w:tcPr>
-            <w:tcW w:w="2065" w:type="dxa"/>
-            <w:shd w:val="clear" w:color="auto" w:fill="FFFFFF"/>
-            <w:tcMar>
-              <w:top w:w="80" w:type="dxa"/>
-              <w:left w:w="120" w:type="dxa"/>
-              <w:bottom w:w="80" w:type="dxa"/>
-              <w:right w:w="120" w:type="dxa"/>
-            </w:tcMar>
-          </w:tcPr>
-          <w:p>
-            <w:pPr>
-              <w:rPr>
-                <w:sz w:val="18"/>
-                <w:szCs w:val="18"/>
-              </w:rPr>
-            </w:pPr>
-            <w:r>
-              <w:rPr>
-                <w:color w:val="1A1A1A"/>
-                <w:sz w:val="18"/>
-                <w:szCs w:val="18"/>
-              </w:rPr>
-              <w:t>Tamara Bell, CMCP, RPL, CPE</w:t>
-            </w:r>
-          </w:p>
-        </w:tc>
-        <w:tc>
-          <w:tcPr>
-            <w:tcW w:w="1620" w:type="dxa"/>
-            <w:shd w:val="clear" w:color="auto" w:fill="FFFFFF"/>
-            <w:tcMar>
-              <w:top w:w="80" w:type="dxa"/>
-              <w:left w:w="120" w:type="dxa"/>
-              <w:bottom w:w="80" w:type="dxa"/>
-              <w:right w:w="120" w:type="dxa"/>
-            </w:tcMar>
-          </w:tcPr>
-          <w:p>
-            <w:pPr>
-              <w:rPr>
-                <w:sz w:val="18"/>
-                <w:szCs w:val="18"/>
-              </w:rPr>
-            </w:pPr>
-            <w:r>
-              <w:rPr>
-                <w:color w:val="1A1A1A"/>
-                <w:sz w:val="18"/>
-                <w:szCs w:val="18"/>
-              </w:rPr>
-              <w:t>911 Operations &amp; APCO Network</w:t>
-            </w:r>
-          </w:p>
-        </w:tc>
-        <w:tc>
-          <w:tcPr>
-            <w:tcW w:w="6750" w:type="dxa"/>
-            <w:shd w:val="clear" w:color="auto" w:fill="FFFFFF"/>
-            <w:tcMar>
-              <w:top w:w="80" w:type="dxa"/>
-              <w:left w:w="120" w:type="dxa"/>
-              <w:bottom w:w="80" w:type="dxa"/>
-              <w:right w:w="120" w:type="dxa"/>
-            </w:tcMar>
-          </w:tcPr>
-          <w:p>
-            <w:pPr>
-              <w:spacing w:after="80"/>
-              <w:rPr>
-                <w:sz w:val="18"/>
-                <w:szCs w:val="18"/>
-              </w:rPr>
-            </w:pPr>
-            <w:r>
-              <w:rPr>
-                <w:color w:val="1A1A1A"/>
-                <w:sz w:val="18"/>
-                <w:szCs w:val="18"/>
-              </w:rPr>
               <w:t>911 center operational advisory, emergency communications workflow guidance, dispatcher and supervisor experience integration, APCO community network, and public safety agency</w:t>
             </w:r>
           </w:p>
@@ -1009,6 +957,18 @@
         <w:spacing w:before="240" w:after="120"/>
         <w:rPr>
           <w:color w:val="1A1A1A"/>
+        </w:rPr>
+      </w:pPr>
+    </w:p>
+    <w:p>
+      <w:pPr>
+        <w:spacing w:before="240" w:after="120"/>
+        <w:rPr>
+          <w:b/>
+          <w:bCs/>
+          <w:color w:val="0F3460"/>
+          <w:sz w:val="36"/>
+          <w:szCs w:val="36"/>
         </w:rPr>
       </w:pPr>
     </w:p>
@@ -4340,21 +4300,21 @@
         <w:rPr>
           <w:color w:val="1A1A1A"/>
         </w:rPr>
-        <w:t xml:space="preserve">Dear Kevin M. </w:t>
-      </w:r>
-      <w:proofErr w:type="spellStart"/>
-      <w:r>
-        <w:rPr>
-          <w:color w:val="1A1A1A"/>
-        </w:rPr>
-        <w:t>Kuuskvere</w:t>
-      </w:r>
-      <w:proofErr w:type="spellEnd"/>
-      <w:r>
-        <w:rPr>
-          <w:color w:val="1A1A1A"/>
-        </w:rPr>
-        <w:t>, CFA,</w:t>
+        <w:t xml:space="preserve">Dear </w:t>
+      </w:r>
+      <w:r>
+        <w:rPr>
+          <w:color w:val="000000" w:themeColor="text1"/>
+          <w:sz w:val="18"/>
+          <w:szCs w:val="18"/>
+        </w:rPr>
+        <w:t>Hoirizon4 Partners LLC</w:t>
+      </w:r>
+      <w:r>
+        <w:rPr>
+          <w:color w:val="1A1A1A"/>
+        </w:rPr>
+        <w:t>,</w:t>
       </w:r>
     </w:p>
     <w:p>
@@ -5037,27 +4997,15 @@
       </w:r>
       <w:r>
         <w:rPr>
-          <w:color w:val="000000"/>
-        </w:rPr>
-        <w:t>T</w:t>
-      </w:r>
-      <w:r>
-        <w:rPr>
-          <w:color w:val="000000"/>
-        </w:rPr>
-        <w:t xml:space="preserve">he Company shall have the option, but not the obligation, to repurchase any vested equity interest held by </w:t>
-      </w:r>
-      <w:r>
-        <w:rPr>
-          <w:color w:val="000000"/>
-        </w:rPr>
-        <w:t xml:space="preserve">the </w:t>
-      </w:r>
-      <w:r>
-        <w:rPr>
-          <w:color w:val="000000"/>
-        </w:rPr>
-        <w:t>Recipient at fair market value, or at such other price and on such other terms as permitted by the Operating Agreement and applicable law.</w:t>
+          <w:color w:val="1A1A1A"/>
+        </w:rPr>
+        <w:t xml:space="preserve">All equity earned up to that point will be considered vested and will be the property of the undersigned. </w:t>
+      </w:r>
+      <w:r>
+        <w:rPr>
+          <w:color w:val="000000"/>
+        </w:rPr>
+        <w:t>The Company shall have the option, but not the obligation, to repurchase any vested equity interest held by the Recipient at fair market value, or at such other price and on such other terms as permitted by the Operating Agreement and applicable law.</w:t>
       </w:r>
     </w:p>
     <w:p>
@@ -5147,7 +5095,19 @@
         <w:rPr>
           <w:color w:val="1A1A1A"/>
         </w:rPr>
-        <w:t>Any actual or potential conflict of interest must be disclosed to Rapid Cortex leadership in writing within 10 days of becoming aware of it.</w:t>
+        <w:t xml:space="preserve">Any actual or potential conflict of interest must be disclosed </w:t>
+      </w:r>
+      <w:r>
+        <w:rPr>
+          <w:color w:val="1A1A1A"/>
+        </w:rPr>
+        <w:t xml:space="preserve">in writing </w:t>
+      </w:r>
+      <w:r>
+        <w:rPr>
+          <w:color w:val="1A1A1A"/>
+        </w:rPr>
+        <w:t>to Rapid Cortex leadership within 10 days of becoming aware of it.</w:t>
       </w:r>
     </w:p>
     <w:p>
@@ -5270,61 +5230,43 @@
     <w:p>
       <w:pPr>
         <w:rPr>
-          <w:color w:val="1A1A1A"/>
-        </w:rPr>
-      </w:pPr>
-      <w:r>
-        <w:rPr>
-          <w:color w:val="1A1A1A"/>
-        </w:rPr>
-        <w:t xml:space="preserve">Kevin M. </w:t>
-      </w:r>
-      <w:proofErr w:type="spellStart"/>
-      <w:r>
-        <w:rPr>
-          <w:color w:val="1A1A1A"/>
-        </w:rPr>
-        <w:t>Kuuskvere</w:t>
-      </w:r>
-      <w:proofErr w:type="spellEnd"/>
-      <w:r>
-        <w:rPr>
-          <w:color w:val="1A1A1A"/>
-        </w:rPr>
-        <w:t xml:space="preserve">, </w:t>
+          <w:color w:val="000000" w:themeColor="text1"/>
+        </w:rPr>
+      </w:pPr>
+      <w:r>
+        <w:rPr>
+          <w:color w:val="000000" w:themeColor="text1"/>
+        </w:rPr>
+        <w:t xml:space="preserve">Hoirizon4 Partners LLC </w:t>
       </w:r>
       <w:proofErr w:type="gramStart"/>
       <w:r>
         <w:rPr>
-          <w:color w:val="1A1A1A"/>
-        </w:rPr>
-        <w:t>CFA  |</w:t>
+          <w:color w:val="000000" w:themeColor="text1"/>
+        </w:rPr>
+        <w:t>|  Advisory</w:t>
       </w:r>
       <w:proofErr w:type="gramEnd"/>
       <w:r>
         <w:rPr>
-          <w:color w:val="1A1A1A"/>
-        </w:rPr>
-        <w:t xml:space="preserve">  Advisory Board Member</w:t>
-      </w:r>
-    </w:p>
-    <w:p>
-      <w:r>
-        <w:rPr>
-          <w:color w:val="1A1A1A"/>
-        </w:rPr>
-        <w:t>Finance, PE &amp; Investor Relations</w:t>
-      </w:r>
-    </w:p>
-    <w:p>
-      <w:pPr>
-        <w:spacing w:after="80"/>
-      </w:pPr>
-    </w:p>
-    <w:p>
-      <w:pPr>
-        <w:spacing w:after="80"/>
-      </w:pPr>
+          <w:color w:val="000000" w:themeColor="text1"/>
+        </w:rPr>
+        <w:t xml:space="preserve"> Board Member</w:t>
+      </w:r>
+    </w:p>
+    <w:p>
+      <w:pPr>
+        <w:spacing w:after="80"/>
+        <w:rPr>
+          <w:color w:val="000000" w:themeColor="text1"/>
+        </w:rPr>
+      </w:pPr>
+      <w:r>
+        <w:rPr>
+          <w:color w:val="000000" w:themeColor="text1"/>
+        </w:rPr>
+        <w:t>Managing Director</w:t>
+      </w:r>
     </w:p>
     <w:p>
       <w:r>
@@ -8526,6 +8468,11 @@
       </w:r>
     </w:p>
     <w:p>
+      <w:pPr>
+        <w:rPr>
+          <w:strike/>
+        </w:rPr>
+      </w:pPr>
       <w:r>
         <w:br w:type="page"/>
       </w:r>
@@ -8538,7 +8485,18 @@
           <w:szCs w:val="36"/>
         </w:rPr>
         <w:lastRenderedPageBreak/>
-        <w:t>Marketing Director Offer Letter — Angelo F. Maltese</w:t>
+        <w:t xml:space="preserve">Marketing Director Offer Letter — </w:t>
+      </w:r>
+      <w:r>
+        <w:rPr>
+          <w:b/>
+          <w:bCs/>
+          <w:strike/>
+          <w:color w:val="0F3460"/>
+          <w:sz w:val="36"/>
+          <w:szCs w:val="36"/>
+        </w:rPr>
+        <w:t>Angelo F. Maltese</w:t>
       </w:r>
     </w:p>
     <w:p>
@@ -10064,43 +10022,7 @@
           <w:szCs w:val="20"/>
           <w:u w:val="single"/>
         </w:rPr>
-        <w:t>D</w:t>
-      </w:r>
-      <w:r>
-        <w:rPr>
-          <w:rFonts w:ascii="Arial" w:hAnsi="Arial" w:cs="Arial"/>
-          <w:b/>
-          <w:bCs/>
-          <w:color w:val="000000"/>
-          <w:sz w:val="20"/>
-          <w:szCs w:val="20"/>
-          <w:u w:val="single"/>
-        </w:rPr>
-        <w:t xml:space="preserve">ilution </w:t>
-      </w:r>
-      <w:r>
-        <w:rPr>
-          <w:rFonts w:ascii="Arial" w:hAnsi="Arial" w:cs="Arial"/>
-          <w:b/>
-          <w:bCs/>
-          <w:color w:val="000000"/>
-          <w:sz w:val="20"/>
-          <w:szCs w:val="20"/>
-          <w:u w:val="single"/>
-        </w:rPr>
-        <w:t>S</w:t>
-      </w:r>
-      <w:r>
-        <w:rPr>
-          <w:rFonts w:ascii="Arial" w:hAnsi="Arial" w:cs="Arial"/>
-          <w:b/>
-          <w:bCs/>
-          <w:color w:val="000000"/>
-          <w:sz w:val="20"/>
-          <w:szCs w:val="20"/>
-          <w:u w:val="single"/>
-        </w:rPr>
-        <w:t>tatement</w:t>
+        <w:t>Dilution Statement</w:t>
       </w:r>
       <w:r>
         <w:rPr>

--- a/Rapid Cortex Internal Docs/Contract_legal stuff/Rapid Cortex Equity Offer Letter.docx
+++ b/Rapid Cortex Internal Docs/Contract_legal stuff/Rapid Cortex Equity Offer Letter.docx
@@ -367,6 +367,13 @@
                 <w:szCs w:val="18"/>
               </w:rPr>
             </w:pPr>
+            <w:r>
+              <w:rPr>
+                <w:sz w:val="18"/>
+                <w:szCs w:val="18"/>
+              </w:rPr>
+              <w:t>Amanda Bledsoe</w:t>
+            </w:r>
           </w:p>
         </w:tc>
         <w:tc>
@@ -431,11 +438,6 @@
     </w:tbl>
     <w:p>
       <w:pPr>
-        <w:spacing w:after="80"/>
-      </w:pPr>
-    </w:p>
-    <w:p>
-      <w:pPr>
         <w:spacing w:before="240" w:after="120"/>
       </w:pPr>
       <w:r>
@@ -451,8 +453,8 @@
     </w:p>
     <w:tbl>
       <w:tblPr>
-        <w:tblW w:w="10710" w:type="dxa"/>
-        <w:tblInd w:w="-275" w:type="dxa"/>
+        <w:tblW w:w="10440" w:type="dxa"/>
+        <w:tblInd w:w="-5" w:type="dxa"/>
         <w:tblBorders>
           <w:top w:val="single" w:sz="4" w:space="0" w:color="auto"/>
           <w:left w:val="single" w:sz="4" w:space="0" w:color="auto"/>
@@ -468,14 +470,14 @@
         <w:tblLook w:val="04A0" w:firstRow="1" w:lastRow="0" w:firstColumn="1" w:lastColumn="0" w:noHBand="0" w:noVBand="1"/>
       </w:tblPr>
       <w:tblGrid>
-        <w:gridCol w:w="2340"/>
+        <w:gridCol w:w="2070"/>
         <w:gridCol w:w="1620"/>
         <w:gridCol w:w="6750"/>
       </w:tblGrid>
       <w:tr>
         <w:tc>
           <w:tcPr>
-            <w:tcW w:w="2340" w:type="dxa"/>
+            <w:tcW w:w="2070" w:type="dxa"/>
             <w:shd w:val="clear" w:color="auto" w:fill="0F3460"/>
             <w:tcMar>
               <w:top w:w="80" w:type="dxa"/>
@@ -558,7 +560,7 @@
       <w:tr>
         <w:tc>
           <w:tcPr>
-            <w:tcW w:w="2340" w:type="dxa"/>
+            <w:tcW w:w="2070" w:type="dxa"/>
             <w:shd w:val="clear" w:color="auto" w:fill="FFFFFF"/>
             <w:tcMar>
               <w:top w:w="80" w:type="dxa"/>
@@ -644,7 +646,7 @@
       <w:tr>
         <w:tc>
           <w:tcPr>
-            <w:tcW w:w="2340" w:type="dxa"/>
+            <w:tcW w:w="2070" w:type="dxa"/>
             <w:shd w:val="clear" w:color="auto" w:fill="F5F5F5"/>
             <w:tcMar>
               <w:top w:w="80" w:type="dxa"/>
@@ -741,7 +743,7 @@
       <w:tr>
         <w:tc>
           <w:tcPr>
-            <w:tcW w:w="2340" w:type="dxa"/>
+            <w:tcW w:w="2070" w:type="dxa"/>
             <w:shd w:val="clear" w:color="auto" w:fill="F5F5F5"/>
             <w:tcMar>
               <w:top w:w="80" w:type="dxa"/>
@@ -862,7 +864,7 @@
       <w:tr>
         <w:tc>
           <w:tcPr>
-            <w:tcW w:w="2340" w:type="dxa"/>
+            <w:tcW w:w="2070" w:type="dxa"/>
             <w:shd w:val="clear" w:color="auto" w:fill="FFFFFF"/>
             <w:tcMar>
               <w:top w:w="80" w:type="dxa"/>
@@ -8491,12 +8493,11 @@
         <w:rPr>
           <w:b/>
           <w:bCs/>
-          <w:strike/>
           <w:color w:val="0F3460"/>
           <w:sz w:val="36"/>
           <w:szCs w:val="36"/>
         </w:rPr>
-        <w:t>Angelo F. Maltese</w:t>
+        <w:t>Amanda Bledsoe</w:t>
       </w:r>
     </w:p>
     <w:p>
@@ -8536,7 +8537,19 @@
         <w:rPr>
           <w:color w:val="1A1A1A"/>
         </w:rPr>
-        <w:t>Dear Angelo,</w:t>
+        <w:t xml:space="preserve">Dear </w:t>
+      </w:r>
+      <w:r>
+        <w:rPr>
+          <w:color w:val="1A1A1A"/>
+        </w:rPr>
+        <w:t>Amanda</w:t>
+      </w:r>
+      <w:r>
+        <w:rPr>
+          <w:color w:val="1A1A1A"/>
+        </w:rPr>
+        <w:t>,</w:t>
       </w:r>
     </w:p>
     <w:p>
@@ -8900,6 +8913,9 @@
         </w:tc>
       </w:tr>
       <w:tr>
+        <w:trPr>
+          <w:trHeight w:val="368"/>
+        </w:trPr>
         <w:tc>
           <w:tcPr>
             <w:tcW w:w="2800" w:type="dxa"/>
@@ -10671,14 +10687,20 @@
         <w:rPr>
           <w:color w:val="1A1A1A"/>
         </w:rPr>
-        <w:t xml:space="preserve">Angelo F. </w:t>
+        <w:t xml:space="preserve">Amanda </w:t>
       </w:r>
       <w:proofErr w:type="gramStart"/>
       <w:r>
         <w:rPr>
           <w:color w:val="1A1A1A"/>
         </w:rPr>
-        <w:t>Maltese  |</w:t>
+        <w:t>Bledsoe</w:t>
+      </w:r>
+      <w:r>
+        <w:rPr>
+          <w:color w:val="1A1A1A"/>
+        </w:rPr>
+        <w:t xml:space="preserve">  |</w:t>
       </w:r>
       <w:proofErr w:type="gramEnd"/>
       <w:r>

--- a/Rapid Cortex Internal Docs/Contract_legal stuff/Rapid Cortex Equity Offer Letter.docx
+++ b/Rapid Cortex Internal Docs/Contract_legal stuff/Rapid Cortex Equity Offer Letter.docx
@@ -1,6 +1,6 @@
 
 <file path=word/document.xml><?xml version="1.0" encoding="utf-8"?>
-<w:document xmlns:wpc="http://schemas.microsoft.com/office/word/2010/wordprocessingCanvas" xmlns:cx="http://schemas.microsoft.com/office/drawing/2014/chartex" xmlns:cx1="http://schemas.microsoft.com/office/drawing/2015/9/8/chartex" xmlns:cx2="http://schemas.microsoft.com/office/drawing/2015/10/21/chartex" xmlns:cx3="http://schemas.microsoft.com/office/drawing/2016/5/9/chartex" xmlns:cx4="http://schemas.microsoft.com/office/drawing/2016/5/10/chartex" xmlns:cx5="http://schemas.microsoft.com/office/drawing/2016/5/11/chartex" xmlns:cx6="http://schemas.microsoft.com/office/drawing/2016/5/12/chartex" xmlns:cx7="http://schemas.microsoft.com/office/drawing/2016/5/13/chartex" xmlns:cx8="http://schemas.microsoft.com/office/drawing/2016/5/14/chartex" xmlns:mc="http://schemas.openxmlformats.org/markup-compatibility/2006" xmlns:m="http://schemas.openxmlformats.org/officeDocument/2006/math" xmlns:aink="http://schemas.microsoft.com/office/drawing/2016/ink" xmlns:am3d="http://schemas.microsoft.com/office/drawing/2017/model3d" xmlns:oel="http://schemas.microsoft.com/office/2019/extlst" xmlns:r="http://schemas.openxmlformats.org/officeDocument/2006/relationships" xmlns:wp14="http://schemas.microsoft.com/office/word/2010/wordprocessingDrawing" xmlns:wp="http://schemas.openxmlformats.org/drawingml/2006/wordprocessingDrawing" xmlns:wpg="http://schemas.microsoft.com/office/word/2010/wordprocessingGroup" xmlns:wpi="http://schemas.microsoft.com/office/word/2010/wordprocessingInk" xmlns:wps="http://schemas.microsoft.com/office/word/2010/wordprocessingShape" xmlns:o="urn:schemas-microsoft-com:office:office" xmlns:v="urn:schemas-microsoft-com:vml" xmlns:w10="urn:schemas-microsoft-com:office:word" xmlns:w="http://schemas.openxmlformats.org/wordprocessingml/2006/main" xmlns:w14="http://schemas.microsoft.com/office/word/2010/wordml" xmlns:w15="http://schemas.microsoft.com/office/word/2012/wordml" xmlns:w16cex="http://schemas.microsoft.com/office/word/2018/wordml/cex" xmlns:w16cid="http://schemas.microsoft.com/office/word/2016/wordml/cid" xmlns:w16="http://schemas.microsoft.com/office/word/2018/wordml" xmlns:w16sdtdh="http://schemas.microsoft.com/office/word/2020/wordml/sdtdatahash" xmlns:w16sdtfl="http://schemas.microsoft.com/office/word/2024/wordml/sdtformatlock" xmlns:w16se="http://schemas.microsoft.com/office/word/2015/wordml/symex" xmlns:w16du="http://schemas.microsoft.com/office/word/2023/wordml/word16du" xmlns:wne="http://schemas.microsoft.com/office/word/2006/wordml" mc:Ignorable="w14 w15 w16se w16cid w16 w16cex w16sdtdh w16sdtfl w16du wp14">
+<w:document xmlns:wpc="http://schemas.microsoft.com/office/word/2010/wordprocessingCanvas" xmlns:cx="http://schemas.microsoft.com/office/drawing/2014/chartex" xmlns:cx1="http://schemas.microsoft.com/office/drawing/2015/9/8/chartex" xmlns:cx2="http://schemas.microsoft.com/office/drawing/2015/10/21/chartex" xmlns:cx3="http://schemas.microsoft.com/office/drawing/2016/5/9/chartex" xmlns:cx4="http://schemas.microsoft.com/office/drawing/2016/5/10/chartex" xmlns:cx5="http://schemas.microsoft.com/office/drawing/2016/5/11/chartex" xmlns:cx6="http://schemas.microsoft.com/office/drawing/2016/5/12/chartex" xmlns:cx7="http://schemas.microsoft.com/office/drawing/2016/5/13/chartex" xmlns:cx8="http://schemas.microsoft.com/office/drawing/2016/5/14/chartex" xmlns:mc="http://schemas.openxmlformats.org/markup-compatibility/2006" xmlns:m="http://schemas.openxmlformats.org/officeDocument/2006/math" xmlns:aink="http://schemas.microsoft.com/office/drawing/2016/ink" xmlns:am3d="http://schemas.microsoft.com/office/drawing/2017/model3d" xmlns:oel="http://schemas.microsoft.com/office/2019/extlst" xmlns:r="http://schemas.openxmlformats.org/officeDocument/2006/relationships" xmlns:wp14="http://schemas.microsoft.com/office/word/2010/wordprocessingDrawing" xmlns:wp="http://schemas.openxmlformats.org/drawingml/2006/wordprocessingDrawing" xmlns:wpg="http://schemas.microsoft.com/office/word/2010/wordprocessingGroup" xmlns:wpi="http://schemas.microsoft.com/office/word/2010/wordprocessingInk" xmlns:wps="http://schemas.microsoft.com/office/word/2010/wordprocessingShape" xmlns:o="urn:schemas-microsoft-com:office:office" xmlns:v="urn:schemas-microsoft-com:vml" xmlns:w10="urn:schemas-microsoft-com:office:word" xmlns:w="http://schemas.openxmlformats.org/wordprocessingml/2006/main" xmlns:w14="http://schemas.microsoft.com/office/word/2010/wordml" xmlns:w15="http://schemas.microsoft.com/office/word/2012/wordml" xmlns:w16cei="http://schemas.microsoft.com/office/word/2026/wordml/cei" xmlns:w16cex="http://schemas.microsoft.com/office/word/2018/wordml/cex" xmlns:w16cid="http://schemas.microsoft.com/office/word/2016/wordml/cid" xmlns:w16="http://schemas.microsoft.com/office/word/2018/wordml" xmlns:w16sdtdh="http://schemas.microsoft.com/office/word/2020/wordml/sdtdatahash" xmlns:w16sdtfl="http://schemas.microsoft.com/office/word/2024/wordml/sdtformatlock" xmlns:w16se="http://schemas.microsoft.com/office/word/2015/wordml/symex" xmlns:w16du="http://schemas.microsoft.com/office/word/2023/wordml/word16du" xmlns:wne="http://schemas.microsoft.com/office/word/2006/wordml" mc:Ignorable="w14 w15 w16se w16cid w16 w16cex w16sdtdh w16sdtfl w16du wp14">
   <w:body>
     <w:p>
       <w:pPr>
@@ -561,7 +561,7 @@
         <w:tc>
           <w:tcPr>
             <w:tcW w:w="2070" w:type="dxa"/>
-            <w:shd w:val="clear" w:color="auto" w:fill="FFFFFF"/>
+            <w:shd w:val="clear" w:color="auto" w:fill="F5F5F5"/>
             <w:tcMar>
               <w:top w:w="80" w:type="dxa"/>
               <w:left w:w="120" w:type="dxa"/>
@@ -582,14 +582,14 @@
                 <w:sz w:val="18"/>
                 <w:szCs w:val="18"/>
               </w:rPr>
-              <w:t>Paulette Grey, MD</w:t>
+              <w:t>Don Pimpleton</w:t>
             </w:r>
           </w:p>
         </w:tc>
         <w:tc>
           <w:tcPr>
             <w:tcW w:w="1620" w:type="dxa"/>
-            <w:shd w:val="clear" w:color="auto" w:fill="FFFFFF"/>
+            <w:shd w:val="clear" w:color="auto" w:fill="F5F5F5"/>
             <w:tcMar>
               <w:top w:w="80" w:type="dxa"/>
               <w:left w:w="120" w:type="dxa"/>
@@ -604,20 +604,30 @@
                 <w:szCs w:val="18"/>
               </w:rPr>
             </w:pPr>
+            <w:proofErr w:type="spellStart"/>
             <w:r>
               <w:rPr>
                 <w:color w:val="1A1A1A"/>
                 <w:sz w:val="18"/>
                 <w:szCs w:val="18"/>
               </w:rPr>
-              <w:t>Clinical / EMS Advisory</w:t>
+              <w:t>GovTech</w:t>
+            </w:r>
+            <w:proofErr w:type="spellEnd"/>
+            <w:r>
+              <w:rPr>
+                <w:color w:val="1A1A1A"/>
+                <w:sz w:val="18"/>
+                <w:szCs w:val="18"/>
+              </w:rPr>
+              <w:t xml:space="preserve"> GTM / Fundraising</w:t>
             </w:r>
           </w:p>
         </w:tc>
         <w:tc>
           <w:tcPr>
             <w:tcW w:w="6750" w:type="dxa"/>
-            <w:shd w:val="clear" w:color="auto" w:fill="FFFFFF"/>
+            <w:shd w:val="clear" w:color="auto" w:fill="F5F5F5"/>
             <w:tcMar>
               <w:top w:w="80" w:type="dxa"/>
               <w:left w:w="120" w:type="dxa"/>
@@ -627,6 +637,7 @@
           </w:tcPr>
           <w:p>
             <w:pPr>
+              <w:spacing w:after="80"/>
               <w:rPr>
                 <w:sz w:val="18"/>
                 <w:szCs w:val="18"/>
@@ -638,7 +649,7 @@
                 <w:sz w:val="18"/>
                 <w:szCs w:val="18"/>
               </w:rPr>
-              <w:t>Clinical credibility, EMS and medical operations advisory, and outreach to emergency medical services agencies and first responder organizations</w:t>
+              <w:t>Government agency go-to-market strategy, public sector procurement navigation, AWS GovCloud and compliance architecture, AI platform product advisory, and investor readiness and fundraising narrative</w:t>
             </w:r>
           </w:p>
         </w:tc>
@@ -658,103 +669,6 @@
           <w:p>
             <w:pPr>
               <w:rPr>
-                <w:sz w:val="18"/>
-                <w:szCs w:val="18"/>
-              </w:rPr>
-            </w:pPr>
-            <w:r>
-              <w:rPr>
-                <w:color w:val="1A1A1A"/>
-                <w:sz w:val="18"/>
-                <w:szCs w:val="18"/>
-              </w:rPr>
-              <w:t>Don Pimpleton</w:t>
-            </w:r>
-          </w:p>
-        </w:tc>
-        <w:tc>
-          <w:tcPr>
-            <w:tcW w:w="1620" w:type="dxa"/>
-            <w:shd w:val="clear" w:color="auto" w:fill="F5F5F5"/>
-            <w:tcMar>
-              <w:top w:w="80" w:type="dxa"/>
-              <w:left w:w="120" w:type="dxa"/>
-              <w:bottom w:w="80" w:type="dxa"/>
-              <w:right w:w="120" w:type="dxa"/>
-            </w:tcMar>
-          </w:tcPr>
-          <w:p>
-            <w:pPr>
-              <w:rPr>
-                <w:sz w:val="18"/>
-                <w:szCs w:val="18"/>
-              </w:rPr>
-            </w:pPr>
-            <w:proofErr w:type="spellStart"/>
-            <w:r>
-              <w:rPr>
-                <w:color w:val="1A1A1A"/>
-                <w:sz w:val="18"/>
-                <w:szCs w:val="18"/>
-              </w:rPr>
-              <w:t>GovTech</w:t>
-            </w:r>
-            <w:proofErr w:type="spellEnd"/>
-            <w:r>
-              <w:rPr>
-                <w:color w:val="1A1A1A"/>
-                <w:sz w:val="18"/>
-                <w:szCs w:val="18"/>
-              </w:rPr>
-              <w:t xml:space="preserve"> GTM / Fundraising</w:t>
-            </w:r>
-          </w:p>
-        </w:tc>
-        <w:tc>
-          <w:tcPr>
-            <w:tcW w:w="6750" w:type="dxa"/>
-            <w:shd w:val="clear" w:color="auto" w:fill="F5F5F5"/>
-            <w:tcMar>
-              <w:top w:w="80" w:type="dxa"/>
-              <w:left w:w="120" w:type="dxa"/>
-              <w:bottom w:w="80" w:type="dxa"/>
-              <w:right w:w="120" w:type="dxa"/>
-            </w:tcMar>
-          </w:tcPr>
-          <w:p>
-            <w:pPr>
-              <w:spacing w:after="80"/>
-              <w:rPr>
-                <w:sz w:val="18"/>
-                <w:szCs w:val="18"/>
-              </w:rPr>
-            </w:pPr>
-            <w:r>
-              <w:rPr>
-                <w:color w:val="1A1A1A"/>
-                <w:sz w:val="18"/>
-                <w:szCs w:val="18"/>
-              </w:rPr>
-              <w:t>Government agency go-to-market strategy, public sector procurement navigation, AWS GovCloud and compliance architecture, AI platform product advisory, and investor readiness and fundraising narrative</w:t>
-            </w:r>
-          </w:p>
-        </w:tc>
-      </w:tr>
-      <w:tr>
-        <w:tc>
-          <w:tcPr>
-            <w:tcW w:w="2070" w:type="dxa"/>
-            <w:shd w:val="clear" w:color="auto" w:fill="F5F5F5"/>
-            <w:tcMar>
-              <w:top w:w="80" w:type="dxa"/>
-              <w:left w:w="120" w:type="dxa"/>
-              <w:bottom w:w="80" w:type="dxa"/>
-              <w:right w:w="120" w:type="dxa"/>
-            </w:tcMar>
-          </w:tcPr>
-          <w:p>
-            <w:pPr>
-              <w:rPr>
                 <w:color w:val="000000" w:themeColor="text1"/>
                 <w:sz w:val="18"/>
                 <w:szCs w:val="18"/>
@@ -952,6 +866,14 @@
     <w:p>
       <w:pPr>
         <w:spacing w:after="80"/>
+      </w:pPr>
+    </w:p>
+    <w:p>
+      <w:pPr>
+        <w:spacing w:before="240" w:after="120"/>
+        <w:rPr>
+          <w:color w:val="1A1A1A"/>
+        </w:rPr>
       </w:pPr>
     </w:p>
     <w:p>
@@ -6640,7 +6562,16 @@
                 <w:sz w:val="18"/>
                 <w:szCs w:val="18"/>
               </w:rPr>
-              <w:t>5.</w:t>
+              <w:t>7</w:t>
+            </w:r>
+            <w:r>
+              <w:rPr>
+                <w:rStyle w:val="Strong"/>
+                <w:color w:val="000000"/>
+                <w:sz w:val="18"/>
+                <w:szCs w:val="18"/>
+              </w:rPr>
+              <w:t>.</w:t>
             </w:r>
             <w:r>
               <w:rPr>
@@ -7430,7 +7361,7 @@
               <w:rPr>
                 <w:rStyle w:val="Strong"/>
               </w:rPr>
-              <w:t>$50 million</w:t>
+              <w:t>$75 million</w:t>
             </w:r>
             <w:r>
               <w:rPr>
@@ -7451,7 +7382,7 @@
               <w:rPr>
                 <w:rStyle w:val="Strong"/>
               </w:rPr>
-              <w:t>$75 million</w:t>
+              <w:t>$100 million</w:t>
             </w:r>
           </w:p>
         </w:tc>
@@ -7470,13 +7401,7 @@
               <w:rPr>
                 <w:rStyle w:val="Strong"/>
               </w:rPr>
-              <w:t>6.</w:t>
-            </w:r>
-            <w:r>
-              <w:rPr>
-                <w:rStyle w:val="Strong"/>
-              </w:rPr>
-              <w:t>5</w:t>
+              <w:t>8.0</w:t>
             </w:r>
             <w:r>
               <w:rPr>
@@ -7502,7 +7427,7 @@
               <w:contextualSpacing/>
             </w:pPr>
             <w:r>
-              <w:t>Sale value of at least</w:t>
+              <w:t>Sale value of</w:t>
             </w:r>
             <w:r>
               <w:rPr>
@@ -7514,28 +7439,7 @@
               <w:rPr>
                 <w:rStyle w:val="Strong"/>
               </w:rPr>
-              <w:t>$75 million</w:t>
-            </w:r>
-            <w:r>
-              <w:rPr>
-                <w:rStyle w:val="apple-converted-space"/>
-              </w:rPr>
-              <w:t> </w:t>
-            </w:r>
-            <w:r>
-              <w:t>but less than</w:t>
-            </w:r>
-            <w:r>
-              <w:rPr>
-                <w:rStyle w:val="apple-converted-space"/>
-              </w:rPr>
-              <w:t> </w:t>
-            </w:r>
-            <w:r>
-              <w:rPr>
-                <w:rStyle w:val="Strong"/>
-              </w:rPr>
-              <w:t>$100 million</w:t>
+              <w:t>$100 million or more</w:t>
             </w:r>
           </w:p>
         </w:tc>
@@ -7554,69 +7458,6 @@
               <w:rPr>
                 <w:rStyle w:val="Strong"/>
               </w:rPr>
-              <w:t>7.</w:t>
-            </w:r>
-            <w:r>
-              <w:rPr>
-                <w:rStyle w:val="Strong"/>
-              </w:rPr>
-              <w:t>5</w:t>
-            </w:r>
-            <w:r>
-              <w:rPr>
-                <w:rStyle w:val="Strong"/>
-              </w:rPr>
-              <w:t>%</w:t>
-            </w:r>
-          </w:p>
-        </w:tc>
-      </w:tr>
-      <w:tr>
-        <w:trPr>
-          <w:tblCellSpacing w:w="15" w:type="dxa"/>
-        </w:trPr>
-        <w:tc>
-          <w:tcPr>
-            <w:tcW w:w="0" w:type="auto"/>
-            <w:vAlign w:val="center"/>
-            <w:hideMark/>
-          </w:tcPr>
-          <w:p>
-            <w:pPr>
-              <w:contextualSpacing/>
-            </w:pPr>
-            <w:r>
-              <w:t>Sale value of</w:t>
-            </w:r>
-            <w:r>
-              <w:rPr>
-                <w:rStyle w:val="apple-converted-space"/>
-              </w:rPr>
-              <w:t> </w:t>
-            </w:r>
-            <w:r>
-              <w:rPr>
-                <w:rStyle w:val="Strong"/>
-              </w:rPr>
-              <w:t>$100 million or more</w:t>
-            </w:r>
-          </w:p>
-        </w:tc>
-        <w:tc>
-          <w:tcPr>
-            <w:tcW w:w="0" w:type="auto"/>
-            <w:vAlign w:val="center"/>
-            <w:hideMark/>
-          </w:tcPr>
-          <w:p>
-            <w:pPr>
-              <w:contextualSpacing/>
-              <w:jc w:val="center"/>
-            </w:pPr>
-            <w:r>
-              <w:rPr>
-                <w:rStyle w:val="Strong"/>
-              </w:rPr>
               <w:t>8.</w:t>
             </w:r>
             <w:r>
@@ -7716,7 +7557,7 @@
           <w:sz w:val="20"/>
           <w:szCs w:val="20"/>
         </w:rPr>
-        <w:t>not additional percentages on top of the 5.00% base equity grant</w:t>
+        <w:t>not additional percentages on top of the base equity grant</w:t>
       </w:r>
       <w:r>
         <w:rPr>
@@ -8229,7 +8070,6 @@
         <w:rPr>
           <w:color w:val="1A1A1A"/>
         </w:rPr>
-        <w:lastRenderedPageBreak/>
         <w:t>Participate in at least one external industry or market-facing activity (event, association, or conference)</w:t>
       </w:r>
     </w:p>
@@ -10726,7 +10566,7 @@
 </file>
 
 <file path=word/endnotes.xml><?xml version="1.0" encoding="utf-8"?>
-<w:endnotes xmlns:wpc="http://schemas.microsoft.com/office/word/2010/wordprocessingCanvas" xmlns:cx="http://schemas.microsoft.com/office/drawing/2014/chartex" xmlns:cx1="http://schemas.microsoft.com/office/drawing/2015/9/8/chartex" xmlns:cx2="http://schemas.microsoft.com/office/drawing/2015/10/21/chartex" xmlns:cx3="http://schemas.microsoft.com/office/drawing/2016/5/9/chartex" xmlns:cx4="http://schemas.microsoft.com/office/drawing/2016/5/10/chartex" xmlns:cx5="http://schemas.microsoft.com/office/drawing/2016/5/11/chartex" xmlns:cx6="http://schemas.microsoft.com/office/drawing/2016/5/12/chartex" xmlns:cx7="http://schemas.microsoft.com/office/drawing/2016/5/13/chartex" xmlns:cx8="http://schemas.microsoft.com/office/drawing/2016/5/14/chartex" xmlns:mc="http://schemas.openxmlformats.org/markup-compatibility/2006" xmlns:m="http://schemas.openxmlformats.org/officeDocument/2006/math" xmlns:aink="http://schemas.microsoft.com/office/drawing/2016/ink" xmlns:am3d="http://schemas.microsoft.com/office/drawing/2017/model3d" xmlns:oel="http://schemas.microsoft.com/office/2019/extlst" xmlns:r="http://schemas.openxmlformats.org/officeDocument/2006/relationships" xmlns:wp14="http://schemas.microsoft.com/office/word/2010/wordprocessingDrawing" xmlns:wp="http://schemas.openxmlformats.org/drawingml/2006/wordprocessingDrawing" xmlns:wpg="http://schemas.microsoft.com/office/word/2010/wordprocessingGroup" xmlns:wpi="http://schemas.microsoft.com/office/word/2010/wordprocessingInk" xmlns:wps="http://schemas.microsoft.com/office/word/2010/wordprocessingShape" xmlns:o="urn:schemas-microsoft-com:office:office" xmlns:v="urn:schemas-microsoft-com:vml" xmlns:w10="urn:schemas-microsoft-com:office:word" xmlns:w="http://schemas.openxmlformats.org/wordprocessingml/2006/main" xmlns:w14="http://schemas.microsoft.com/office/word/2010/wordml" xmlns:w15="http://schemas.microsoft.com/office/word/2012/wordml" xmlns:w16cex="http://schemas.microsoft.com/office/word/2018/wordml/cex" xmlns:w16cid="http://schemas.microsoft.com/office/word/2016/wordml/cid" xmlns:w16="http://schemas.microsoft.com/office/word/2018/wordml" xmlns:w16sdtdh="http://schemas.microsoft.com/office/word/2020/wordml/sdtdatahash" xmlns:w16sdtfl="http://schemas.microsoft.com/office/word/2024/wordml/sdtformatlock" xmlns:w16se="http://schemas.microsoft.com/office/word/2015/wordml/symex" xmlns:w16du="http://schemas.microsoft.com/office/word/2023/wordml/word16du" xmlns:wne="http://schemas.microsoft.com/office/word/2006/wordml" mc:Ignorable="w14 w15 w16se w16cid w16 w16cex w16sdtdh w16sdtfl w16du wp14">
+<w:endnotes xmlns:wpc="http://schemas.microsoft.com/office/word/2010/wordprocessingCanvas" xmlns:cx="http://schemas.microsoft.com/office/drawing/2014/chartex" xmlns:cx1="http://schemas.microsoft.com/office/drawing/2015/9/8/chartex" xmlns:cx2="http://schemas.microsoft.com/office/drawing/2015/10/21/chartex" xmlns:cx3="http://schemas.microsoft.com/office/drawing/2016/5/9/chartex" xmlns:cx4="http://schemas.microsoft.com/office/drawing/2016/5/10/chartex" xmlns:cx5="http://schemas.microsoft.com/office/drawing/2016/5/11/chartex" xmlns:cx6="http://schemas.microsoft.com/office/drawing/2016/5/12/chartex" xmlns:cx7="http://schemas.microsoft.com/office/drawing/2016/5/13/chartex" xmlns:cx8="http://schemas.microsoft.com/office/drawing/2016/5/14/chartex" xmlns:mc="http://schemas.openxmlformats.org/markup-compatibility/2006" xmlns:m="http://schemas.openxmlformats.org/officeDocument/2006/math" xmlns:aink="http://schemas.microsoft.com/office/drawing/2016/ink" xmlns:am3d="http://schemas.microsoft.com/office/drawing/2017/model3d" xmlns:oel="http://schemas.microsoft.com/office/2019/extlst" xmlns:r="http://schemas.openxmlformats.org/officeDocument/2006/relationships" xmlns:wp14="http://schemas.microsoft.com/office/word/2010/wordprocessingDrawing" xmlns:wp="http://schemas.openxmlformats.org/drawingml/2006/wordprocessingDrawing" xmlns:wpg="http://schemas.microsoft.com/office/word/2010/wordprocessingGroup" xmlns:wpi="http://schemas.microsoft.com/office/word/2010/wordprocessingInk" xmlns:wps="http://schemas.microsoft.com/office/word/2010/wordprocessingShape" xmlns:o="urn:schemas-microsoft-com:office:office" xmlns:v="urn:schemas-microsoft-com:vml" xmlns:w10="urn:schemas-microsoft-com:office:word" xmlns:w="http://schemas.openxmlformats.org/wordprocessingml/2006/main" xmlns:w14="http://schemas.microsoft.com/office/word/2010/wordml" xmlns:w15="http://schemas.microsoft.com/office/word/2012/wordml" xmlns:w16cei="http://schemas.microsoft.com/office/word/2026/wordml/cei" xmlns:w16cex="http://schemas.microsoft.com/office/word/2018/wordml/cex" xmlns:w16cid="http://schemas.microsoft.com/office/word/2016/wordml/cid" xmlns:w16="http://schemas.microsoft.com/office/word/2018/wordml" xmlns:w16sdtdh="http://schemas.microsoft.com/office/word/2020/wordml/sdtdatahash" xmlns:w16sdtfl="http://schemas.microsoft.com/office/word/2024/wordml/sdtformatlock" xmlns:w16se="http://schemas.microsoft.com/office/word/2015/wordml/symex" xmlns:w16du="http://schemas.microsoft.com/office/word/2023/wordml/word16du" xmlns:wne="http://schemas.microsoft.com/office/word/2006/wordml" mc:Ignorable="w14 w15 w16se w16cid w16 w16cex w16sdtdh w16sdtfl w16du wp14">
   <w:endnote w:type="separator" w:id="-1">
     <w:p>
       <w:r>
@@ -10745,7 +10585,7 @@
 </file>
 
 <file path=word/footnotes.xml><?xml version="1.0" encoding="utf-8"?>
-<w:footnotes xmlns:wpc="http://schemas.microsoft.com/office/word/2010/wordprocessingCanvas" xmlns:cx="http://schemas.microsoft.com/office/drawing/2014/chartex" xmlns:cx1="http://schemas.microsoft.com/office/drawing/2015/9/8/chartex" xmlns:cx2="http://schemas.microsoft.com/office/drawing/2015/10/21/chartex" xmlns:cx3="http://schemas.microsoft.com/office/drawing/2016/5/9/chartex" xmlns:cx4="http://schemas.microsoft.com/office/drawing/2016/5/10/chartex" xmlns:cx5="http://schemas.microsoft.com/office/drawing/2016/5/11/chartex" xmlns:cx6="http://schemas.microsoft.com/office/drawing/2016/5/12/chartex" xmlns:cx7="http://schemas.microsoft.com/office/drawing/2016/5/13/chartex" xmlns:cx8="http://schemas.microsoft.com/office/drawing/2016/5/14/chartex" xmlns:mc="http://schemas.openxmlformats.org/markup-compatibility/2006" xmlns:m="http://schemas.openxmlformats.org/officeDocument/2006/math" xmlns:aink="http://schemas.microsoft.com/office/drawing/2016/ink" xmlns:am3d="http://schemas.microsoft.com/office/drawing/2017/model3d" xmlns:oel="http://schemas.microsoft.com/office/2019/extlst" xmlns:r="http://schemas.openxmlformats.org/officeDocument/2006/relationships" xmlns:wp14="http://schemas.microsoft.com/office/word/2010/wordprocessingDrawing" xmlns:wp="http://schemas.openxmlformats.org/drawingml/2006/wordprocessingDrawing" xmlns:wpg="http://schemas.microsoft.com/office/word/2010/wordprocessingGroup" xmlns:wpi="http://schemas.microsoft.com/office/word/2010/wordprocessingInk" xmlns:wps="http://schemas.microsoft.com/office/word/2010/wordprocessingShape" xmlns:o="urn:schemas-microsoft-com:office:office" xmlns:v="urn:schemas-microsoft-com:vml" xmlns:w10="urn:schemas-microsoft-com:office:word" xmlns:w="http://schemas.openxmlformats.org/wordprocessingml/2006/main" xmlns:w14="http://schemas.microsoft.com/office/word/2010/wordml" xmlns:w15="http://schemas.microsoft.com/office/word/2012/wordml" xmlns:w16cex="http://schemas.microsoft.com/office/word/2018/wordml/cex" xmlns:w16cid="http://schemas.microsoft.com/office/word/2016/wordml/cid" xmlns:w16="http://schemas.microsoft.com/office/word/2018/wordml" xmlns:w16sdtdh="http://schemas.microsoft.com/office/word/2020/wordml/sdtdatahash" xmlns:w16sdtfl="http://schemas.microsoft.com/office/word/2024/wordml/sdtformatlock" xmlns:w16se="http://schemas.microsoft.com/office/word/2015/wordml/symex" xmlns:w16du="http://schemas.microsoft.com/office/word/2023/wordml/word16du" xmlns:wne="http://schemas.microsoft.com/office/word/2006/wordml" mc:Ignorable="w14 w15 w16se w16cid w16 w16cex w16sdtdh w16sdtfl w16du wp14">
+<w:footnotes xmlns:wpc="http://schemas.microsoft.com/office/word/2010/wordprocessingCanvas" xmlns:cx="http://schemas.microsoft.com/office/drawing/2014/chartex" xmlns:cx1="http://schemas.microsoft.com/office/drawing/2015/9/8/chartex" xmlns:cx2="http://schemas.microsoft.com/office/drawing/2015/10/21/chartex" xmlns:cx3="http://schemas.microsoft.com/office/drawing/2016/5/9/chartex" xmlns:cx4="http://schemas.microsoft.com/office/drawing/2016/5/10/chartex" xmlns:cx5="http://schemas.microsoft.com/office/drawing/2016/5/11/chartex" xmlns:cx6="http://schemas.microsoft.com/office/drawing/2016/5/12/chartex" xmlns:cx7="http://schemas.microsoft.com/office/drawing/2016/5/13/chartex" xmlns:cx8="http://schemas.microsoft.com/office/drawing/2016/5/14/chartex" xmlns:mc="http://schemas.openxmlformats.org/markup-compatibility/2006" xmlns:m="http://schemas.openxmlformats.org/officeDocument/2006/math" xmlns:aink="http://schemas.microsoft.com/office/drawing/2016/ink" xmlns:am3d="http://schemas.microsoft.com/office/drawing/2017/model3d" xmlns:oel="http://schemas.microsoft.com/office/2019/extlst" xmlns:r="http://schemas.openxmlformats.org/officeDocument/2006/relationships" xmlns:wp14="http://schemas.microsoft.com/office/word/2010/wordprocessingDrawing" xmlns:wp="http://schemas.openxmlformats.org/drawingml/2006/wordprocessingDrawing" xmlns:wpg="http://schemas.microsoft.com/office/word/2010/wordprocessingGroup" xmlns:wpi="http://schemas.microsoft.com/office/word/2010/wordprocessingInk" xmlns:wps="http://schemas.microsoft.com/office/word/2010/wordprocessingShape" xmlns:o="urn:schemas-microsoft-com:office:office" xmlns:v="urn:schemas-microsoft-com:vml" xmlns:w10="urn:schemas-microsoft-com:office:word" xmlns:w="http://schemas.openxmlformats.org/wordprocessingml/2006/main" xmlns:w14="http://schemas.microsoft.com/office/word/2010/wordml" xmlns:w15="http://schemas.microsoft.com/office/word/2012/wordml" xmlns:w16cei="http://schemas.microsoft.com/office/word/2026/wordml/cei" xmlns:w16cex="http://schemas.microsoft.com/office/word/2018/wordml/cex" xmlns:w16cid="http://schemas.microsoft.com/office/word/2016/wordml/cid" xmlns:w16="http://schemas.microsoft.com/office/word/2018/wordml" xmlns:w16sdtdh="http://schemas.microsoft.com/office/word/2020/wordml/sdtdatahash" xmlns:w16sdtfl="http://schemas.microsoft.com/office/word/2024/wordml/sdtformatlock" xmlns:w16se="http://schemas.microsoft.com/office/word/2015/wordml/symex" xmlns:w16du="http://schemas.microsoft.com/office/word/2023/wordml/word16du" xmlns:wne="http://schemas.microsoft.com/office/word/2006/wordml" mc:Ignorable="w14 w15 w16se w16cid w16 w16cex w16sdtdh w16sdtfl w16du wp14">
   <w:footnote w:type="separator" w:id="-1">
     <w:p>
       <w:r>
@@ -10764,7 +10604,7 @@
 </file>
 
 <file path=word/numbering.xml><?xml version="1.0" encoding="utf-8"?>
-<w:numbering xmlns:wpc="http://schemas.microsoft.com/office/word/2010/wordprocessingCanvas" xmlns:cx="http://schemas.microsoft.com/office/drawing/2014/chartex" xmlns:cx1="http://schemas.microsoft.com/office/drawing/2015/9/8/chartex" xmlns:cx2="http://schemas.microsoft.com/office/drawing/2015/10/21/chartex" xmlns:cx3="http://schemas.microsoft.com/office/drawing/2016/5/9/chartex" xmlns:cx4="http://schemas.microsoft.com/office/drawing/2016/5/10/chartex" xmlns:cx5="http://schemas.microsoft.com/office/drawing/2016/5/11/chartex" xmlns:cx6="http://schemas.microsoft.com/office/drawing/2016/5/12/chartex" xmlns:cx7="http://schemas.microsoft.com/office/drawing/2016/5/13/chartex" xmlns:cx8="http://schemas.microsoft.com/office/drawing/2016/5/14/chartex" xmlns:mc="http://schemas.openxmlformats.org/markup-compatibility/2006" xmlns:m="http://schemas.openxmlformats.org/officeDocument/2006/math" xmlns:aink="http://schemas.microsoft.com/office/drawing/2016/ink" xmlns:am3d="http://schemas.microsoft.com/office/drawing/2017/model3d" xmlns:oel="http://schemas.microsoft.com/office/2019/extlst" xmlns:r="http://schemas.openxmlformats.org/officeDocument/2006/relationships" xmlns:wp14="http://schemas.microsoft.com/office/word/2010/wordprocessingDrawing" xmlns:wp="http://schemas.openxmlformats.org/drawingml/2006/wordprocessingDrawing" xmlns:wpg="http://schemas.microsoft.com/office/word/2010/wordprocessingGroup" xmlns:wpi="http://schemas.microsoft.com/office/word/2010/wordprocessingInk" xmlns:wps="http://schemas.microsoft.com/office/word/2010/wordprocessingShape" xmlns:o="urn:schemas-microsoft-com:office:office" xmlns:v="urn:schemas-microsoft-com:vml" xmlns:w10="urn:schemas-microsoft-com:office:word" xmlns:w="http://schemas.openxmlformats.org/wordprocessingml/2006/main" xmlns:w14="http://schemas.microsoft.com/office/word/2010/wordml" xmlns:w15="http://schemas.microsoft.com/office/word/2012/wordml" xmlns:w16cex="http://schemas.microsoft.com/office/word/2018/wordml/cex" xmlns:w16cid="http://schemas.microsoft.com/office/word/2016/wordml/cid" xmlns:w16="http://schemas.microsoft.com/office/word/2018/wordml" xmlns:w16sdtdh="http://schemas.microsoft.com/office/word/2020/wordml/sdtdatahash" xmlns:w16sdtfl="http://schemas.microsoft.com/office/word/2024/wordml/sdtformatlock" xmlns:w16se="http://schemas.microsoft.com/office/word/2015/wordml/symex" xmlns:w16du="http://schemas.microsoft.com/office/word/2023/wordml/word16du" xmlns:wne="http://schemas.microsoft.com/office/word/2006/wordml" mc:Ignorable="w14 w15 w16se w16cid w16 w16cex w16sdtdh w16sdtfl w16du wp14">
+<w:numbering xmlns:wpc="http://schemas.microsoft.com/office/word/2010/wordprocessingCanvas" xmlns:cx="http://schemas.microsoft.com/office/drawing/2014/chartex" xmlns:cx1="http://schemas.microsoft.com/office/drawing/2015/9/8/chartex" xmlns:cx2="http://schemas.microsoft.com/office/drawing/2015/10/21/chartex" xmlns:cx3="http://schemas.microsoft.com/office/drawing/2016/5/9/chartex" xmlns:cx4="http://schemas.microsoft.com/office/drawing/2016/5/10/chartex" xmlns:cx5="http://schemas.microsoft.com/office/drawing/2016/5/11/chartex" xmlns:cx6="http://schemas.microsoft.com/office/drawing/2016/5/12/chartex" xmlns:cx7="http://schemas.microsoft.com/office/drawing/2016/5/13/chartex" xmlns:cx8="http://schemas.microsoft.com/office/drawing/2016/5/14/chartex" xmlns:mc="http://schemas.openxmlformats.org/markup-compatibility/2006" xmlns:m="http://schemas.openxmlformats.org/officeDocument/2006/math" xmlns:aink="http://schemas.microsoft.com/office/drawing/2016/ink" xmlns:am3d="http://schemas.microsoft.com/office/drawing/2017/model3d" xmlns:oel="http://schemas.microsoft.com/office/2019/extlst" xmlns:r="http://schemas.openxmlformats.org/officeDocument/2006/relationships" xmlns:wp14="http://schemas.microsoft.com/office/word/2010/wordprocessingDrawing" xmlns:wp="http://schemas.openxmlformats.org/drawingml/2006/wordprocessingDrawing" xmlns:wpg="http://schemas.microsoft.com/office/word/2010/wordprocessingGroup" xmlns:wpi="http://schemas.microsoft.com/office/word/2010/wordprocessingInk" xmlns:wps="http://schemas.microsoft.com/office/word/2010/wordprocessingShape" xmlns:o="urn:schemas-microsoft-com:office:office" xmlns:v="urn:schemas-microsoft-com:vml" xmlns:w10="urn:schemas-microsoft-com:office:word" xmlns:w="http://schemas.openxmlformats.org/wordprocessingml/2006/main" xmlns:w14="http://schemas.microsoft.com/office/word/2010/wordml" xmlns:w15="http://schemas.microsoft.com/office/word/2012/wordml" xmlns:w16cei="http://schemas.microsoft.com/office/word/2026/wordml/cei" xmlns:w16cex="http://schemas.microsoft.com/office/word/2018/wordml/cex" xmlns:w16cid="http://schemas.microsoft.com/office/word/2016/wordml/cid" xmlns:w16="http://schemas.microsoft.com/office/word/2018/wordml" xmlns:w16sdtdh="http://schemas.microsoft.com/office/word/2020/wordml/sdtdatahash" xmlns:w16sdtfl="http://schemas.microsoft.com/office/word/2024/wordml/sdtformatlock" xmlns:w16se="http://schemas.microsoft.com/office/word/2015/wordml/symex" xmlns:w16du="http://schemas.microsoft.com/office/word/2023/wordml/word16du" xmlns:wne="http://schemas.microsoft.com/office/word/2006/wordml" mc:Ignorable="w14 w15 w16se w16cid w16 w16cex w16sdtdh w16sdtfl w16du wp14">
   <w:abstractNum w:abstractNumId="0" w15:restartNumberingAfterBreak="0">
     <w:nsid w:val="552A7AAE"/>
     <w:multiLevelType w:val="hybridMultilevel"/>
